--- a/강의정리/N049/N049_CI테스트와_staging환경(ci-staging).docx
+++ b/강의정리/N049/N049_CI테스트와_staging환경(ci-staging).docx
@@ -63,7 +63,7 @@
           <w:sz w:val="18"/>
           <w:szCs w:val="18"/>
         </w:rPr>
-        <w:t xml:space="preserve">버전 1.0 · 2026-10-23</w:t>
+        <w:t xml:space="preserve">버전 1.1 · 2026-10-23 (실습 결과 반영)</w:t>
       </w:r>
     </w:p>
     <w:p>
@@ -3547,7 +3547,29 @@
           <w:sz w:val="21"/>
           <w:szCs w:val="21"/>
         </w:rPr>
-        <w:t xml:space="preserve">함수 이름과 `assert` 줄만 보면 테스트가 무엇을 지키는지</w:t>
+        <w:t xml:space="preserve">함수 이름과 </w:t>
+      </w:r>
+      <w:r>
+        <w:rPr>
+          <w:rFonts w:ascii="Consolas" w:cs="Consolas" w:eastAsia="Consolas" w:hAnsi="Consolas"/>
+          <w:b/>
+          <w:bCs/>
+          <w:color w:val="B02A4A"/>
+          <w:sz w:val="21"/>
+          <w:szCs w:val="21"/>
+        </w:rPr>
+        <w:t xml:space="preserve">assert</w:t>
+      </w:r>
+      <w:r>
+        <w:rPr>
+          <w:rFonts w:ascii="맑은 고딕" w:cs="맑은 고딕" w:eastAsia="맑은 고딕" w:hAnsi="맑은 고딕"/>
+          <w:b/>
+          <w:bCs/>
+          <w:color w:val="222222"/>
+          <w:sz w:val="21"/>
+          <w:szCs w:val="21"/>
+        </w:rPr>
+        <w:t xml:space="preserve"> 줄만 보면 테스트가 무엇을 지키는지</w:t>
       </w:r>
       <w:r>
         <w:rPr>
@@ -5191,14 +5213,14 @@
       </w:r>
       <w:r>
         <w:rPr>
-          <w:rFonts w:ascii="맑은 고딕" w:cs="맑은 고딕" w:eastAsia="맑은 고딕" w:hAnsi="맑은 고딕"/>
+          <w:rFonts w:ascii="Consolas" w:cs="Consolas" w:eastAsia="Consolas" w:hAnsi="Consolas"/>
           <w:b/>
           <w:bCs/>
-          <w:color w:val="222222"/>
-          <w:sz w:val="21"/>
-          <w:szCs w:val="21"/>
-        </w:rPr>
-        <w:t xml:space="preserve">`10 passed`</w:t>
+          <w:color w:val="B02A4A"/>
+          <w:sz w:val="21"/>
+          <w:szCs w:val="21"/>
+        </w:rPr>
+        <w:t xml:space="preserve">10 passed</w:t>
       </w:r>
       <w:r>
         <w:rPr>
@@ -5547,14 +5569,14 @@
       </w:r>
       <w:r>
         <w:rPr>
-          <w:rFonts w:ascii="맑은 고딕" w:cs="맑은 고딕" w:eastAsia="맑은 고딕" w:hAnsi="맑은 고딕"/>
+          <w:rFonts w:ascii="Consolas" w:cs="Consolas" w:eastAsia="Consolas" w:hAnsi="Consolas"/>
           <w:b/>
           <w:bCs/>
-          <w:color w:val="222222"/>
-          <w:sz w:val="21"/>
-          <w:szCs w:val="21"/>
-        </w:rPr>
-        <w:t xml:space="preserve">`11 passed`</w:t>
+          <w:color w:val="B02A4A"/>
+          <w:sz w:val="21"/>
+          <w:szCs w:val="21"/>
+        </w:rPr>
+        <w:t xml:space="preserve">11 passed</w:t>
       </w:r>
       <w:r>
         <w:rPr>
@@ -7179,6 +7201,285 @@
         <w:t xml:space="preserve"> 아래에 있어야 하고, 교안의 내용과 액션 버전은 임의로 바꾸지 않는다.</w:t>
       </w:r>
     </w:p>
+    <w:tbl>
+      <w:tblPr>
+        <w:tblW w:type="pct" w:w="100%"/>
+        <w:tblBorders>
+          <w:top w:val="single" w:color="3FB872" w:sz="4"/>
+          <w:left w:val="single" w:color="3FB872" w:sz="30"/>
+          <w:bottom w:val="single" w:color="3FB872" w:sz="4"/>
+          <w:right w:val="single" w:color="3FB872" w:sz="4"/>
+          <w:insideH w:val="none"/>
+          <w:insideV w:val="none"/>
+        </w:tblBorders>
+      </w:tblPr>
+      <w:tblGrid>
+        <w:gridCol w:w="9360"/>
+      </w:tblGrid>
+      <w:tr>
+        <w:trPr>
+          <w:cantSplit/>
+        </w:trPr>
+        <w:tc>
+          <w:tcPr>
+            <w:tcW w:type="dxa" w:w="9360"/>
+            <w:shd w:fill="EAFAF0" w:color="auto" w:val="clear"/>
+            <w:tcMar>
+              <w:top w:type="dxa" w:w="120"/>
+              <w:left w:type="dxa" w:w="160"/>
+              <w:bottom w:type="dxa" w:w="120"/>
+              <w:right w:type="dxa" w:w="160"/>
+            </w:tcMar>
+          </w:tcPr>
+          <w:p>
+            <w:pPr>
+              <w:spacing w:after="0" w:line="288"/>
+            </w:pPr>
+            <w:r>
+              <w:rPr>
+                <w:rFonts w:ascii="맑은 고딕" w:cs="맑은 고딕" w:eastAsia="맑은 고딕" w:hAnsi="맑은 고딕"/>
+                <w:b/>
+                <w:bCs/>
+                <w:color w:val="3FB872"/>
+                <w:sz w:val="21"/>
+                <w:szCs w:val="21"/>
+              </w:rPr>
+              <w:t xml:space="preserve">🧪 예제</w:t>
+            </w:r>
+          </w:p>
+          <w:p>
+            <w:pPr>
+              <w:spacing w:after="0" w:line="288"/>
+            </w:pPr>
+            <w:r>
+              <w:rPr>
+                <w:rFonts w:ascii="맑은 고딕" w:cs="맑은 고딕" w:eastAsia="맑은 고딕" w:hAnsi="맑은 고딕"/>
+                <w:b w:val="false"/>
+                <w:bCs w:val="false"/>
+                <w:color w:val="222222"/>
+                <w:sz w:val="21"/>
+                <w:szCs w:val="21"/>
+              </w:rPr>
+              <w:t xml:space="preserve">[실습 확인] 실제로 해 보니 이 CI는 </w:t>
+            </w:r>
+            <w:r>
+              <w:rPr>
+                <w:rFonts w:ascii="맑은 고딕" w:cs="맑은 고딕" w:eastAsia="맑은 고딕" w:hAnsi="맑은 고딕"/>
+                <w:b/>
+                <w:bCs/>
+                <w:color w:val="222222"/>
+                <w:sz w:val="21"/>
+                <w:szCs w:val="21"/>
+              </w:rPr>
+              <w:t xml:space="preserve">첫 실행에서 실패</w:t>
+            </w:r>
+            <w:r>
+              <w:rPr>
+                <w:rFonts w:ascii="맑은 고딕" w:cs="맑은 고딕" w:eastAsia="맑은 고딕" w:hAnsi="맑은 고딕"/>
+                <w:b w:val="false"/>
+                <w:bCs w:val="false"/>
+                <w:color w:val="222222"/>
+                <w:sz w:val="21"/>
+                <w:szCs w:val="21"/>
+              </w:rPr>
+              <w:t xml:space="preserve">했다. 로그는 </w:t>
+            </w:r>
+            <w:r>
+              <w:rPr>
+                <w:rFonts w:ascii="Consolas" w:cs="Consolas" w:eastAsia="Consolas" w:hAnsi="Consolas"/>
+                <w:b w:val="false"/>
+                <w:bCs w:val="false"/>
+                <w:color w:val="B02A4A"/>
+                <w:sz w:val="21"/>
+                <w:szCs w:val="21"/>
+              </w:rPr>
+              <w:t xml:space="preserve">ModuleNotFoundError: No module named 'app'</w:t>
+            </w:r>
+            <w:r>
+              <w:rPr>
+                <w:rFonts w:ascii="맑은 고딕" w:cs="맑은 고딕" w:eastAsia="맑은 고딕" w:hAnsi="맑은 고딕"/>
+                <w:b w:val="false"/>
+                <w:bCs w:val="false"/>
+                <w:color w:val="222222"/>
+                <w:sz w:val="21"/>
+                <w:szCs w:val="21"/>
+              </w:rPr>
+              <w:t xml:space="preserve">. CI 러너에서 </w:t>
+            </w:r>
+            <w:r>
+              <w:rPr>
+                <w:rFonts w:ascii="Consolas" w:cs="Consolas" w:eastAsia="Consolas" w:hAnsi="Consolas"/>
+                <w:b w:val="false"/>
+                <w:bCs w:val="false"/>
+                <w:color w:val="B02A4A"/>
+                <w:sz w:val="21"/>
+                <w:szCs w:val="21"/>
+              </w:rPr>
+              <w:t xml:space="preserve">pytest</w:t>
+            </w:r>
+            <w:r>
+              <w:rPr>
+                <w:rFonts w:ascii="맑은 고딕" w:cs="맑은 고딕" w:eastAsia="맑은 고딕" w:hAnsi="맑은 고딕"/>
+                <w:b w:val="false"/>
+                <w:bCs w:val="false"/>
+                <w:color w:val="222222"/>
+                <w:sz w:val="21"/>
+                <w:szCs w:val="21"/>
+              </w:rPr>
+              <w:t xml:space="preserve"> 명령만 치면 저장소 루트가 import 경로에 들어가지 않기 때문이다. 로컬에서도 </w:t>
+            </w:r>
+            <w:r>
+              <w:rPr>
+                <w:rFonts w:ascii="Consolas" w:cs="Consolas" w:eastAsia="Consolas" w:hAnsi="Consolas"/>
+                <w:b w:val="false"/>
+                <w:bCs w:val="false"/>
+                <w:color w:val="B02A4A"/>
+                <w:sz w:val="21"/>
+                <w:szCs w:val="21"/>
+              </w:rPr>
+              <w:t xml:space="preserve">pytest</w:t>
+            </w:r>
+            <w:r>
+              <w:rPr>
+                <w:rFonts w:ascii="맑은 고딕" w:cs="맑은 고딕" w:eastAsia="맑은 고딕" w:hAnsi="맑은 고딕"/>
+                <w:b w:val="false"/>
+                <w:bCs w:val="false"/>
+                <w:color w:val="222222"/>
+                <w:sz w:val="21"/>
+                <w:szCs w:val="21"/>
+              </w:rPr>
+              <w:t xml:space="preserve">만 치면 같은 오류가 재현되는데, </w:t>
+            </w:r>
+            <w:r>
+              <w:rPr>
+                <w:rFonts w:ascii="Consolas" w:cs="Consolas" w:eastAsia="Consolas" w:hAnsi="Consolas"/>
+                <w:b w:val="false"/>
+                <w:bCs w:val="false"/>
+                <w:color w:val="B02A4A"/>
+                <w:sz w:val="21"/>
+                <w:szCs w:val="21"/>
+              </w:rPr>
+              <w:t xml:space="preserve">python -m pytest</w:t>
+            </w:r>
+            <w:r>
+              <w:rPr>
+                <w:rFonts w:ascii="맑은 고딕" w:cs="맑은 고딕" w:eastAsia="맑은 고딕" w:hAnsi="맑은 고딕"/>
+                <w:b w:val="false"/>
+                <w:bCs w:val="false"/>
+                <w:color w:val="222222"/>
+                <w:sz w:val="21"/>
+                <w:szCs w:val="21"/>
+              </w:rPr>
+              <w:t xml:space="preserve">로 돌리면 가려진다. </w:t>
+            </w:r>
+            <w:r>
+              <w:rPr>
+                <w:rFonts w:ascii="Consolas" w:cs="Consolas" w:eastAsia="Consolas" w:hAnsi="Consolas"/>
+                <w:b w:val="false"/>
+                <w:bCs w:val="false"/>
+                <w:color w:val="B02A4A"/>
+                <w:sz w:val="21"/>
+                <w:szCs w:val="21"/>
+              </w:rPr>
+              <w:t xml:space="preserve">ci.yml</w:t>
+            </w:r>
+            <w:r>
+              <w:rPr>
+                <w:rFonts w:ascii="맑은 고딕" w:cs="맑은 고딕" w:eastAsia="맑은 고딕" w:hAnsi="맑은 고딕"/>
+                <w:b w:val="false"/>
+                <w:bCs w:val="false"/>
+                <w:color w:val="222222"/>
+                <w:sz w:val="21"/>
+                <w:szCs w:val="21"/>
+              </w:rPr>
+              <w:t xml:space="preserve">은 그대로 두고 루트에 </w:t>
+            </w:r>
+            <w:r>
+              <w:rPr>
+                <w:rFonts w:ascii="Consolas" w:cs="Consolas" w:eastAsia="Consolas" w:hAnsi="Consolas"/>
+                <w:b w:val="false"/>
+                <w:bCs w:val="false"/>
+                <w:color w:val="B02A4A"/>
+                <w:sz w:val="21"/>
+                <w:szCs w:val="21"/>
+              </w:rPr>
+              <w:t xml:space="preserve">pytest.ini</w:t>
+            </w:r>
+            <w:r>
+              <w:rPr>
+                <w:rFonts w:ascii="맑은 고딕" w:cs="맑은 고딕" w:eastAsia="맑은 고딕" w:hAnsi="맑은 고딕"/>
+                <w:b w:val="false"/>
+                <w:bCs w:val="false"/>
+                <w:color w:val="222222"/>
+                <w:sz w:val="21"/>
+                <w:szCs w:val="21"/>
+              </w:rPr>
+              <w:t xml:space="preserve">(</w:t>
+            </w:r>
+            <w:r>
+              <w:rPr>
+                <w:rFonts w:ascii="Consolas" w:cs="Consolas" w:eastAsia="Consolas" w:hAnsi="Consolas"/>
+                <w:b w:val="false"/>
+                <w:bCs w:val="false"/>
+                <w:color w:val="B02A4A"/>
+                <w:sz w:val="21"/>
+                <w:szCs w:val="21"/>
+              </w:rPr>
+              <w:t xml:space="preserve">pythonpath = .</w:t>
+            </w:r>
+            <w:r>
+              <w:rPr>
+                <w:rFonts w:ascii="맑은 고딕" w:cs="맑은 고딕" w:eastAsia="맑은 고딕" w:hAnsi="맑은 고딕"/>
+                <w:b w:val="false"/>
+                <w:bCs w:val="false"/>
+                <w:color w:val="222222"/>
+                <w:sz w:val="21"/>
+                <w:szCs w:val="21"/>
+              </w:rPr>
+              <w:t xml:space="preserve">, </w:t>
+            </w:r>
+            <w:r>
+              <w:rPr>
+                <w:rFonts w:ascii="Consolas" w:cs="Consolas" w:eastAsia="Consolas" w:hAnsi="Consolas"/>
+                <w:b w:val="false"/>
+                <w:bCs w:val="false"/>
+                <w:color w:val="B02A4A"/>
+                <w:sz w:val="21"/>
+                <w:szCs w:val="21"/>
+              </w:rPr>
+              <w:t xml:space="preserve">testpaths = tests</w:t>
+            </w:r>
+            <w:r>
+              <w:rPr>
+                <w:rFonts w:ascii="맑은 고딕" w:cs="맑은 고딕" w:eastAsia="맑은 고딕" w:hAnsi="맑은 고딕"/>
+                <w:b w:val="false"/>
+                <w:bCs w:val="false"/>
+                <w:color w:val="222222"/>
+                <w:sz w:val="21"/>
+                <w:szCs w:val="21"/>
+              </w:rPr>
+              <w:t xml:space="preserve">)를 추가해 해결했다. 교안의 명령은 교안 그대로 먼저 실행해 보는 것이 좋다.</w:t>
+            </w:r>
+          </w:p>
+        </w:tc>
+      </w:tr>
+    </w:tbl>
+    <w:p>
+      <w:pPr>
+        <w:spacing w:after="40" w:line="288"/>
+      </w:pPr>
+      <w:r>
+        <w:rPr>
+          <w:rFonts w:ascii="맑은 고딕" w:cs="맑은 고딕" w:eastAsia="맑은 고딕" w:hAnsi="맑은 고딕"/>
+          <w:b w:val="false"/>
+          <w:bCs w:val="false"/>
+          <w:color w:val="222222"/>
+          <w:sz w:val="21"/>
+          <w:szCs w:val="21"/>
+        </w:rPr>
+        <w:t xml:space="preserve"/>
+      </w:r>
+    </w:p>
     <w:p>
       <w:pPr>
         <w:spacing w:after="120" w:line="288"/>
@@ -12251,112 +12552,123 @@
           <w:sz w:val="21"/>
           <w:szCs w:val="21"/>
         </w:rPr>
-        <w:t xml:space="preserve">환경변수 `ENV`</w:t>
-      </w:r>
-      <w:r>
-        <w:rPr>
-          <w:rFonts w:ascii="맑은 고딕" w:cs="맑은 고딕" w:eastAsia="맑은 고딕" w:hAnsi="맑은 고딕"/>
-          <w:b w:val="false"/>
-          <w:bCs w:val="false"/>
-          <w:color w:val="222222"/>
-          <w:sz w:val="21"/>
-          <w:szCs w:val="21"/>
-        </w:rPr>
-        <w:t xml:space="preserve">가 다르기 때문이다. </w:t>
+        <w:t xml:space="preserve">환경변수 </w:t>
       </w:r>
       <w:r>
         <w:rPr>
           <w:rFonts w:ascii="Consolas" w:cs="Consolas" w:eastAsia="Consolas" w:hAnsi="Consolas"/>
-          <w:b w:val="false"/>
-          <w:bCs w:val="false"/>
-          <w:color w:val="B02A4A"/>
-          <w:sz w:val="21"/>
-          <w:szCs w:val="21"/>
-        </w:rPr>
-        <w:t xml:space="preserve">app/main.py</w:t>
-      </w:r>
-      <w:r>
-        <w:rPr>
-          <w:rFonts w:ascii="맑은 고딕" w:cs="맑은 고딕" w:eastAsia="맑은 고딕" w:hAnsi="맑은 고딕"/>
-          <w:b w:val="false"/>
-          <w:bCs w:val="false"/>
-          <w:color w:val="222222"/>
-          <w:sz w:val="21"/>
-          <w:szCs w:val="21"/>
-        </w:rPr>
-        <w:t xml:space="preserve">는 화면을 보낼 때 </w:t>
-      </w:r>
-      <w:r>
-        <w:rPr>
-          <w:rFonts w:ascii="Consolas" w:cs="Consolas" w:eastAsia="Consolas" w:hAnsi="Consolas"/>
-          <w:b w:val="false"/>
-          <w:bCs w:val="false"/>
-          <w:color w:val="B02A4A"/>
-          <w:sz w:val="21"/>
-          <w:szCs w:val="21"/>
-        </w:rPr>
-        <w:t xml:space="preserve">ENV</w:t>
-      </w:r>
-      <w:r>
-        <w:rPr>
-          <w:rFonts w:ascii="맑은 고딕" w:cs="맑은 고딕" w:eastAsia="맑은 고딕" w:hAnsi="맑은 고딕"/>
-          <w:b w:val="false"/>
-          <w:bCs w:val="false"/>
-          <w:color w:val="222222"/>
-          <w:sz w:val="21"/>
-          <w:szCs w:val="21"/>
-        </w:rPr>
-        <w:t xml:space="preserve"> 값을 읽어, 값이 </w:t>
-      </w:r>
-      <w:r>
-        <w:rPr>
-          <w:rFonts w:ascii="Consolas" w:cs="Consolas" w:eastAsia="Consolas" w:hAnsi="Consolas"/>
-          <w:b w:val="false"/>
-          <w:bCs w:val="false"/>
-          <w:color w:val="B02A4A"/>
-          <w:sz w:val="21"/>
-          <w:szCs w:val="21"/>
-        </w:rPr>
-        <w:t xml:space="preserve">production</w:t>
-      </w:r>
-      <w:r>
-        <w:rPr>
-          <w:rFonts w:ascii="맑은 고딕" w:cs="맑은 고딕" w:eastAsia="맑은 고딕" w:hAnsi="맑은 고딕"/>
-          <w:b w:val="false"/>
-          <w:bCs w:val="false"/>
-          <w:color w:val="222222"/>
-          <w:sz w:val="21"/>
-          <w:szCs w:val="21"/>
-        </w:rPr>
-        <w:t xml:space="preserve">이거나 </w:t>
-      </w:r>
-      <w:r>
-        <w:rPr>
-          <w:rFonts w:ascii="Consolas" w:cs="Consolas" w:eastAsia="Consolas" w:hAnsi="Consolas"/>
-          <w:b w:val="false"/>
-          <w:bCs w:val="false"/>
-          <w:color w:val="B02A4A"/>
-          <w:sz w:val="21"/>
-          <w:szCs w:val="21"/>
-        </w:rPr>
-        <w:t xml:space="preserve">local</w:t>
-      </w:r>
-      <w:r>
-        <w:rPr>
-          <w:rFonts w:ascii="맑은 고딕" w:cs="맑은 고딕" w:eastAsia="맑은 고딕" w:hAnsi="맑은 고딕"/>
-          <w:b w:val="false"/>
-          <w:bCs w:val="false"/>
-          <w:color w:val="222222"/>
-          <w:sz w:val="21"/>
-          <w:szCs w:val="21"/>
-        </w:rPr>
-        <w:t xml:space="preserve">이면 배너를 붙이지 않고 그 밖의 값이면 "테스트 환경 (값)" 배너를 붙인다. </w:t>
-      </w:r>
-      <w:r>
-        <w:rPr>
-          <w:rFonts w:ascii="맑은 고딕" w:cs="맑은 고딕" w:eastAsia="맑은 고딕" w:hAnsi="맑은 고딕"/>
           <w:b/>
           <w:bCs/>
+          <w:color w:val="B02A4A"/>
+          <w:sz w:val="21"/>
+          <w:szCs w:val="21"/>
+        </w:rPr>
+        <w:t xml:space="preserve">ENV</w:t>
+      </w:r>
+      <w:r>
+        <w:rPr>
+          <w:rFonts w:ascii="맑은 고딕" w:cs="맑은 고딕" w:eastAsia="맑은 고딕" w:hAnsi="맑은 고딕"/>
+          <w:b w:val="false"/>
+          <w:bCs w:val="false"/>
+          <w:color w:val="222222"/>
+          <w:sz w:val="21"/>
+          <w:szCs w:val="21"/>
+        </w:rPr>
+        <w:t xml:space="preserve">가 다르기 때문이다. </w:t>
+      </w:r>
+      <w:r>
+        <w:rPr>
+          <w:rFonts w:ascii="Consolas" w:cs="Consolas" w:eastAsia="Consolas" w:hAnsi="Consolas"/>
+          <w:b w:val="false"/>
+          <w:bCs w:val="false"/>
+          <w:color w:val="B02A4A"/>
+          <w:sz w:val="21"/>
+          <w:szCs w:val="21"/>
+        </w:rPr>
+        <w:t xml:space="preserve">app/main.py</w:t>
+      </w:r>
+      <w:r>
+        <w:rPr>
+          <w:rFonts w:ascii="맑은 고딕" w:cs="맑은 고딕" w:eastAsia="맑은 고딕" w:hAnsi="맑은 고딕"/>
+          <w:b w:val="false"/>
+          <w:bCs w:val="false"/>
+          <w:color w:val="222222"/>
+          <w:sz w:val="21"/>
+          <w:szCs w:val="21"/>
+        </w:rPr>
+        <w:t xml:space="preserve">는 화면을 보낼 때 </w:t>
+      </w:r>
+      <w:r>
+        <w:rPr>
+          <w:rFonts w:ascii="Consolas" w:cs="Consolas" w:eastAsia="Consolas" w:hAnsi="Consolas"/>
+          <w:b w:val="false"/>
+          <w:bCs w:val="false"/>
+          <w:color w:val="B02A4A"/>
+          <w:sz w:val="21"/>
+          <w:szCs w:val="21"/>
+        </w:rPr>
+        <w:t xml:space="preserve">ENV</w:t>
+      </w:r>
+      <w:r>
+        <w:rPr>
+          <w:rFonts w:ascii="맑은 고딕" w:cs="맑은 고딕" w:eastAsia="맑은 고딕" w:hAnsi="맑은 고딕"/>
+          <w:b w:val="false"/>
+          <w:bCs w:val="false"/>
+          <w:color w:val="222222"/>
+          <w:sz w:val="21"/>
+          <w:szCs w:val="21"/>
+        </w:rPr>
+        <w:t xml:space="preserve"> 값을 읽어, 값이 </w:t>
+      </w:r>
+      <w:r>
+        <w:rPr>
+          <w:rFonts w:ascii="Consolas" w:cs="Consolas" w:eastAsia="Consolas" w:hAnsi="Consolas"/>
+          <w:b w:val="false"/>
+          <w:bCs w:val="false"/>
+          <w:color w:val="B02A4A"/>
+          <w:sz w:val="21"/>
+          <w:szCs w:val="21"/>
+        </w:rPr>
+        <w:t xml:space="preserve">production</w:t>
+      </w:r>
+      <w:r>
+        <w:rPr>
+          <w:rFonts w:ascii="맑은 고딕" w:cs="맑은 고딕" w:eastAsia="맑은 고딕" w:hAnsi="맑은 고딕"/>
+          <w:b w:val="false"/>
+          <w:bCs w:val="false"/>
+          <w:color w:val="222222"/>
+          <w:sz w:val="21"/>
+          <w:szCs w:val="21"/>
+        </w:rPr>
+        <w:t xml:space="preserve">이거나 </w:t>
+      </w:r>
+      <w:r>
+        <w:rPr>
+          <w:rFonts w:ascii="Consolas" w:cs="Consolas" w:eastAsia="Consolas" w:hAnsi="Consolas"/>
+          <w:b w:val="false"/>
+          <w:bCs w:val="false"/>
+          <w:color w:val="B02A4A"/>
+          <w:sz w:val="21"/>
+          <w:szCs w:val="21"/>
+        </w:rPr>
+        <w:t xml:space="preserve">local</w:t>
+      </w:r>
+      <w:r>
+        <w:rPr>
+          <w:rFonts w:ascii="맑은 고딕" w:cs="맑은 고딕" w:eastAsia="맑은 고딕" w:hAnsi="맑은 고딕"/>
+          <w:b w:val="false"/>
+          <w:bCs w:val="false"/>
+          <w:color w:val="222222"/>
+          <w:sz w:val="21"/>
+          <w:szCs w:val="21"/>
+        </w:rPr>
+        <w:t xml:space="preserve">이면 배너를 붙이지 않고 그 밖의 값이면 "테스트 환경 (값)" 배너를 붙인다. </w:t>
+      </w:r>
+      <w:r>
+        <w:rPr>
+          <w:rFonts w:ascii="맑은 고딕" w:cs="맑은 고딕" w:eastAsia="맑은 고딕" w:hAnsi="맑은 고딕"/>
+          <w:b/>
+          <w:bCs/>
           <w:color w:val="222222"/>
           <w:sz w:val="21"/>
           <w:szCs w:val="21"/>
@@ -12395,6 +12707,175 @@
           <w:szCs w:val="21"/>
         </w:rPr>
         <w:t xml:space="preserve">이 들어가야 배너가 없고 개발용 "이번 턴" 패널 정보도 사용자에게 나가지 않는다.</w:t>
+      </w:r>
+    </w:p>
+    <w:tbl>
+      <w:tblPr>
+        <w:tblW w:type="pct" w:w="100%"/>
+        <w:tblBorders>
+          <w:top w:val="single" w:color="E8A33D" w:sz="4"/>
+          <w:left w:val="single" w:color="E8A33D" w:sz="30"/>
+          <w:bottom w:val="single" w:color="E8A33D" w:sz="4"/>
+          <w:right w:val="single" w:color="E8A33D" w:sz="4"/>
+          <w:insideH w:val="none"/>
+          <w:insideV w:val="none"/>
+        </w:tblBorders>
+      </w:tblPr>
+      <w:tblGrid>
+        <w:gridCol w:w="9360"/>
+      </w:tblGrid>
+      <w:tr>
+        <w:trPr>
+          <w:cantSplit/>
+        </w:trPr>
+        <w:tc>
+          <w:tcPr>
+            <w:tcW w:type="dxa" w:w="9360"/>
+            <w:shd w:fill="FFF6E8" w:color="auto" w:val="clear"/>
+            <w:tcMar>
+              <w:top w:type="dxa" w:w="120"/>
+              <w:left w:type="dxa" w:w="160"/>
+              <w:bottom w:type="dxa" w:w="120"/>
+              <w:right w:type="dxa" w:w="160"/>
+            </w:tcMar>
+          </w:tcPr>
+          <w:p>
+            <w:pPr>
+              <w:spacing w:after="0" w:line="288"/>
+            </w:pPr>
+            <w:r>
+              <w:rPr>
+                <w:rFonts w:ascii="맑은 고딕" w:cs="맑은 고딕" w:eastAsia="맑은 고딕" w:hAnsi="맑은 고딕"/>
+                <w:b/>
+                <w:bCs/>
+                <w:color w:val="E8A33D"/>
+                <w:sz w:val="21"/>
+                <w:szCs w:val="21"/>
+              </w:rPr>
+              <w:t xml:space="preserve">⚠️ 주의</w:t>
+            </w:r>
+          </w:p>
+          <w:p>
+            <w:pPr>
+              <w:spacing w:after="0" w:line="288"/>
+            </w:pPr>
+            <w:r>
+              <w:rPr>
+                <w:rFonts w:ascii="맑은 고딕" w:cs="맑은 고딕" w:eastAsia="맑은 고딕" w:hAnsi="맑은 고딕"/>
+                <w:b w:val="false"/>
+                <w:bCs w:val="false"/>
+                <w:color w:val="222222"/>
+                <w:sz w:val="21"/>
+                <w:szCs w:val="21"/>
+              </w:rPr>
+              <w:t xml:space="preserve">[실습 확인] 1단계에서 "staging 전용 키와 낮은 한도"를 따로 만들 수 없는 경우가 있다. 수업에서 받은 키는 발급 계정이 따로 있어서, 내 계정에서 새 키·한도를 만들 수 없었다. 이때는 기존 시크릿 값을 </w:t>
+            </w:r>
+            <w:r>
+              <w:rPr>
+                <w:rFonts w:ascii="맑은 고딕" w:cs="맑은 고딕" w:eastAsia="맑은 고딕" w:hAnsi="맑은 고딕"/>
+                <w:b/>
+                <w:bCs/>
+                <w:color w:val="222222"/>
+                <w:sz w:val="21"/>
+                <w:szCs w:val="21"/>
+              </w:rPr>
+              <w:t xml:space="preserve">출력하지 않고 파이프로</w:t>
+            </w:r>
+            <w:r>
+              <w:rPr>
+                <w:rFonts w:ascii="맑은 고딕" w:cs="맑은 고딕" w:eastAsia="맑은 고딕" w:hAnsi="맑은 고딕"/>
+                <w:b w:val="false"/>
+                <w:bCs w:val="false"/>
+                <w:color w:val="222222"/>
+                <w:sz w:val="21"/>
+                <w:szCs w:val="21"/>
+              </w:rPr>
+              <w:t xml:space="preserve"> </w:t>
+            </w:r>
+            <w:r>
+              <w:rPr>
+                <w:rFonts w:ascii="Consolas" w:cs="Consolas" w:eastAsia="Consolas" w:hAnsi="Consolas"/>
+                <w:b w:val="false"/>
+                <w:bCs w:val="false"/>
+                <w:color w:val="B02A4A"/>
+                <w:sz w:val="21"/>
+                <w:szCs w:val="21"/>
+              </w:rPr>
+              <w:t xml:space="preserve">llm-api-key-staging</w:t>
+            </w:r>
+            <w:r>
+              <w:rPr>
+                <w:rFonts w:ascii="맑은 고딕" w:cs="맑은 고딕" w:eastAsia="맑은 고딕" w:hAnsi="맑은 고딕"/>
+                <w:b w:val="false"/>
+                <w:bCs w:val="false"/>
+                <w:color w:val="222222"/>
+                <w:sz w:val="21"/>
+                <w:szCs w:val="21"/>
+              </w:rPr>
+              <w:t xml:space="preserve">에 복사(해시로 같은 값인지 확인)하고, 시크릿 이름과 읽기 권한만 환경별로 분리했다. 환경 구조는 그대로 연습되지만 비용·한도는 production과 공유한다. Windows에서는 프로세스 치환(</w:t>
+            </w:r>
+            <w:r>
+              <w:rPr>
+                <w:rFonts w:ascii="Consolas" w:cs="Consolas" w:eastAsia="Consolas" w:hAnsi="Consolas"/>
+                <w:b w:val="false"/>
+                <w:bCs w:val="false"/>
+                <w:color w:val="B02A4A"/>
+                <w:sz w:val="21"/>
+                <w:szCs w:val="21"/>
+              </w:rPr>
+              <w:t xml:space="preserve">&lt;(...)</w:t>
+            </w:r>
+            <w:r>
+              <w:rPr>
+                <w:rFonts w:ascii="맑은 고딕" w:cs="맑은 고딕" w:eastAsia="맑은 고딕" w:hAnsi="맑은 고딕"/>
+                <w:b w:val="false"/>
+                <w:bCs w:val="false"/>
+                <w:color w:val="222222"/>
+                <w:sz w:val="21"/>
+                <w:szCs w:val="21"/>
+              </w:rPr>
+              <w:t xml:space="preserve">)이 지원되지 않아 표준 입력 파이프(</w:t>
+            </w:r>
+            <w:r>
+              <w:rPr>
+                <w:rFonts w:ascii="Consolas" w:cs="Consolas" w:eastAsia="Consolas" w:hAnsi="Consolas"/>
+                <w:b w:val="false"/>
+                <w:bCs w:val="false"/>
+                <w:color w:val="B02A4A"/>
+                <w:sz w:val="21"/>
+                <w:szCs w:val="21"/>
+              </w:rPr>
+              <w:t xml:space="preserve">| ... --data-file=-</w:t>
+            </w:r>
+            <w:r>
+              <w:rPr>
+                <w:rFonts w:ascii="맑은 고딕" w:cs="맑은 고딕" w:eastAsia="맑은 고딕" w:hAnsi="맑은 고딕"/>
+                <w:b w:val="false"/>
+                <w:bCs w:val="false"/>
+                <w:color w:val="222222"/>
+                <w:sz w:val="21"/>
+                <w:szCs w:val="21"/>
+              </w:rPr>
+              <w:t xml:space="preserve">)를 써야 한다.</w:t>
+            </w:r>
+          </w:p>
+        </w:tc>
+      </w:tr>
+    </w:tbl>
+    <w:p>
+      <w:pPr>
+        <w:spacing w:after="40" w:line="288"/>
+      </w:pPr>
+      <w:r>
+        <w:rPr>
+          <w:rFonts w:ascii="맑은 고딕" w:cs="맑은 고딕" w:eastAsia="맑은 고딕" w:hAnsi="맑은 고딕"/>
+          <w:b w:val="false"/>
+          <w:bCs w:val="false"/>
+          <w:color w:val="222222"/>
+          <w:sz w:val="21"/>
+          <w:szCs w:val="21"/>
+        </w:rPr>
+        <w:t xml:space="preserve"/>
       </w:r>
     </w:p>
     <w:p>
@@ -12599,7 +13080,7 @@
                 <w:sz w:val="19"/>
                 <w:szCs w:val="19"/>
               </w:rPr>
-              <w:t xml:space="preserve">`SERVICE`</w:t>
+              <w:t xml:space="preserve">SERVICE</w:t>
             </w:r>
           </w:p>
         </w:tc>
@@ -12633,7 +13114,7 @@
                 <w:sz w:val="19"/>
                 <w:szCs w:val="19"/>
               </w:rPr>
-              <w:t xml:space="preserve">`ENV`</w:t>
+              <w:t xml:space="preserve">ENV</w:t>
             </w:r>
           </w:p>
         </w:tc>
@@ -12965,231 +13446,6 @@
           <w:szCs w:val="21"/>
         </w:rPr>
         <w:t xml:space="preserve"/>
-      </w:r>
-    </w:p>
-    <w:p>
-      <w:pPr>
-        <w:spacing w:after="120" w:line="288"/>
-      </w:pPr>
-      <w:r>
-        <w:rPr>
-          <w:rFonts w:ascii="맑은 고딕" w:cs="맑은 고딕" w:eastAsia="맑은 고딕" w:hAnsi="맑은 고딕"/>
-          <w:b/>
-          <w:bCs/>
-          <w:color w:val="222222"/>
-          <w:sz w:val="21"/>
-          <w:szCs w:val="21"/>
-        </w:rPr>
-        <w:t xml:space="preserve">4단계 — 환경을 나누는 배포 워크플로.</w:t>
-      </w:r>
-      <w:r>
-        <w:rPr>
-          <w:rFonts w:ascii="맑은 고딕" w:cs="맑은 고딕" w:eastAsia="맑은 고딕" w:hAnsi="맑은 고딕"/>
-          <w:b w:val="false"/>
-          <w:bCs w:val="false"/>
-          <w:color w:val="222222"/>
-          <w:sz w:val="21"/>
-          <w:szCs w:val="21"/>
-        </w:rPr>
-        <w:t xml:space="preserve"> 템플릿의 </w:t>
-      </w:r>
-      <w:r>
-        <w:rPr>
-          <w:rFonts w:ascii="Consolas" w:cs="Consolas" w:eastAsia="Consolas" w:hAnsi="Consolas"/>
-          <w:b w:val="false"/>
-          <w:bCs w:val="false"/>
-          <w:color w:val="B02A4A"/>
-          <w:sz w:val="21"/>
-          <w:szCs w:val="21"/>
-        </w:rPr>
-        <w:t xml:space="preserve">starter/workflows/deploy-envs.yml</w:t>
-      </w:r>
-      <w:r>
-        <w:rPr>
-          <w:rFonts w:ascii="맑은 고딕" w:cs="맑은 고딕" w:eastAsia="맑은 고딕" w:hAnsi="맑은 고딕"/>
-          <w:b w:val="false"/>
-          <w:bCs w:val="false"/>
-          <w:color w:val="222222"/>
-          <w:sz w:val="21"/>
-          <w:szCs w:val="21"/>
-        </w:rPr>
-        <w:t xml:space="preserve">은 </w:t>
-      </w:r>
-      <w:r>
-        <w:rPr>
-          <w:rFonts w:ascii="Consolas" w:cs="Consolas" w:eastAsia="Consolas" w:hAnsi="Consolas"/>
-          <w:b w:val="false"/>
-          <w:bCs w:val="false"/>
-          <w:color w:val="B02A4A"/>
-          <w:sz w:val="21"/>
-          <w:szCs w:val="21"/>
-        </w:rPr>
-        <w:t xml:space="preserve">staging</w:t>
-      </w:r>
-      <w:r>
-        <w:rPr>
-          <w:rFonts w:ascii="맑은 고딕" w:cs="맑은 고딕" w:eastAsia="맑은 고딕" w:hAnsi="맑은 고딕"/>
-          <w:b w:val="false"/>
-          <w:bCs w:val="false"/>
-          <w:color w:val="222222"/>
-          <w:sz w:val="21"/>
-          <w:szCs w:val="21"/>
-        </w:rPr>
-        <w:t xml:space="preserve"> 또는 </w:t>
-      </w:r>
-      <w:r>
-        <w:rPr>
-          <w:rFonts w:ascii="Consolas" w:cs="Consolas" w:eastAsia="Consolas" w:hAnsi="Consolas"/>
-          <w:b w:val="false"/>
-          <w:bCs w:val="false"/>
-          <w:color w:val="B02A4A"/>
-          <w:sz w:val="21"/>
-          <w:szCs w:val="21"/>
-        </w:rPr>
-        <w:t xml:space="preserve">main</w:t>
-      </w:r>
-      <w:r>
-        <w:rPr>
-          <w:rFonts w:ascii="맑은 고딕" w:cs="맑은 고딕" w:eastAsia="맑은 고딕" w:hAnsi="맑은 고딕"/>
-          <w:b w:val="false"/>
-          <w:bCs w:val="false"/>
-          <w:color w:val="222222"/>
-          <w:sz w:val="21"/>
-          <w:szCs w:val="21"/>
-        </w:rPr>
-        <w:t xml:space="preserve"> 브랜치에 커밋이 들어오면 먼저 </w:t>
-      </w:r>
-      <w:r>
-        <w:rPr>
-          <w:rFonts w:ascii="Consolas" w:cs="Consolas" w:eastAsia="Consolas" w:hAnsi="Consolas"/>
-          <w:b w:val="false"/>
-          <w:bCs w:val="false"/>
-          <w:color w:val="B02A4A"/>
-          <w:sz w:val="21"/>
-          <w:szCs w:val="21"/>
-        </w:rPr>
-        <w:t xml:space="preserve">ci.yml</w:t>
-      </w:r>
-      <w:r>
-        <w:rPr>
-          <w:rFonts w:ascii="맑은 고딕" w:cs="맑은 고딕" w:eastAsia="맑은 고딕" w:hAnsi="맑은 고딕"/>
-          <w:b w:val="false"/>
-          <w:bCs w:val="false"/>
-          <w:color w:val="222222"/>
-          <w:sz w:val="21"/>
-          <w:szCs w:val="21"/>
-        </w:rPr>
-        <w:t xml:space="preserve">의 테스트를 불러 돌리고(</w:t>
-      </w:r>
-      <w:r>
-        <w:rPr>
-          <w:rFonts w:ascii="Consolas" w:cs="Consolas" w:eastAsia="Consolas" w:hAnsi="Consolas"/>
-          <w:b w:val="false"/>
-          <w:bCs w:val="false"/>
-          <w:color w:val="B02A4A"/>
-          <w:sz w:val="21"/>
-          <w:szCs w:val="21"/>
-        </w:rPr>
-        <w:t xml:space="preserve">needs: test</w:t>
-      </w:r>
-      <w:r>
-        <w:rPr>
-          <w:rFonts w:ascii="맑은 고딕" w:cs="맑은 고딕" w:eastAsia="맑은 고딕" w:hAnsi="맑은 고딕"/>
-          <w:b w:val="false"/>
-          <w:bCs w:val="false"/>
-          <w:color w:val="222222"/>
-          <w:sz w:val="21"/>
-          <w:szCs w:val="21"/>
-        </w:rPr>
-        <w:t xml:space="preserve">), 통과해야 배포 작업을 시작한다. 배포 작업은 브랜치가 </w:t>
-      </w:r>
-      <w:r>
-        <w:rPr>
-          <w:rFonts w:ascii="Consolas" w:cs="Consolas" w:eastAsia="Consolas" w:hAnsi="Consolas"/>
-          <w:b w:val="false"/>
-          <w:bCs w:val="false"/>
-          <w:color w:val="B02A4A"/>
-          <w:sz w:val="21"/>
-          <w:szCs w:val="21"/>
-        </w:rPr>
-        <w:t xml:space="preserve">main</w:t>
-      </w:r>
-      <w:r>
-        <w:rPr>
-          <w:rFonts w:ascii="맑은 고딕" w:cs="맑은 고딕" w:eastAsia="맑은 고딕" w:hAnsi="맑은 고딕"/>
-          <w:b w:val="false"/>
-          <w:bCs w:val="false"/>
-          <w:color w:val="222222"/>
-          <w:sz w:val="21"/>
-          <w:szCs w:val="21"/>
-        </w:rPr>
-        <w:t xml:space="preserve">이면 production, 아니면 staging 환경으로 실행되고, 서비스 이름과 </w:t>
-      </w:r>
-      <w:r>
-        <w:rPr>
-          <w:rFonts w:ascii="Consolas" w:cs="Consolas" w:eastAsia="Consolas" w:hAnsi="Consolas"/>
-          <w:b w:val="false"/>
-          <w:bCs w:val="false"/>
-          <w:color w:val="B02A4A"/>
-          <w:sz w:val="21"/>
-          <w:szCs w:val="21"/>
-        </w:rPr>
-        <w:t xml:space="preserve">ENV</w:t>
-      </w:r>
-      <w:r>
-        <w:rPr>
-          <w:rFonts w:ascii="맑은 고딕" w:cs="맑은 고딕" w:eastAsia="맑은 고딕" w:hAnsi="맑은 고딕"/>
-          <w:b w:val="false"/>
-          <w:bCs w:val="false"/>
-          <w:color w:val="222222"/>
-          <w:sz w:val="21"/>
-          <w:szCs w:val="21"/>
-        </w:rPr>
-        <w:t xml:space="preserve">는 그 환경의 변수에서 읽는다. </w:t>
-      </w:r>
-      <w:r>
-        <w:rPr>
-          <w:rFonts w:ascii="Consolas" w:cs="Consolas" w:eastAsia="Consolas" w:hAnsi="Consolas"/>
-          <w:b w:val="false"/>
-          <w:bCs w:val="false"/>
-          <w:color w:val="B02A4A"/>
-          <w:sz w:val="21"/>
-          <w:szCs w:val="21"/>
-        </w:rPr>
-        <w:t xml:space="preserve">staging</w:t>
-      </w:r>
-      <w:r>
-        <w:rPr>
-          <w:rFonts w:ascii="맑은 고딕" w:cs="맑은 고딕" w:eastAsia="맑은 고딕" w:hAnsi="맑은 고딕"/>
-          <w:b w:val="false"/>
-          <w:bCs w:val="false"/>
-          <w:color w:val="222222"/>
-          <w:sz w:val="21"/>
-          <w:szCs w:val="21"/>
-        </w:rPr>
-        <w:t xml:space="preserve"> 브랜치를 만들고 이 파일로 </w:t>
-      </w:r>
-      <w:r>
-        <w:rPr>
-          <w:rFonts w:ascii="Consolas" w:cs="Consolas" w:eastAsia="Consolas" w:hAnsi="Consolas"/>
-          <w:b w:val="false"/>
-          <w:bCs w:val="false"/>
-          <w:color w:val="B02A4A"/>
-          <w:sz w:val="21"/>
-          <w:szCs w:val="21"/>
-        </w:rPr>
-        <w:t xml:space="preserve">.github/workflows/deploy.yml</w:t>
-      </w:r>
-      <w:r>
-        <w:rPr>
-          <w:rFonts w:ascii="맑은 고딕" w:cs="맑은 고딕" w:eastAsia="맑은 고딕" w:hAnsi="맑은 고딕"/>
-          <w:b w:val="false"/>
-          <w:bCs w:val="false"/>
-          <w:color w:val="222222"/>
-          <w:sz w:val="21"/>
-          <w:szCs w:val="21"/>
-        </w:rPr>
-        <w:t xml:space="preserve">을 바꾸는 PR을 올린다(명령은 부록 A-7).</w:t>
       </w:r>
     </w:p>
     <w:tbl>
@@ -13251,7 +13507,29 @@
                 <w:sz w:val="21"/>
                 <w:szCs w:val="21"/>
               </w:rPr>
-              <w:t xml:space="preserve">실행 전에 PR 대상이 </w:t>
+              <w:t xml:space="preserve">[실습 확인] 저장소가 </w:t>
+            </w:r>
+            <w:r>
+              <w:rPr>
+                <w:rFonts w:ascii="맑은 고딕" w:cs="맑은 고딕" w:eastAsia="맑은 고딕" w:hAnsi="맑은 고딕"/>
+                <w:b/>
+                <w:bCs/>
+                <w:color w:val="222222"/>
+                <w:sz w:val="21"/>
+                <w:szCs w:val="21"/>
+              </w:rPr>
+              <w:t xml:space="preserve">비공개</w:t>
+            </w:r>
+            <w:r>
+              <w:rPr>
+                <w:rFonts w:ascii="맑은 고딕" w:cs="맑은 고딕" w:eastAsia="맑은 고딕" w:hAnsi="맑은 고딕"/>
+                <w:b w:val="false"/>
+                <w:bCs w:val="false"/>
+                <w:color w:val="222222"/>
+                <w:sz w:val="21"/>
+                <w:szCs w:val="21"/>
+              </w:rPr>
+              <w:t xml:space="preserve">이면 승인자(Required reviewers) 설정이 </w:t>
             </w:r>
             <w:r>
               <w:rPr>
@@ -13262,7 +13540,7 @@
                 <w:sz w:val="21"/>
                 <w:szCs w:val="21"/>
               </w:rPr>
-              <w:t xml:space="preserve">main</w:t>
+              <w:t xml:space="preserve">HTTP 422 ... billing plan supports the required reviewers protection rule</w:t>
             </w:r>
             <w:r>
               <w:rPr>
@@ -13273,18 +13551,18 @@
                 <w:sz w:val="21"/>
                 <w:szCs w:val="21"/>
               </w:rPr>
-              <w:t xml:space="preserve">이 아니라 </w:t>
-            </w:r>
-            <w:r>
-              <w:rPr>
-                <w:rFonts w:ascii="맑은 고딕" w:cs="맑은 고딕" w:eastAsia="맑은 고딕" w:hAnsi="맑은 고딕"/>
-                <w:b/>
-                <w:bCs/>
-                <w:color w:val="222222"/>
+              <w:t xml:space="preserve">로 거절된다. 승인자와 브랜치 보호는 비공개 저장소에서는 유료 플랜 기능이라서다. 교재가 "공개 저장소에서는 무료"라고 한 이유다. 공개로 전환하기 전에 저장소 전체와 커밋 기록에 키가 없는지(키 패턴 검색, </w:t>
+            </w:r>
+            <w:r>
+              <w:rPr>
+                <w:rFonts w:ascii="Consolas" w:cs="Consolas" w:eastAsia="Consolas" w:hAnsi="Consolas"/>
+                <w:b w:val="false"/>
+                <w:bCs w:val="false"/>
+                <w:color w:val="B02A4A"/>
                 <w:sz w:val="21"/>
                 <w:szCs w:val="21"/>
               </w:rPr>
-              <w:t xml:space="preserve">`staging`</w:t>
+              <w:t xml:space="preserve">.env</w:t>
             </w:r>
             <w:r>
               <w:rPr>
@@ -13295,7 +13573,95 @@
                 <w:sz w:val="21"/>
                 <w:szCs w:val="21"/>
               </w:rPr>
-              <w:t xml:space="preserve">인지 본다. 이 단계에서는 PR만 만들고 아직 머지하지 않는다.</w:t>
+              <w:t xml:space="preserve">가 커밋된 적이 없는지) 확인한다. 전환 직후 한 번은 API가 </w:t>
+            </w:r>
+            <w:r>
+              <w:rPr>
+                <w:rFonts w:ascii="Consolas" w:cs="Consolas" w:eastAsia="Consolas" w:hAnsi="Consolas"/>
+                <w:b w:val="false"/>
+                <w:bCs w:val="false"/>
+                <w:color w:val="B02A4A"/>
+                <w:sz w:val="21"/>
+                <w:szCs w:val="21"/>
+              </w:rPr>
+              <w:t xml:space="preserve">PRIVATE</w:t>
+            </w:r>
+            <w:r>
+              <w:rPr>
+                <w:rFonts w:ascii="맑은 고딕" w:cs="맑은 고딕" w:eastAsia="맑은 고딕" w:hAnsi="맑은 고딕"/>
+                <w:b w:val="false"/>
+                <w:bCs w:val="false"/>
+                <w:color w:val="222222"/>
+                <w:sz w:val="21"/>
+                <w:szCs w:val="21"/>
+              </w:rPr>
+              <w:t xml:space="preserve">으로 응답했고 잠시 뒤 </w:t>
+            </w:r>
+            <w:r>
+              <w:rPr>
+                <w:rFonts w:ascii="Consolas" w:cs="Consolas" w:eastAsia="Consolas" w:hAnsi="Consolas"/>
+                <w:b w:val="false"/>
+                <w:bCs w:val="false"/>
+                <w:color w:val="B02A4A"/>
+                <w:sz w:val="21"/>
+                <w:szCs w:val="21"/>
+              </w:rPr>
+              <w:t xml:space="preserve">PUBLIC</w:t>
+            </w:r>
+            <w:r>
+              <w:rPr>
+                <w:rFonts w:ascii="맑은 고딕" w:cs="맑은 고딕" w:eastAsia="맑은 고딕" w:hAnsi="맑은 고딕"/>
+                <w:b w:val="false"/>
+                <w:bCs w:val="false"/>
+                <w:color w:val="222222"/>
+                <w:sz w:val="21"/>
+                <w:szCs w:val="21"/>
+              </w:rPr>
+              <w:t xml:space="preserve">이 됐으니, 거절되면 다시 확인한다. 또 production 승인 버튼은 처음 누른 것이 반영되지 않아 다시 눌러야 했다. 승인이 반영되면 </w:t>
+            </w:r>
+            <w:r>
+              <w:rPr>
+                <w:rFonts w:ascii="Consolas" w:cs="Consolas" w:eastAsia="Consolas" w:hAnsi="Consolas"/>
+                <w:b w:val="false"/>
+                <w:bCs w:val="false"/>
+                <w:color w:val="B02A4A"/>
+                <w:sz w:val="21"/>
+                <w:szCs w:val="21"/>
+              </w:rPr>
+              <w:t xml:space="preserve">pending_deployments</w:t>
+            </w:r>
+            <w:r>
+              <w:rPr>
+                <w:rFonts w:ascii="맑은 고딕" w:cs="맑은 고딕" w:eastAsia="맑은 고딕" w:hAnsi="맑은 고딕"/>
+                <w:b w:val="false"/>
+                <w:bCs w:val="false"/>
+                <w:color w:val="222222"/>
+                <w:sz w:val="21"/>
+                <w:szCs w:val="21"/>
+              </w:rPr>
+              <w:t xml:space="preserve">가 비고 </w:t>
+            </w:r>
+            <w:r>
+              <w:rPr>
+                <w:rFonts w:ascii="Consolas" w:cs="Consolas" w:eastAsia="Consolas" w:hAnsi="Consolas"/>
+                <w:b w:val="false"/>
+                <w:bCs w:val="false"/>
+                <w:color w:val="B02A4A"/>
+                <w:sz w:val="21"/>
+                <w:szCs w:val="21"/>
+              </w:rPr>
+              <w:t xml:space="preserve">deploy</w:t>
+            </w:r>
+            <w:r>
+              <w:rPr>
+                <w:rFonts w:ascii="맑은 고딕" w:cs="맑은 고딕" w:eastAsia="맑은 고딕" w:hAnsi="맑은 고딕"/>
+                <w:b w:val="false"/>
+                <w:bCs w:val="false"/>
+                <w:color w:val="222222"/>
+                <w:sz w:val="21"/>
+                <w:szCs w:val="21"/>
+              </w:rPr>
+              <w:t xml:space="preserve"> 작업이 시작된다.</w:t>
             </w:r>
           </w:p>
         </w:tc>
@@ -13330,18 +13696,18 @@
           <w:sz w:val="21"/>
           <w:szCs w:val="21"/>
         </w:rPr>
-        <w:t xml:space="preserve">5단계 — staging에 머지해 배포 확인.</w:t>
-      </w:r>
-      <w:r>
-        <w:rPr>
-          <w:rFonts w:ascii="맑은 고딕" w:cs="맑은 고딕" w:eastAsia="맑은 고딕" w:hAnsi="맑은 고딕"/>
-          <w:b w:val="false"/>
-          <w:bCs w:val="false"/>
-          <w:color w:val="222222"/>
-          <w:sz w:val="21"/>
-          <w:szCs w:val="21"/>
-        </w:rPr>
-        <w:t xml:space="preserve"> 4단계 PR의 상태 체크가 통과하면 </w:t>
+        <w:t xml:space="preserve">4단계 — 환경을 나누는 배포 워크플로.</w:t>
+      </w:r>
+      <w:r>
+        <w:rPr>
+          <w:rFonts w:ascii="맑은 고딕" w:cs="맑은 고딕" w:eastAsia="맑은 고딕" w:hAnsi="맑은 고딕"/>
+          <w:b w:val="false"/>
+          <w:bCs w:val="false"/>
+          <w:color w:val="222222"/>
+          <w:sz w:val="21"/>
+          <w:szCs w:val="21"/>
+        </w:rPr>
+        <w:t xml:space="preserve"> 템플릿의 </w:t>
       </w:r>
       <w:r>
         <w:rPr>
@@ -13352,6 +13718,28 @@
           <w:sz w:val="21"/>
           <w:szCs w:val="21"/>
         </w:rPr>
+        <w:t xml:space="preserve">starter/workflows/deploy-envs.yml</w:t>
+      </w:r>
+      <w:r>
+        <w:rPr>
+          <w:rFonts w:ascii="맑은 고딕" w:cs="맑은 고딕" w:eastAsia="맑은 고딕" w:hAnsi="맑은 고딕"/>
+          <w:b w:val="false"/>
+          <w:bCs w:val="false"/>
+          <w:color w:val="222222"/>
+          <w:sz w:val="21"/>
+          <w:szCs w:val="21"/>
+        </w:rPr>
+        <w:t xml:space="preserve">은 </w:t>
+      </w:r>
+      <w:r>
+        <w:rPr>
+          <w:rFonts w:ascii="Consolas" w:cs="Consolas" w:eastAsia="Consolas" w:hAnsi="Consolas"/>
+          <w:b w:val="false"/>
+          <w:bCs w:val="false"/>
+          <w:color w:val="B02A4A"/>
+          <w:sz w:val="21"/>
+          <w:szCs w:val="21"/>
+        </w:rPr>
         <w:t xml:space="preserve">staging</w:t>
       </w:r>
       <w:r>
@@ -13363,7 +13751,7 @@
           <w:sz w:val="21"/>
           <w:szCs w:val="21"/>
         </w:rPr>
-        <w:t xml:space="preserve">에 머지한다. 머지하는 순간 새 배포 워크플로가 처음으로 돌아 test 작업 → deploy 작업(staging 환경) 순으로 진행되고 </w:t>
+        <w:t xml:space="preserve"> 또는 </w:t>
       </w:r>
       <w:r>
         <w:rPr>
@@ -13374,18 +13762,18 @@
           <w:sz w:val="21"/>
           <w:szCs w:val="21"/>
         </w:rPr>
-        <w:t xml:space="preserve">friend-agent-staging</w:t>
-      </w:r>
-      <w:r>
-        <w:rPr>
-          <w:rFonts w:ascii="맑은 고딕" w:cs="맑은 고딕" w:eastAsia="맑은 고딕" w:hAnsi="맑은 고딕"/>
-          <w:b w:val="false"/>
-          <w:bCs w:val="false"/>
-          <w:color w:val="222222"/>
-          <w:sz w:val="21"/>
-          <w:szCs w:val="21"/>
-        </w:rPr>
-        <w:t xml:space="preserve">만 새 커밋으로 바뀐다. 확인은 세 가지다: ① Actions 탭에서 deploy가 staging 환경으로 돌았는가, ② staging 주소 끝에 </w:t>
+        <w:t xml:space="preserve">main</w:t>
+      </w:r>
+      <w:r>
+        <w:rPr>
+          <w:rFonts w:ascii="맑은 고딕" w:cs="맑은 고딕" w:eastAsia="맑은 고딕" w:hAnsi="맑은 고딕"/>
+          <w:b w:val="false"/>
+          <w:bCs w:val="false"/>
+          <w:color w:val="222222"/>
+          <w:sz w:val="21"/>
+          <w:szCs w:val="21"/>
+        </w:rPr>
+        <w:t xml:space="preserve"> 브랜치에 커밋이 들어오면 먼저 </w:t>
       </w:r>
       <w:r>
         <w:rPr>
@@ -13396,18 +13784,18 @@
           <w:sz w:val="21"/>
           <w:szCs w:val="21"/>
         </w:rPr>
-        <w:t xml:space="preserve">/version</w:t>
-      </w:r>
-      <w:r>
-        <w:rPr>
-          <w:rFonts w:ascii="맑은 고딕" w:cs="맑은 고딕" w:eastAsia="맑은 고딕" w:hAnsi="맑은 고딕"/>
-          <w:b w:val="false"/>
-          <w:bCs w:val="false"/>
-          <w:color w:val="222222"/>
-          <w:sz w:val="21"/>
-          <w:szCs w:val="21"/>
-        </w:rPr>
-        <w:t xml:space="preserve">을 붙여 </w:t>
+        <w:t xml:space="preserve">ci.yml</w:t>
+      </w:r>
+      <w:r>
+        <w:rPr>
+          <w:rFonts w:ascii="맑은 고딕" w:cs="맑은 고딕" w:eastAsia="맑은 고딕" w:hAnsi="맑은 고딕"/>
+          <w:b w:val="false"/>
+          <w:bCs w:val="false"/>
+          <w:color w:val="222222"/>
+          <w:sz w:val="21"/>
+          <w:szCs w:val="21"/>
+        </w:rPr>
+        <w:t xml:space="preserve">의 테스트를 불러 돌리고(</w:t>
       </w:r>
       <w:r>
         <w:rPr>
@@ -13418,18 +13806,18 @@
           <w:sz w:val="21"/>
           <w:szCs w:val="21"/>
         </w:rPr>
-        <w:t xml:space="preserve">commit</w:t>
-      </w:r>
-      <w:r>
-        <w:rPr>
-          <w:rFonts w:ascii="맑은 고딕" w:cs="맑은 고딕" w:eastAsia="맑은 고딕" w:hAnsi="맑은 고딕"/>
-          <w:b w:val="false"/>
-          <w:bCs w:val="false"/>
-          <w:color w:val="222222"/>
-          <w:sz w:val="21"/>
-          <w:szCs w:val="21"/>
-        </w:rPr>
-        <w:t xml:space="preserve">이 방금 머지한 커밋 SHA로 바뀌었는가, ③ production 주소의 </w:t>
+        <w:t xml:space="preserve">needs: test</w:t>
+      </w:r>
+      <w:r>
+        <w:rPr>
+          <w:rFonts w:ascii="맑은 고딕" w:cs="맑은 고딕" w:eastAsia="맑은 고딕" w:hAnsi="맑은 고딕"/>
+          <w:b w:val="false"/>
+          <w:bCs w:val="false"/>
+          <w:color w:val="222222"/>
+          <w:sz w:val="21"/>
+          <w:szCs w:val="21"/>
+        </w:rPr>
+        <w:t xml:space="preserve">), 통과해야 배포 작업을 시작한다. 배포 작업은 브랜치가 </w:t>
       </w:r>
       <w:r>
         <w:rPr>
@@ -13440,40 +13828,209 @@
           <w:sz w:val="21"/>
           <w:szCs w:val="21"/>
         </w:rPr>
-        <w:t xml:space="preserve">/version</w:t>
-      </w:r>
-      <w:r>
-        <w:rPr>
-          <w:rFonts w:ascii="맑은 고딕" w:cs="맑은 고딕" w:eastAsia="맑은 고딕" w:hAnsi="맑은 고딕"/>
-          <w:b w:val="false"/>
-          <w:bCs w:val="false"/>
-          <w:color w:val="222222"/>
-          <w:sz w:val="21"/>
-          <w:szCs w:val="21"/>
-        </w:rPr>
-        <w:t xml:space="preserve">은 </w:t>
-      </w:r>
-      <w:r>
-        <w:rPr>
-          <w:rFonts w:ascii="맑은 고딕" w:cs="맑은 고딕" w:eastAsia="맑은 고딕" w:hAnsi="맑은 고딕"/>
-          <w:b/>
-          <w:bCs/>
-          <w:color w:val="222222"/>
-          <w:sz w:val="21"/>
-          <w:szCs w:val="21"/>
-        </w:rPr>
-        <w:t xml:space="preserve">바뀌지 않았는가</w:t>
-      </w:r>
-      <w:r>
-        <w:rPr>
-          <w:rFonts w:ascii="맑은 고딕" w:cs="맑은 고딕" w:eastAsia="맑은 고딕" w:hAnsi="맑은 고딕"/>
-          <w:b w:val="false"/>
-          <w:bCs w:val="false"/>
-          <w:color w:val="222222"/>
-          <w:sz w:val="21"/>
-          <w:szCs w:val="21"/>
-        </w:rPr>
-        <w:t xml:space="preserve">.</w:t>
+        <w:t xml:space="preserve">main</w:t>
+      </w:r>
+      <w:r>
+        <w:rPr>
+          <w:rFonts w:ascii="맑은 고딕" w:cs="맑은 고딕" w:eastAsia="맑은 고딕" w:hAnsi="맑은 고딕"/>
+          <w:b w:val="false"/>
+          <w:bCs w:val="false"/>
+          <w:color w:val="222222"/>
+          <w:sz w:val="21"/>
+          <w:szCs w:val="21"/>
+        </w:rPr>
+        <w:t xml:space="preserve">이면 production, 아니면 staging 환경으로 실행되고, 서비스 이름과 </w:t>
+      </w:r>
+      <w:r>
+        <w:rPr>
+          <w:rFonts w:ascii="Consolas" w:cs="Consolas" w:eastAsia="Consolas" w:hAnsi="Consolas"/>
+          <w:b w:val="false"/>
+          <w:bCs w:val="false"/>
+          <w:color w:val="B02A4A"/>
+          <w:sz w:val="21"/>
+          <w:szCs w:val="21"/>
+        </w:rPr>
+        <w:t xml:space="preserve">ENV</w:t>
+      </w:r>
+      <w:r>
+        <w:rPr>
+          <w:rFonts w:ascii="맑은 고딕" w:cs="맑은 고딕" w:eastAsia="맑은 고딕" w:hAnsi="맑은 고딕"/>
+          <w:b w:val="false"/>
+          <w:bCs w:val="false"/>
+          <w:color w:val="222222"/>
+          <w:sz w:val="21"/>
+          <w:szCs w:val="21"/>
+        </w:rPr>
+        <w:t xml:space="preserve">는 그 환경의 변수에서 읽는다. </w:t>
+      </w:r>
+      <w:r>
+        <w:rPr>
+          <w:rFonts w:ascii="Consolas" w:cs="Consolas" w:eastAsia="Consolas" w:hAnsi="Consolas"/>
+          <w:b w:val="false"/>
+          <w:bCs w:val="false"/>
+          <w:color w:val="B02A4A"/>
+          <w:sz w:val="21"/>
+          <w:szCs w:val="21"/>
+        </w:rPr>
+        <w:t xml:space="preserve">staging</w:t>
+      </w:r>
+      <w:r>
+        <w:rPr>
+          <w:rFonts w:ascii="맑은 고딕" w:cs="맑은 고딕" w:eastAsia="맑은 고딕" w:hAnsi="맑은 고딕"/>
+          <w:b w:val="false"/>
+          <w:bCs w:val="false"/>
+          <w:color w:val="222222"/>
+          <w:sz w:val="21"/>
+          <w:szCs w:val="21"/>
+        </w:rPr>
+        <w:t xml:space="preserve"> 브랜치를 만들고 이 파일로 </w:t>
+      </w:r>
+      <w:r>
+        <w:rPr>
+          <w:rFonts w:ascii="Consolas" w:cs="Consolas" w:eastAsia="Consolas" w:hAnsi="Consolas"/>
+          <w:b w:val="false"/>
+          <w:bCs w:val="false"/>
+          <w:color w:val="B02A4A"/>
+          <w:sz w:val="21"/>
+          <w:szCs w:val="21"/>
+        </w:rPr>
+        <w:t xml:space="preserve">.github/workflows/deploy.yml</w:t>
+      </w:r>
+      <w:r>
+        <w:rPr>
+          <w:rFonts w:ascii="맑은 고딕" w:cs="맑은 고딕" w:eastAsia="맑은 고딕" w:hAnsi="맑은 고딕"/>
+          <w:b w:val="false"/>
+          <w:bCs w:val="false"/>
+          <w:color w:val="222222"/>
+          <w:sz w:val="21"/>
+          <w:szCs w:val="21"/>
+        </w:rPr>
+        <w:t xml:space="preserve">을 바꾸는 PR을 올린다(명령은 부록 A-7).</w:t>
+      </w:r>
+    </w:p>
+    <w:tbl>
+      <w:tblPr>
+        <w:tblW w:type="pct" w:w="100%"/>
+        <w:tblBorders>
+          <w:top w:val="single" w:color="E8A33D" w:sz="4"/>
+          <w:left w:val="single" w:color="E8A33D" w:sz="30"/>
+          <w:bottom w:val="single" w:color="E8A33D" w:sz="4"/>
+          <w:right w:val="single" w:color="E8A33D" w:sz="4"/>
+          <w:insideH w:val="none"/>
+          <w:insideV w:val="none"/>
+        </w:tblBorders>
+      </w:tblPr>
+      <w:tblGrid>
+        <w:gridCol w:w="9360"/>
+      </w:tblGrid>
+      <w:tr>
+        <w:trPr>
+          <w:cantSplit/>
+        </w:trPr>
+        <w:tc>
+          <w:tcPr>
+            <w:tcW w:type="dxa" w:w="9360"/>
+            <w:shd w:fill="FFF6E8" w:color="auto" w:val="clear"/>
+            <w:tcMar>
+              <w:top w:type="dxa" w:w="120"/>
+              <w:left w:type="dxa" w:w="160"/>
+              <w:bottom w:type="dxa" w:w="120"/>
+              <w:right w:type="dxa" w:w="160"/>
+            </w:tcMar>
+          </w:tcPr>
+          <w:p>
+            <w:pPr>
+              <w:spacing w:after="0" w:line="288"/>
+            </w:pPr>
+            <w:r>
+              <w:rPr>
+                <w:rFonts w:ascii="맑은 고딕" w:cs="맑은 고딕" w:eastAsia="맑은 고딕" w:hAnsi="맑은 고딕"/>
+                <w:b/>
+                <w:bCs/>
+                <w:color w:val="E8A33D"/>
+                <w:sz w:val="21"/>
+                <w:szCs w:val="21"/>
+              </w:rPr>
+              <w:t xml:space="preserve">⚠️ 주의</w:t>
+            </w:r>
+          </w:p>
+          <w:p>
+            <w:pPr>
+              <w:spacing w:after="0" w:line="288"/>
+            </w:pPr>
+            <w:r>
+              <w:rPr>
+                <w:rFonts w:ascii="맑은 고딕" w:cs="맑은 고딕" w:eastAsia="맑은 고딕" w:hAnsi="맑은 고딕"/>
+                <w:b w:val="false"/>
+                <w:bCs w:val="false"/>
+                <w:color w:val="222222"/>
+                <w:sz w:val="21"/>
+                <w:szCs w:val="21"/>
+              </w:rPr>
+              <w:t xml:space="preserve">실행 전에 PR 대상이 </w:t>
+            </w:r>
+            <w:r>
+              <w:rPr>
+                <w:rFonts w:ascii="Consolas" w:cs="Consolas" w:eastAsia="Consolas" w:hAnsi="Consolas"/>
+                <w:b w:val="false"/>
+                <w:bCs w:val="false"/>
+                <w:color w:val="B02A4A"/>
+                <w:sz w:val="21"/>
+                <w:szCs w:val="21"/>
+              </w:rPr>
+              <w:t xml:space="preserve">main</w:t>
+            </w:r>
+            <w:r>
+              <w:rPr>
+                <w:rFonts w:ascii="맑은 고딕" w:cs="맑은 고딕" w:eastAsia="맑은 고딕" w:hAnsi="맑은 고딕"/>
+                <w:b w:val="false"/>
+                <w:bCs w:val="false"/>
+                <w:color w:val="222222"/>
+                <w:sz w:val="21"/>
+                <w:szCs w:val="21"/>
+              </w:rPr>
+              <w:t xml:space="preserve">이 아니라 </w:t>
+            </w:r>
+            <w:r>
+              <w:rPr>
+                <w:rFonts w:ascii="Consolas" w:cs="Consolas" w:eastAsia="Consolas" w:hAnsi="Consolas"/>
+                <w:b/>
+                <w:bCs/>
+                <w:color w:val="B02A4A"/>
+                <w:sz w:val="21"/>
+                <w:szCs w:val="21"/>
+              </w:rPr>
+              <w:t xml:space="preserve">staging</w:t>
+            </w:r>
+            <w:r>
+              <w:rPr>
+                <w:rFonts w:ascii="맑은 고딕" w:cs="맑은 고딕" w:eastAsia="맑은 고딕" w:hAnsi="맑은 고딕"/>
+                <w:b w:val="false"/>
+                <w:bCs w:val="false"/>
+                <w:color w:val="222222"/>
+                <w:sz w:val="21"/>
+                <w:szCs w:val="21"/>
+              </w:rPr>
+              <w:t xml:space="preserve">인지 본다. 이 단계에서는 PR만 만들고 아직 머지하지 않는다.</w:t>
+            </w:r>
+          </w:p>
+        </w:tc>
+      </w:tr>
+    </w:tbl>
+    <w:p>
+      <w:pPr>
+        <w:spacing w:after="40" w:line="288"/>
+      </w:pPr>
+      <w:r>
+        <w:rPr>
+          <w:rFonts w:ascii="맑은 고딕" w:cs="맑은 고딕" w:eastAsia="맑은 고딕" w:hAnsi="맑은 고딕"/>
+          <w:b w:val="false"/>
+          <w:bCs w:val="false"/>
+          <w:color w:val="222222"/>
+          <w:sz w:val="21"/>
+          <w:szCs w:val="21"/>
+        </w:rPr>
+        <w:t xml:space="preserve"/>
       </w:r>
     </w:p>
     <w:p>
@@ -13489,18 +14046,18 @@
           <w:sz w:val="21"/>
           <w:szCs w:val="21"/>
         </w:rPr>
-        <w:t xml:space="preserve">6단계 — main에 머지하고 production 승인.</w:t>
-      </w:r>
-      <w:r>
-        <w:rPr>
-          <w:rFonts w:ascii="맑은 고딕" w:cs="맑은 고딕" w:eastAsia="맑은 고딕" w:hAnsi="맑은 고딕"/>
-          <w:b w:val="false"/>
-          <w:bCs w:val="false"/>
-          <w:color w:val="222222"/>
-          <w:sz w:val="21"/>
-          <w:szCs w:val="21"/>
-        </w:rPr>
-        <w:t xml:space="preserve"> </w:t>
+        <w:t xml:space="preserve">5단계 — staging에 머지해 배포 확인.</w:t>
+      </w:r>
+      <w:r>
+        <w:rPr>
+          <w:rFonts w:ascii="맑은 고딕" w:cs="맑은 고딕" w:eastAsia="맑은 고딕" w:hAnsi="맑은 고딕"/>
+          <w:b w:val="false"/>
+          <w:bCs w:val="false"/>
+          <w:color w:val="222222"/>
+          <w:sz w:val="21"/>
+          <w:szCs w:val="21"/>
+        </w:rPr>
+        <w:t xml:space="preserve"> 4단계 PR의 상태 체크가 통과하면 </w:t>
       </w:r>
       <w:r>
         <w:rPr>
@@ -13522,7 +14079,7 @@
           <w:sz w:val="21"/>
           <w:szCs w:val="21"/>
         </w:rPr>
-        <w:t xml:space="preserve">을 그대로 </w:t>
+        <w:t xml:space="preserve">에 머지한다. 머지하는 순간 새 배포 워크플로가 처음으로 돌아 test 작업 → deploy 작업(staging 환경) 순으로 진행되고 </w:t>
       </w:r>
       <w:r>
         <w:rPr>
@@ -13533,18 +14090,84 @@
           <w:sz w:val="21"/>
           <w:szCs w:val="21"/>
         </w:rPr>
-        <w:t xml:space="preserve">main</w:t>
-      </w:r>
-      <w:r>
-        <w:rPr>
-          <w:rFonts w:ascii="맑은 고딕" w:cs="맑은 고딕" w:eastAsia="맑은 고딕" w:hAnsi="맑은 고딕"/>
-          <w:b w:val="false"/>
-          <w:bCs w:val="false"/>
-          <w:color w:val="222222"/>
-          <w:sz w:val="21"/>
-          <w:szCs w:val="21"/>
-        </w:rPr>
-        <w:t xml:space="preserve">으로 보내는 PR을 올리고, 상태 체크가 통과하면 머지한다. 이번에는 deploy 실행이 deploy 작업 앞에서 멈추고 </w:t>
+        <w:t xml:space="preserve">friend-agent-staging</w:t>
+      </w:r>
+      <w:r>
+        <w:rPr>
+          <w:rFonts w:ascii="맑은 고딕" w:cs="맑은 고딕" w:eastAsia="맑은 고딕" w:hAnsi="맑은 고딕"/>
+          <w:b w:val="false"/>
+          <w:bCs w:val="false"/>
+          <w:color w:val="222222"/>
+          <w:sz w:val="21"/>
+          <w:szCs w:val="21"/>
+        </w:rPr>
+        <w:t xml:space="preserve">만 새 커밋으로 바뀐다. 확인은 세 가지다: ① Actions 탭에서 deploy가 staging 환경으로 돌았는가, ② staging 주소 끝에 </w:t>
+      </w:r>
+      <w:r>
+        <w:rPr>
+          <w:rFonts w:ascii="Consolas" w:cs="Consolas" w:eastAsia="Consolas" w:hAnsi="Consolas"/>
+          <w:b w:val="false"/>
+          <w:bCs w:val="false"/>
+          <w:color w:val="B02A4A"/>
+          <w:sz w:val="21"/>
+          <w:szCs w:val="21"/>
+        </w:rPr>
+        <w:t xml:space="preserve">/version</w:t>
+      </w:r>
+      <w:r>
+        <w:rPr>
+          <w:rFonts w:ascii="맑은 고딕" w:cs="맑은 고딕" w:eastAsia="맑은 고딕" w:hAnsi="맑은 고딕"/>
+          <w:b w:val="false"/>
+          <w:bCs w:val="false"/>
+          <w:color w:val="222222"/>
+          <w:sz w:val="21"/>
+          <w:szCs w:val="21"/>
+        </w:rPr>
+        <w:t xml:space="preserve">을 붙여 </w:t>
+      </w:r>
+      <w:r>
+        <w:rPr>
+          <w:rFonts w:ascii="Consolas" w:cs="Consolas" w:eastAsia="Consolas" w:hAnsi="Consolas"/>
+          <w:b w:val="false"/>
+          <w:bCs w:val="false"/>
+          <w:color w:val="B02A4A"/>
+          <w:sz w:val="21"/>
+          <w:szCs w:val="21"/>
+        </w:rPr>
+        <w:t xml:space="preserve">commit</w:t>
+      </w:r>
+      <w:r>
+        <w:rPr>
+          <w:rFonts w:ascii="맑은 고딕" w:cs="맑은 고딕" w:eastAsia="맑은 고딕" w:hAnsi="맑은 고딕"/>
+          <w:b w:val="false"/>
+          <w:bCs w:val="false"/>
+          <w:color w:val="222222"/>
+          <w:sz w:val="21"/>
+          <w:szCs w:val="21"/>
+        </w:rPr>
+        <w:t xml:space="preserve">이 방금 머지한 커밋 SHA로 바뀌었는가, ③ production 주소의 </w:t>
+      </w:r>
+      <w:r>
+        <w:rPr>
+          <w:rFonts w:ascii="Consolas" w:cs="Consolas" w:eastAsia="Consolas" w:hAnsi="Consolas"/>
+          <w:b w:val="false"/>
+          <w:bCs w:val="false"/>
+          <w:color w:val="B02A4A"/>
+          <w:sz w:val="21"/>
+          <w:szCs w:val="21"/>
+        </w:rPr>
+        <w:t xml:space="preserve">/version</w:t>
+      </w:r>
+      <w:r>
+        <w:rPr>
+          <w:rFonts w:ascii="맑은 고딕" w:cs="맑은 고딕" w:eastAsia="맑은 고딕" w:hAnsi="맑은 고딕"/>
+          <w:b w:val="false"/>
+          <w:bCs w:val="false"/>
+          <w:color w:val="222222"/>
+          <w:sz w:val="21"/>
+          <w:szCs w:val="21"/>
+        </w:rPr>
+        <w:t xml:space="preserve">은 </w:t>
       </w:r>
       <w:r>
         <w:rPr>
@@ -13555,19 +14178,24 @@
           <w:sz w:val="21"/>
           <w:szCs w:val="21"/>
         </w:rPr>
-        <w:t xml:space="preserve">Review deployments</w:t>
-      </w:r>
-      <w:r>
-        <w:rPr>
-          <w:rFonts w:ascii="맑은 고딕" w:cs="맑은 고딕" w:eastAsia="맑은 고딕" w:hAnsi="맑은 고딕"/>
-          <w:b w:val="false"/>
-          <w:bCs w:val="false"/>
-          <w:color w:val="222222"/>
-          <w:sz w:val="21"/>
-          <w:szCs w:val="21"/>
-        </w:rPr>
-        <w:t xml:space="preserve"> 버튼이 나타난다. production 환경에 승인자를 걸어 두었기 때문이고, 승인 전까지 production은 바뀌지 않는다. 이 PR을 머지할 때는 </w:t>
-      </w:r>
+        <w:t xml:space="preserve">바뀌지 않았는가</w:t>
+      </w:r>
+      <w:r>
+        <w:rPr>
+          <w:rFonts w:ascii="맑은 고딕" w:cs="맑은 고딕" w:eastAsia="맑은 고딕" w:hAnsi="맑은 고딕"/>
+          <w:b w:val="false"/>
+          <w:bCs w:val="false"/>
+          <w:color w:val="222222"/>
+          <w:sz w:val="21"/>
+          <w:szCs w:val="21"/>
+        </w:rPr>
+        <w:t xml:space="preserve">.</w:t>
+      </w:r>
+    </w:p>
+    <w:p>
+      <w:pPr>
+        <w:spacing w:after="120" w:line="288"/>
+      </w:pPr>
       <w:r>
         <w:rPr>
           <w:rFonts w:ascii="맑은 고딕" w:cs="맑은 고딕" w:eastAsia="맑은 고딕" w:hAnsi="맑은 고딕"/>
@@ -13577,7 +14205,106 @@
           <w:sz w:val="21"/>
           <w:szCs w:val="21"/>
         </w:rPr>
-        <w:t xml:space="preserve">`staging` 브랜치를 지우지 않는다</w:t>
+        <w:t xml:space="preserve">6단계 — main에 머지하고 production 승인.</w:t>
+      </w:r>
+      <w:r>
+        <w:rPr>
+          <w:rFonts w:ascii="맑은 고딕" w:cs="맑은 고딕" w:eastAsia="맑은 고딕" w:hAnsi="맑은 고딕"/>
+          <w:b w:val="false"/>
+          <w:bCs w:val="false"/>
+          <w:color w:val="222222"/>
+          <w:sz w:val="21"/>
+          <w:szCs w:val="21"/>
+        </w:rPr>
+        <w:t xml:space="preserve"> </w:t>
+      </w:r>
+      <w:r>
+        <w:rPr>
+          <w:rFonts w:ascii="Consolas" w:cs="Consolas" w:eastAsia="Consolas" w:hAnsi="Consolas"/>
+          <w:b w:val="false"/>
+          <w:bCs w:val="false"/>
+          <w:color w:val="B02A4A"/>
+          <w:sz w:val="21"/>
+          <w:szCs w:val="21"/>
+        </w:rPr>
+        <w:t xml:space="preserve">staging</w:t>
+      </w:r>
+      <w:r>
+        <w:rPr>
+          <w:rFonts w:ascii="맑은 고딕" w:cs="맑은 고딕" w:eastAsia="맑은 고딕" w:hAnsi="맑은 고딕"/>
+          <w:b w:val="false"/>
+          <w:bCs w:val="false"/>
+          <w:color w:val="222222"/>
+          <w:sz w:val="21"/>
+          <w:szCs w:val="21"/>
+        </w:rPr>
+        <w:t xml:space="preserve">을 그대로 </w:t>
+      </w:r>
+      <w:r>
+        <w:rPr>
+          <w:rFonts w:ascii="Consolas" w:cs="Consolas" w:eastAsia="Consolas" w:hAnsi="Consolas"/>
+          <w:b w:val="false"/>
+          <w:bCs w:val="false"/>
+          <w:color w:val="B02A4A"/>
+          <w:sz w:val="21"/>
+          <w:szCs w:val="21"/>
+        </w:rPr>
+        <w:t xml:space="preserve">main</w:t>
+      </w:r>
+      <w:r>
+        <w:rPr>
+          <w:rFonts w:ascii="맑은 고딕" w:cs="맑은 고딕" w:eastAsia="맑은 고딕" w:hAnsi="맑은 고딕"/>
+          <w:b w:val="false"/>
+          <w:bCs w:val="false"/>
+          <w:color w:val="222222"/>
+          <w:sz w:val="21"/>
+          <w:szCs w:val="21"/>
+        </w:rPr>
+        <w:t xml:space="preserve">으로 보내는 PR을 올리고, 상태 체크가 통과하면 머지한다. 이번에는 deploy 실행이 deploy 작업 앞에서 멈추고 </w:t>
+      </w:r>
+      <w:r>
+        <w:rPr>
+          <w:rFonts w:ascii="맑은 고딕" w:cs="맑은 고딕" w:eastAsia="맑은 고딕" w:hAnsi="맑은 고딕"/>
+          <w:b/>
+          <w:bCs/>
+          <w:color w:val="222222"/>
+          <w:sz w:val="21"/>
+          <w:szCs w:val="21"/>
+        </w:rPr>
+        <w:t xml:space="preserve">Review deployments</w:t>
+      </w:r>
+      <w:r>
+        <w:rPr>
+          <w:rFonts w:ascii="맑은 고딕" w:cs="맑은 고딕" w:eastAsia="맑은 고딕" w:hAnsi="맑은 고딕"/>
+          <w:b w:val="false"/>
+          <w:bCs w:val="false"/>
+          <w:color w:val="222222"/>
+          <w:sz w:val="21"/>
+          <w:szCs w:val="21"/>
+        </w:rPr>
+        <w:t xml:space="preserve"> 버튼이 나타난다. production 환경에 승인자를 걸어 두었기 때문이고, 승인 전까지 production은 바뀌지 않는다. 이 PR을 머지할 때는 </w:t>
+      </w:r>
+      <w:r>
+        <w:rPr>
+          <w:rFonts w:ascii="Consolas" w:cs="Consolas" w:eastAsia="Consolas" w:hAnsi="Consolas"/>
+          <w:b/>
+          <w:bCs/>
+          <w:color w:val="B02A4A"/>
+          <w:sz w:val="21"/>
+          <w:szCs w:val="21"/>
+        </w:rPr>
+        <w:t xml:space="preserve">staging</w:t>
+      </w:r>
+      <w:r>
+        <w:rPr>
+          <w:rFonts w:ascii="맑은 고딕" w:cs="맑은 고딕" w:eastAsia="맑은 고딕" w:hAnsi="맑은 고딕"/>
+          <w:b/>
+          <w:bCs/>
+          <w:color w:val="222222"/>
+          <w:sz w:val="21"/>
+          <w:szCs w:val="21"/>
+        </w:rPr>
+        <w:t xml:space="preserve"> 브랜치를 지우지 않는다</w:t>
       </w:r>
       <w:r>
         <w:rPr>
@@ -16486,29 +17213,7 @@
                 <w:sz w:val="21"/>
                 <w:szCs w:val="21"/>
               </w:rPr>
-              <w:t xml:space="preserve">해설서는 "강의 자료에는 문제 A~C의 실제 실패 테스트 이름과 로그 메시지가 제시되어 있지 않다"고 밝힌다. 정확한 원인은 직접 실행한 결과를 근거로 확인한다(C는 5장에서 이미 본 </w:t>
-            </w:r>
-            <w:r>
-              <w:rPr>
-                <w:rFonts w:ascii="Consolas" w:cs="Consolas" w:eastAsia="Consolas" w:hAnsi="Consolas"/>
-                <w:b w:val="false"/>
-                <w:bCs w:val="false"/>
-                <w:color w:val="B02A4A"/>
-                <w:sz w:val="21"/>
-                <w:szCs w:val="21"/>
-              </w:rPr>
-              <w:t xml:space="preserve">test_reminder_is_saved_in_korean_time</w:t>
-            </w:r>
-            <w:r>
-              <w:rPr>
-                <w:rFonts w:ascii="맑은 고딕" w:cs="맑은 고딕" w:eastAsia="맑은 고딕" w:hAnsi="맑은 고딕"/>
-                <w:b w:val="false"/>
-                <w:bCs w:val="false"/>
-                <w:color w:val="222222"/>
-                <w:sz w:val="21"/>
-                <w:szCs w:val="21"/>
-              </w:rPr>
-              <w:t xml:space="preserve"> 실패가 단서다). </w:t>
+              <w:t xml:space="preserve">해설서는 "강의 자료에는 문제 A~C의 실제 실패 테스트 이름과 로그 메시지가 제시되어 있지 않다"고 밝힌다. 정확한 원인은 직접 실행한 결과를 근거로 확인한다. </w:t>
             </w:r>
             <w:r>
               <w:rPr>
@@ -16550,6 +17255,792 @@
           <w:szCs w:val="21"/>
         </w:rPr>
         <w:t xml:space="preserve"/>
+      </w:r>
+    </w:p>
+    <w:p>
+      <w:pPr>
+        <w:spacing w:after="120" w:line="288"/>
+      </w:pPr>
+      <w:r>
+        <w:rPr>
+          <w:rFonts w:ascii="맑은 고딕" w:cs="맑은 고딕" w:eastAsia="맑은 고딕" w:hAnsi="맑은 고딕"/>
+          <w:b/>
+          <w:bCs/>
+          <w:color w:val="222222"/>
+          <w:sz w:val="21"/>
+          <w:szCs w:val="21"/>
+        </w:rPr>
+        <w:t xml:space="preserve">[실습 확인] 문제 A~C의 실제 로그와 원인</w:t>
+      </w:r>
+      <w:r>
+        <w:rPr>
+          <w:rFonts w:ascii="맑은 고딕" w:cs="맑은 고딕" w:eastAsia="맑은 고딕" w:hAnsi="맑은 고딕"/>
+          <w:b w:val="false"/>
+          <w:bCs w:val="false"/>
+          <w:color w:val="222222"/>
+          <w:sz w:val="21"/>
+          <w:szCs w:val="21"/>
+        </w:rPr>
+        <w:t xml:space="preserve"> — 세 PR 모두 </w:t>
+      </w:r>
+      <w:r>
+        <w:rPr>
+          <w:rFonts w:ascii="Consolas" w:cs="Consolas" w:eastAsia="Consolas" w:hAnsi="Consolas"/>
+          <w:b w:val="false"/>
+          <w:bCs w:val="false"/>
+          <w:color w:val="B02A4A"/>
+          <w:sz w:val="21"/>
+          <w:szCs w:val="21"/>
+        </w:rPr>
+        <w:t xml:space="preserve">mergeStateStatus</w:t>
+      </w:r>
+      <w:r>
+        <w:rPr>
+          <w:rFonts w:ascii="맑은 고딕" w:cs="맑은 고딕" w:eastAsia="맑은 고딕" w:hAnsi="맑은 고딕"/>
+          <w:b w:val="false"/>
+          <w:bCs w:val="false"/>
+          <w:color w:val="222222"/>
+          <w:sz w:val="21"/>
+          <w:szCs w:val="21"/>
+        </w:rPr>
+        <w:t xml:space="preserve">가 </w:t>
+      </w:r>
+      <w:r>
+        <w:rPr>
+          <w:rFonts w:ascii="Consolas" w:cs="Consolas" w:eastAsia="Consolas" w:hAnsi="Consolas"/>
+          <w:b w:val="false"/>
+          <w:bCs w:val="false"/>
+          <w:color w:val="B02A4A"/>
+          <w:sz w:val="21"/>
+          <w:szCs w:val="21"/>
+        </w:rPr>
+        <w:t xml:space="preserve">BLOCKED</w:t>
+      </w:r>
+      <w:r>
+        <w:rPr>
+          <w:rFonts w:ascii="맑은 고딕" w:cs="맑은 고딕" w:eastAsia="맑은 고딕" w:hAnsi="맑은 고딕"/>
+          <w:b w:val="false"/>
+          <w:bCs w:val="false"/>
+          <w:color w:val="222222"/>
+          <w:sz w:val="21"/>
+          <w:szCs w:val="21"/>
+        </w:rPr>
+        <w:t xml:space="preserve">였다(5장에서 보호 전에는 </w:t>
+      </w:r>
+      <w:r>
+        <w:rPr>
+          <w:rFonts w:ascii="Consolas" w:cs="Consolas" w:eastAsia="Consolas" w:hAnsi="Consolas"/>
+          <w:b w:val="false"/>
+          <w:bCs w:val="false"/>
+          <w:color w:val="B02A4A"/>
+          <w:sz w:val="21"/>
+          <w:szCs w:val="21"/>
+        </w:rPr>
+        <w:t xml:space="preserve">UNSTABLE</w:t>
+      </w:r>
+      <w:r>
+        <w:rPr>
+          <w:rFonts w:ascii="맑은 고딕" w:cs="맑은 고딕" w:eastAsia="맑은 고딕" w:hAnsi="맑은 고딕"/>
+          <w:b w:val="false"/>
+          <w:bCs w:val="false"/>
+          <w:color w:val="222222"/>
+          <w:sz w:val="21"/>
+          <w:szCs w:val="21"/>
+        </w:rPr>
+        <w:t xml:space="preserve">, 머지 가능).</w:t>
+      </w:r>
+    </w:p>
+    <w:tbl>
+      <w:tblPr>
+        <w:tblW w:type="pct" w:w="100%"/>
+        <w:tblBorders>
+          <w:top w:val="single" w:color="auto" w:sz="4"/>
+          <w:left w:val="single" w:color="auto" w:sz="4"/>
+          <w:bottom w:val="single" w:color="auto" w:sz="4"/>
+          <w:right w:val="single" w:color="auto" w:sz="4"/>
+          <w:insideH w:val="single" w:color="auto" w:sz="4"/>
+          <w:insideV w:val="single" w:color="auto" w:sz="4"/>
+        </w:tblBorders>
+      </w:tblPr>
+      <w:tblGrid>
+        <w:gridCol w:w="3120"/>
+        <w:gridCol w:w="3120"/>
+        <w:gridCol w:w="3120"/>
+      </w:tblGrid>
+      <w:tr>
+        <w:trPr>
+          <w:cantSplit/>
+          <w:tblHeader/>
+        </w:trPr>
+        <w:tc>
+          <w:tcPr>
+            <w:tcW w:type="dxa" w:w="3120"/>
+            <w:tcBorders>
+              <w:top w:val="single" w:color="BFBFBF" w:sz="4"/>
+              <w:left w:val="single" w:color="BFBFBF" w:sz="4"/>
+              <w:bottom w:val="single" w:color="BFBFBF" w:sz="4"/>
+              <w:right w:val="single" w:color="BFBFBF" w:sz="4"/>
+            </w:tcBorders>
+            <w:shd w:fill="DCE6F7" w:color="auto" w:val="clear"/>
+            <w:tcMar>
+              <w:top w:type="dxa" w:w="60"/>
+              <w:left w:type="dxa" w:w="100"/>
+              <w:bottom w:type="dxa" w:w="60"/>
+              <w:right w:type="dxa" w:w="100"/>
+            </w:tcMar>
+          </w:tcPr>
+          <w:p>
+            <w:pPr>
+              <w:spacing w:after="0" w:line="264"/>
+            </w:pPr>
+            <w:r>
+              <w:rPr>
+                <w:rFonts w:ascii="맑은 고딕" w:cs="맑은 고딕" w:eastAsia="맑은 고딕" w:hAnsi="맑은 고딕"/>
+                <w:b/>
+                <w:bCs/>
+                <w:color w:val="222222"/>
+                <w:sz w:val="19"/>
+                <w:szCs w:val="19"/>
+              </w:rPr>
+              <w:t xml:space="preserve">문제</w:t>
+            </w:r>
+          </w:p>
+        </w:tc>
+        <w:tc>
+          <w:tcPr>
+            <w:tcW w:type="dxa" w:w="3120"/>
+            <w:tcBorders>
+              <w:top w:val="single" w:color="BFBFBF" w:sz="4"/>
+              <w:left w:val="single" w:color="BFBFBF" w:sz="4"/>
+              <w:bottom w:val="single" w:color="BFBFBF" w:sz="4"/>
+              <w:right w:val="single" w:color="BFBFBF" w:sz="4"/>
+            </w:tcBorders>
+            <w:shd w:fill="DCE6F7" w:color="auto" w:val="clear"/>
+            <w:tcMar>
+              <w:top w:type="dxa" w:w="60"/>
+              <w:left w:type="dxa" w:w="100"/>
+              <w:bottom w:type="dxa" w:w="60"/>
+              <w:right w:type="dxa" w:w="100"/>
+            </w:tcMar>
+          </w:tcPr>
+          <w:p>
+            <w:pPr>
+              <w:spacing w:after="0" w:line="264"/>
+            </w:pPr>
+            <w:r>
+              <w:rPr>
+                <w:rFonts w:ascii="맑은 고딕" w:cs="맑은 고딕" w:eastAsia="맑은 고딕" w:hAnsi="맑은 고딕"/>
+                <w:b/>
+                <w:bCs/>
+                <w:color w:val="222222"/>
+                <w:sz w:val="19"/>
+                <w:szCs w:val="19"/>
+              </w:rPr>
+              <w:t xml:space="preserve">실패한 테스트와 로그</w:t>
+            </w:r>
+          </w:p>
+        </w:tc>
+        <w:tc>
+          <w:tcPr>
+            <w:tcW w:type="dxa" w:w="3120"/>
+            <w:tcBorders>
+              <w:top w:val="single" w:color="BFBFBF" w:sz="4"/>
+              <w:left w:val="single" w:color="BFBFBF" w:sz="4"/>
+              <w:bottom w:val="single" w:color="BFBFBF" w:sz="4"/>
+              <w:right w:val="single" w:color="BFBFBF" w:sz="4"/>
+            </w:tcBorders>
+            <w:shd w:fill="DCE6F7" w:color="auto" w:val="clear"/>
+            <w:tcMar>
+              <w:top w:type="dxa" w:w="60"/>
+              <w:left w:type="dxa" w:w="100"/>
+              <w:bottom w:type="dxa" w:w="60"/>
+              <w:right w:type="dxa" w:w="100"/>
+            </w:tcMar>
+          </w:tcPr>
+          <w:p>
+            <w:pPr>
+              <w:spacing w:after="0" w:line="264"/>
+            </w:pPr>
+            <w:r>
+              <w:rPr>
+                <w:rFonts w:ascii="맑은 고딕" w:cs="맑은 고딕" w:eastAsia="맑은 고딕" w:hAnsi="맑은 고딕"/>
+                <w:b/>
+                <w:bCs/>
+                <w:color w:val="222222"/>
+                <w:sz w:val="19"/>
+                <w:szCs w:val="19"/>
+              </w:rPr>
+              <w:t xml:space="preserve">원인 한 문장</w:t>
+            </w:r>
+          </w:p>
+        </w:tc>
+      </w:tr>
+      <w:tr>
+        <w:trPr>
+          <w:cantSplit/>
+        </w:trPr>
+        <w:tc>
+          <w:tcPr>
+            <w:tcW w:type="dxa" w:w="3120"/>
+            <w:tcBorders>
+              <w:top w:val="single" w:color="BFBFBF" w:sz="4"/>
+              <w:left w:val="single" w:color="BFBFBF" w:sz="4"/>
+              <w:bottom w:val="single" w:color="BFBFBF" w:sz="4"/>
+              <w:right w:val="single" w:color="BFBFBF" w:sz="4"/>
+            </w:tcBorders>
+            <w:tcMar>
+              <w:top w:type="dxa" w:w="60"/>
+              <w:left w:type="dxa" w:w="100"/>
+              <w:bottom w:type="dxa" w:w="60"/>
+              <w:right w:type="dxa" w:w="100"/>
+            </w:tcMar>
+          </w:tcPr>
+          <w:p>
+            <w:pPr>
+              <w:spacing w:after="0" w:line="264"/>
+            </w:pPr>
+            <w:r>
+              <w:rPr>
+                <w:rFonts w:ascii="맑은 고딕" w:cs="맑은 고딕" w:eastAsia="맑은 고딕" w:hAnsi="맑은 고딕"/>
+                <w:b w:val="false"/>
+                <w:bCs w:val="false"/>
+                <w:color w:val="222222"/>
+                <w:sz w:val="19"/>
+                <w:szCs w:val="19"/>
+              </w:rPr>
+              <w:t xml:space="preserve">A. </w:t>
+            </w:r>
+            <w:r>
+              <w:rPr>
+                <w:rFonts w:ascii="Consolas" w:cs="Consolas" w:eastAsia="Consolas" w:hAnsi="Consolas"/>
+                <w:b w:val="false"/>
+                <w:bCs w:val="false"/>
+                <w:color w:val="B02A4A"/>
+                <w:sz w:val="19"/>
+                <w:szCs w:val="19"/>
+              </w:rPr>
+              <w:t xml:space="preserve">safety-exact-match</w:t>
+            </w:r>
+          </w:p>
+        </w:tc>
+        <w:tc>
+          <w:tcPr>
+            <w:tcW w:type="dxa" w:w="3120"/>
+            <w:tcBorders>
+              <w:top w:val="single" w:color="BFBFBF" w:sz="4"/>
+              <w:left w:val="single" w:color="BFBFBF" w:sz="4"/>
+              <w:bottom w:val="single" w:color="BFBFBF" w:sz="4"/>
+              <w:right w:val="single" w:color="BFBFBF" w:sz="4"/>
+            </w:tcBorders>
+            <w:tcMar>
+              <w:top w:type="dxa" w:w="60"/>
+              <w:left w:type="dxa" w:w="100"/>
+              <w:bottom w:type="dxa" w:w="60"/>
+              <w:right w:type="dxa" w:w="100"/>
+            </w:tcMar>
+          </w:tcPr>
+          <w:p>
+            <w:pPr>
+              <w:spacing w:after="0" w:line="264"/>
+            </w:pPr>
+            <w:r>
+              <w:rPr>
+                <w:rFonts w:ascii="Consolas" w:cs="Consolas" w:eastAsia="Consolas" w:hAnsi="Consolas"/>
+                <w:b w:val="false"/>
+                <w:bCs w:val="false"/>
+                <w:color w:val="B02A4A"/>
+                <w:sz w:val="19"/>
+                <w:szCs w:val="19"/>
+              </w:rPr>
+              <w:t xml:space="preserve">test_crisis_message_gets_fixed_safety_reply</w:t>
+            </w:r>
+            <w:r>
+              <w:rPr>
+                <w:rFonts w:ascii="맑은 고딕" w:cs="맑은 고딕" w:eastAsia="맑은 고딕" w:hAnsi="맑은 고딕"/>
+                <w:b w:val="false"/>
+                <w:bCs w:val="false"/>
+                <w:color w:val="222222"/>
+                <w:sz w:val="19"/>
+                <w:szCs w:val="19"/>
+              </w:rPr>
+              <w:t xml:space="preserve">, </w:t>
+            </w:r>
+            <w:r>
+              <w:rPr>
+                <w:rFonts w:ascii="Consolas" w:cs="Consolas" w:eastAsia="Consolas" w:hAnsi="Consolas"/>
+                <w:b w:val="false"/>
+                <w:bCs w:val="false"/>
+                <w:color w:val="B02A4A"/>
+                <w:sz w:val="19"/>
+                <w:szCs w:val="19"/>
+              </w:rPr>
+              <w:t xml:space="preserve">assert '109' in '(가짜 응답) 그랬구나. 조금 더 얘기해 줄래?'</w:t>
+            </w:r>
+          </w:p>
+        </w:tc>
+        <w:tc>
+          <w:tcPr>
+            <w:tcW w:type="dxa" w:w="3120"/>
+            <w:tcBorders>
+              <w:top w:val="single" w:color="BFBFBF" w:sz="4"/>
+              <w:left w:val="single" w:color="BFBFBF" w:sz="4"/>
+              <w:bottom w:val="single" w:color="BFBFBF" w:sz="4"/>
+              <w:right w:val="single" w:color="BFBFBF" w:sz="4"/>
+            </w:tcBorders>
+            <w:tcMar>
+              <w:top w:type="dxa" w:w="60"/>
+              <w:left w:type="dxa" w:w="100"/>
+              <w:bottom w:type="dxa" w:w="60"/>
+              <w:right w:type="dxa" w:w="100"/>
+            </w:tcMar>
+          </w:tcPr>
+          <w:p>
+            <w:pPr>
+              <w:spacing w:after="0" w:line="264"/>
+            </w:pPr>
+            <w:r>
+              <w:rPr>
+                <w:rFonts w:ascii="맑은 고딕" w:cs="맑은 고딕" w:eastAsia="맑은 고딕" w:hAnsi="맑은 고딕"/>
+                <w:b w:val="false"/>
+                <w:bCs w:val="false"/>
+                <w:color w:val="222222"/>
+                <w:sz w:val="19"/>
+                <w:szCs w:val="19"/>
+              </w:rPr>
+              <w:t xml:space="preserve">위기 표현 판정을 "포함"(</w:t>
+            </w:r>
+            <w:r>
+              <w:rPr>
+                <w:rFonts w:ascii="Consolas" w:cs="Consolas" w:eastAsia="Consolas" w:hAnsi="Consolas"/>
+                <w:b w:val="false"/>
+                <w:bCs w:val="false"/>
+                <w:color w:val="B02A4A"/>
+                <w:sz w:val="19"/>
+                <w:szCs w:val="19"/>
+              </w:rPr>
+              <w:t xml:space="preserve">any(k in text ...)</w:t>
+            </w:r>
+            <w:r>
+              <w:rPr>
+                <w:rFonts w:ascii="맑은 고딕" w:cs="맑은 고딕" w:eastAsia="맑은 고딕" w:hAnsi="맑은 고딕"/>
+                <w:b w:val="false"/>
+                <w:bCs w:val="false"/>
+                <w:color w:val="222222"/>
+                <w:sz w:val="19"/>
+                <w:szCs w:val="19"/>
+              </w:rPr>
+              <w:t xml:space="preserve">)에서 "정확히 같음"(</w:t>
+            </w:r>
+            <w:r>
+              <w:rPr>
+                <w:rFonts w:ascii="Consolas" w:cs="Consolas" w:eastAsia="Consolas" w:hAnsi="Consolas"/>
+                <w:b w:val="false"/>
+                <w:bCs w:val="false"/>
+                <w:color w:val="B02A4A"/>
+                <w:sz w:val="19"/>
+                <w:szCs w:val="19"/>
+              </w:rPr>
+              <w:t xml:space="preserve">text.strip() in CRISIS_KEYWORDS</w:t>
+            </w:r>
+            <w:r>
+              <w:rPr>
+                <w:rFonts w:ascii="맑은 고딕" w:cs="맑은 고딕" w:eastAsia="맑은 고딕" w:hAnsi="맑은 고딕"/>
+                <w:b w:val="false"/>
+                <w:bCs w:val="false"/>
+                <w:color w:val="222222"/>
+                <w:sz w:val="19"/>
+                <w:szCs w:val="19"/>
+              </w:rPr>
+              <w:t xml:space="preserve">)으로 바꿔서 "요즘 너무 죽고 싶어"가 목록의 "죽고 싶"과 같지 않다고 판정돼 109 안내가 나가지 않았다</w:t>
+            </w:r>
+          </w:p>
+        </w:tc>
+      </w:tr>
+      <w:tr>
+        <w:trPr>
+          <w:cantSplit/>
+        </w:trPr>
+        <w:tc>
+          <w:tcPr>
+            <w:tcW w:type="dxa" w:w="3120"/>
+            <w:tcBorders>
+              <w:top w:val="single" w:color="BFBFBF" w:sz="4"/>
+              <w:left w:val="single" w:color="BFBFBF" w:sz="4"/>
+              <w:bottom w:val="single" w:color="BFBFBF" w:sz="4"/>
+              <w:right w:val="single" w:color="BFBFBF" w:sz="4"/>
+            </w:tcBorders>
+            <w:shd w:fill="F2F5FA" w:color="auto" w:val="clear"/>
+            <w:tcMar>
+              <w:top w:type="dxa" w:w="60"/>
+              <w:left w:type="dxa" w:w="100"/>
+              <w:bottom w:type="dxa" w:w="60"/>
+              <w:right w:type="dxa" w:w="100"/>
+            </w:tcMar>
+          </w:tcPr>
+          <w:p>
+            <w:pPr>
+              <w:spacing w:after="0" w:line="264"/>
+            </w:pPr>
+            <w:r>
+              <w:rPr>
+                <w:rFonts w:ascii="맑은 고딕" w:cs="맑은 고딕" w:eastAsia="맑은 고딕" w:hAnsi="맑은 고딕"/>
+                <w:b w:val="false"/>
+                <w:bCs w:val="false"/>
+                <w:color w:val="222222"/>
+                <w:sz w:val="19"/>
+                <w:szCs w:val="19"/>
+              </w:rPr>
+              <w:t xml:space="preserve">B. </w:t>
+            </w:r>
+            <w:r>
+              <w:rPr>
+                <w:rFonts w:ascii="Consolas" w:cs="Consolas" w:eastAsia="Consolas" w:hAnsi="Consolas"/>
+                <w:b w:val="false"/>
+                <w:bCs w:val="false"/>
+                <w:color w:val="B02A4A"/>
+                <w:sz w:val="19"/>
+                <w:szCs w:val="19"/>
+              </w:rPr>
+              <w:t xml:space="preserve">weather-keyword</w:t>
+            </w:r>
+          </w:p>
+        </w:tc>
+        <w:tc>
+          <w:tcPr>
+            <w:tcW w:type="dxa" w:w="3120"/>
+            <w:tcBorders>
+              <w:top w:val="single" w:color="BFBFBF" w:sz="4"/>
+              <w:left w:val="single" w:color="BFBFBF" w:sz="4"/>
+              <w:bottom w:val="single" w:color="BFBFBF" w:sz="4"/>
+              <w:right w:val="single" w:color="BFBFBF" w:sz="4"/>
+            </w:tcBorders>
+            <w:shd w:fill="F2F5FA" w:color="auto" w:val="clear"/>
+            <w:tcMar>
+              <w:top w:type="dxa" w:w="60"/>
+              <w:left w:type="dxa" w:w="100"/>
+              <w:bottom w:type="dxa" w:w="60"/>
+              <w:right w:type="dxa" w:w="100"/>
+            </w:tcMar>
+          </w:tcPr>
+          <w:p>
+            <w:pPr>
+              <w:spacing w:after="0" w:line="264"/>
+            </w:pPr>
+            <w:r>
+              <w:rPr>
+                <w:rFonts w:ascii="Consolas" w:cs="Consolas" w:eastAsia="Consolas" w:hAnsi="Consolas"/>
+                <w:b w:val="false"/>
+                <w:bCs w:val="false"/>
+                <w:color w:val="B02A4A"/>
+                <w:sz w:val="19"/>
+                <w:szCs w:val="19"/>
+              </w:rPr>
+              <w:t xml:space="preserve">test_weather_question_picks_weather_tool</w:t>
+            </w:r>
+            <w:r>
+              <w:rPr>
+                <w:rFonts w:ascii="맑은 고딕" w:cs="맑은 고딕" w:eastAsia="맑은 고딕" w:hAnsi="맑은 고딕"/>
+                <w:b w:val="false"/>
+                <w:bCs w:val="false"/>
+                <w:color w:val="222222"/>
+                <w:sz w:val="19"/>
+                <w:szCs w:val="19"/>
+              </w:rPr>
+              <w:t xml:space="preserve">, </w:t>
+            </w:r>
+            <w:r>
+              <w:rPr>
+                <w:rFonts w:ascii="Consolas" w:cs="Consolas" w:eastAsia="Consolas" w:hAnsi="Consolas"/>
+                <w:b w:val="false"/>
+                <w:bCs w:val="false"/>
+                <w:color w:val="B02A4A"/>
+                <w:sz w:val="19"/>
+                <w:szCs w:val="19"/>
+              </w:rPr>
+              <w:t xml:space="preserve">assert [] == ['get_weather']</w:t>
+            </w:r>
+          </w:p>
+        </w:tc>
+        <w:tc>
+          <w:tcPr>
+            <w:tcW w:type="dxa" w:w="3120"/>
+            <w:tcBorders>
+              <w:top w:val="single" w:color="BFBFBF" w:sz="4"/>
+              <w:left w:val="single" w:color="BFBFBF" w:sz="4"/>
+              <w:bottom w:val="single" w:color="BFBFBF" w:sz="4"/>
+              <w:right w:val="single" w:color="BFBFBF" w:sz="4"/>
+            </w:tcBorders>
+            <w:shd w:fill="F2F5FA" w:color="auto" w:val="clear"/>
+            <w:tcMar>
+              <w:top w:type="dxa" w:w="60"/>
+              <w:left w:type="dxa" w:w="100"/>
+              <w:bottom w:type="dxa" w:w="60"/>
+              <w:right w:type="dxa" w:w="100"/>
+            </w:tcMar>
+          </w:tcPr>
+          <w:p>
+            <w:pPr>
+              <w:spacing w:after="0" w:line="264"/>
+            </w:pPr>
+            <w:r>
+              <w:rPr>
+                <w:rFonts w:ascii="맑은 고딕" w:cs="맑은 고딕" w:eastAsia="맑은 고딕" w:hAnsi="맑은 고딕"/>
+                <w:b w:val="false"/>
+                <w:bCs w:val="false"/>
+                <w:color w:val="222222"/>
+                <w:sz w:val="19"/>
+                <w:szCs w:val="19"/>
+              </w:rPr>
+              <w:t xml:space="preserve">키워드 </w:t>
+            </w:r>
+            <w:r>
+              <w:rPr>
+                <w:rFonts w:ascii="Consolas" w:cs="Consolas" w:eastAsia="Consolas" w:hAnsi="Consolas"/>
+                <w:b w:val="false"/>
+                <w:bCs w:val="false"/>
+                <w:color w:val="B02A4A"/>
+                <w:sz w:val="19"/>
+                <w:szCs w:val="19"/>
+              </w:rPr>
+              <w:t xml:space="preserve">"날씨"</w:t>
+            </w:r>
+            <w:r>
+              <w:rPr>
+                <w:rFonts w:ascii="맑은 고딕" w:cs="맑은 고딕" w:eastAsia="맑은 고딕" w:hAnsi="맑은 고딕"/>
+                <w:b w:val="false"/>
+                <w:bCs w:val="false"/>
+                <w:color w:val="222222"/>
+                <w:sz w:val="19"/>
+                <w:szCs w:val="19"/>
+              </w:rPr>
+              <w:t xml:space="preserve">를 </w:t>
+            </w:r>
+            <w:r>
+              <w:rPr>
+                <w:rFonts w:ascii="Consolas" w:cs="Consolas" w:eastAsia="Consolas" w:hAnsi="Consolas"/>
+                <w:b w:val="false"/>
+                <w:bCs w:val="false"/>
+                <w:color w:val="B02A4A"/>
+                <w:sz w:val="19"/>
+                <w:szCs w:val="19"/>
+              </w:rPr>
+              <w:t xml:space="preserve">"날씨 알려"</w:t>
+            </w:r>
+            <w:r>
+              <w:rPr>
+                <w:rFonts w:ascii="맑은 고딕" w:cs="맑은 고딕" w:eastAsia="맑은 고딕" w:hAnsi="맑은 고딕"/>
+                <w:b w:val="false"/>
+                <w:bCs w:val="false"/>
+                <w:color w:val="222222"/>
+                <w:sz w:val="19"/>
+                <w:szCs w:val="19"/>
+              </w:rPr>
+              <w:t xml:space="preserve">로 좁혀서 "내일 서울 날씨 어때?"가 어떤 키워드에도 걸리지 않아 도구가 하나도 선택되지 않았다</w:t>
+            </w:r>
+          </w:p>
+        </w:tc>
+      </w:tr>
+      <w:tr>
+        <w:trPr>
+          <w:cantSplit/>
+        </w:trPr>
+        <w:tc>
+          <w:tcPr>
+            <w:tcW w:type="dxa" w:w="3120"/>
+            <w:tcBorders>
+              <w:top w:val="single" w:color="BFBFBF" w:sz="4"/>
+              <w:left w:val="single" w:color="BFBFBF" w:sz="4"/>
+              <w:bottom w:val="single" w:color="BFBFBF" w:sz="4"/>
+              <w:right w:val="single" w:color="BFBFBF" w:sz="4"/>
+            </w:tcBorders>
+            <w:tcMar>
+              <w:top w:type="dxa" w:w="60"/>
+              <w:left w:type="dxa" w:w="100"/>
+              <w:bottom w:type="dxa" w:w="60"/>
+              <w:right w:type="dxa" w:w="100"/>
+            </w:tcMar>
+          </w:tcPr>
+          <w:p>
+            <w:pPr>
+              <w:spacing w:after="0" w:line="264"/>
+            </w:pPr>
+            <w:r>
+              <w:rPr>
+                <w:rFonts w:ascii="맑은 고딕" w:cs="맑은 고딕" w:eastAsia="맑은 고딕" w:hAnsi="맑은 고딕"/>
+                <w:b w:val="false"/>
+                <w:bCs w:val="false"/>
+                <w:color w:val="222222"/>
+                <w:sz w:val="19"/>
+                <w:szCs w:val="19"/>
+              </w:rPr>
+              <w:t xml:space="preserve">C. </w:t>
+            </w:r>
+            <w:r>
+              <w:rPr>
+                <w:rFonts w:ascii="Consolas" w:cs="Consolas" w:eastAsia="Consolas" w:hAnsi="Consolas"/>
+                <w:b w:val="false"/>
+                <w:bCs w:val="false"/>
+                <w:color w:val="B02A4A"/>
+                <w:sz w:val="19"/>
+                <w:szCs w:val="19"/>
+              </w:rPr>
+              <w:t xml:space="preserve">reminder-timezone</w:t>
+            </w:r>
+          </w:p>
+        </w:tc>
+        <w:tc>
+          <w:tcPr>
+            <w:tcW w:type="dxa" w:w="3120"/>
+            <w:tcBorders>
+              <w:top w:val="single" w:color="BFBFBF" w:sz="4"/>
+              <w:left w:val="single" w:color="BFBFBF" w:sz="4"/>
+              <w:bottom w:val="single" w:color="BFBFBF" w:sz="4"/>
+              <w:right w:val="single" w:color="BFBFBF" w:sz="4"/>
+            </w:tcBorders>
+            <w:tcMar>
+              <w:top w:type="dxa" w:w="60"/>
+              <w:left w:type="dxa" w:w="100"/>
+              <w:bottom w:type="dxa" w:w="60"/>
+              <w:right w:type="dxa" w:w="100"/>
+            </w:tcMar>
+          </w:tcPr>
+          <w:p>
+            <w:pPr>
+              <w:spacing w:after="0" w:line="264"/>
+            </w:pPr>
+            <w:r>
+              <w:rPr>
+                <w:rFonts w:ascii="Consolas" w:cs="Consolas" w:eastAsia="Consolas" w:hAnsi="Consolas"/>
+                <w:b w:val="false"/>
+                <w:bCs w:val="false"/>
+                <w:color w:val="B02A4A"/>
+                <w:sz w:val="19"/>
+                <w:szCs w:val="19"/>
+              </w:rPr>
+              <w:t xml:space="preserve">test_reminder_is_saved_in_korean_time</w:t>
+            </w:r>
+            <w:r>
+              <w:rPr>
+                <w:rFonts w:ascii="맑은 고딕" w:cs="맑은 고딕" w:eastAsia="맑은 고딕" w:hAnsi="맑은 고딕"/>
+                <w:b w:val="false"/>
+                <w:bCs w:val="false"/>
+                <w:color w:val="222222"/>
+                <w:sz w:val="19"/>
+                <w:szCs w:val="19"/>
+              </w:rPr>
+              <w:t xml:space="preserve">, 08:00 기대·17:00 저장</w:t>
+            </w:r>
+          </w:p>
+        </w:tc>
+        <w:tc>
+          <w:tcPr>
+            <w:tcW w:type="dxa" w:w="3120"/>
+            <w:tcBorders>
+              <w:top w:val="single" w:color="BFBFBF" w:sz="4"/>
+              <w:left w:val="single" w:color="BFBFBF" w:sz="4"/>
+              <w:bottom w:val="single" w:color="BFBFBF" w:sz="4"/>
+              <w:right w:val="single" w:color="BFBFBF" w:sz="4"/>
+            </w:tcBorders>
+            <w:tcMar>
+              <w:top w:type="dxa" w:w="60"/>
+              <w:left w:type="dxa" w:w="100"/>
+              <w:bottom w:type="dxa" w:w="60"/>
+              <w:right w:type="dxa" w:w="100"/>
+            </w:tcMar>
+          </w:tcPr>
+          <w:p>
+            <w:pPr>
+              <w:spacing w:after="0" w:line="264"/>
+            </w:pPr>
+            <w:r>
+              <w:rPr>
+                <w:rFonts w:ascii="맑은 고딕" w:cs="맑은 고딕" w:eastAsia="맑은 고딕" w:hAnsi="맑은 고딕"/>
+                <w:b w:val="false"/>
+                <w:bCs w:val="false"/>
+                <w:color w:val="222222"/>
+                <w:sz w:val="19"/>
+                <w:szCs w:val="19"/>
+              </w:rPr>
+              <w:t xml:space="preserve">저장 직전 </w:t>
+            </w:r>
+            <w:r>
+              <w:rPr>
+                <w:rFonts w:ascii="Consolas" w:cs="Consolas" w:eastAsia="Consolas" w:hAnsi="Consolas"/>
+                <w:b w:val="false"/>
+                <w:bCs w:val="false"/>
+                <w:color w:val="B02A4A"/>
+                <w:sz w:val="19"/>
+                <w:szCs w:val="19"/>
+              </w:rPr>
+              <w:t xml:space="preserve">due.replace(tzinfo=None)</w:t>
+            </w:r>
+            <w:r>
+              <w:rPr>
+                <w:rFonts w:ascii="맑은 고딕" w:cs="맑은 고딕" w:eastAsia="맑은 고딕" w:hAnsi="맑은 고딕"/>
+                <w:b w:val="false"/>
+                <w:bCs w:val="false"/>
+                <w:color w:val="222222"/>
+                <w:sz w:val="19"/>
+                <w:szCs w:val="19"/>
+              </w:rPr>
+              <w:t xml:space="preserve">으로 시간대 정보를 지워서 UTC 러너가 시간대 없는 값을 UTC로 읽어 9시간 어긋난 17:00이 저장됐다</w:t>
+            </w:r>
+          </w:p>
+        </w:tc>
+      </w:tr>
+    </w:tbl>
+    <w:p>
+      <w:pPr>
+        <w:spacing w:after="60" w:line="288"/>
+      </w:pPr>
+      <w:r>
+        <w:rPr>
+          <w:rFonts w:ascii="맑은 고딕" w:cs="맑은 고딕" w:eastAsia="맑은 고딕" w:hAnsi="맑은 고딕"/>
+          <w:b w:val="false"/>
+          <w:bCs w:val="false"/>
+          <w:color w:val="222222"/>
+          <w:sz w:val="21"/>
+          <w:szCs w:val="21"/>
+        </w:rPr>
+        <w:t xml:space="preserve"/>
+      </w:r>
+    </w:p>
+    <w:p>
+      <w:pPr>
+        <w:spacing w:after="120" w:line="288"/>
+      </w:pPr>
+      <w:r>
+        <w:rPr>
+          <w:rFonts w:ascii="맑은 고딕" w:cs="맑은 고딕" w:eastAsia="맑은 고딕" w:hAnsi="맑은 고딕"/>
+          <w:b w:val="false"/>
+          <w:bCs w:val="false"/>
+          <w:color w:val="222222"/>
+          <w:sz w:val="21"/>
+          <w:szCs w:val="21"/>
+        </w:rPr>
+        <w:t xml:space="preserve">A와 B는 환경과 무관해서 로컬 </w:t>
+      </w:r>
+      <w:r>
+        <w:rPr>
+          <w:rFonts w:ascii="Consolas" w:cs="Consolas" w:eastAsia="Consolas" w:hAnsi="Consolas"/>
+          <w:b w:val="false"/>
+          <w:bCs w:val="false"/>
+          <w:color w:val="B02A4A"/>
+          <w:sz w:val="21"/>
+          <w:szCs w:val="21"/>
+        </w:rPr>
+        <w:t xml:space="preserve">pytest</w:t>
+      </w:r>
+      <w:r>
+        <w:rPr>
+          <w:rFonts w:ascii="맑은 고딕" w:cs="맑은 고딕" w:eastAsia="맑은 고딕" w:hAnsi="맑은 고딕"/>
+          <w:b w:val="false"/>
+          <w:bCs w:val="false"/>
+          <w:color w:val="222222"/>
+          <w:sz w:val="21"/>
+          <w:szCs w:val="21"/>
+        </w:rPr>
+        <w:t xml:space="preserve">만 돌렸어도 잡혔다. C만 로컬(한국 시간)에서는 통과해 서버와 같은 환경(UTC)에서 돌려야 보였다.</w:t>
       </w:r>
     </w:p>
     <w:p>
@@ -17639,6 +19130,329 @@
     <w:p>
       <w:pPr>
         <w:spacing w:after="60" w:line="288"/>
+      </w:pPr>
+      <w:r>
+        <w:rPr>
+          <w:rFonts w:ascii="맑은 고딕" w:cs="맑은 고딕" w:eastAsia="맑은 고딕" w:hAnsi="맑은 고딕"/>
+          <w:b w:val="false"/>
+          <w:bCs w:val="false"/>
+          <w:color w:val="222222"/>
+          <w:sz w:val="21"/>
+          <w:szCs w:val="21"/>
+        </w:rPr>
+        <w:t xml:space="preserve"/>
+      </w:r>
+    </w:p>
+    <w:tbl>
+      <w:tblPr>
+        <w:tblW w:type="pct" w:w="100%"/>
+        <w:tblBorders>
+          <w:top w:val="single" w:color="3FB872" w:sz="4"/>
+          <w:left w:val="single" w:color="3FB872" w:sz="30"/>
+          <w:bottom w:val="single" w:color="3FB872" w:sz="4"/>
+          <w:right w:val="single" w:color="3FB872" w:sz="4"/>
+          <w:insideH w:val="none"/>
+          <w:insideV w:val="none"/>
+        </w:tblBorders>
+      </w:tblPr>
+      <w:tblGrid>
+        <w:gridCol w:w="9360"/>
+      </w:tblGrid>
+      <w:tr>
+        <w:trPr>
+          <w:cantSplit/>
+        </w:trPr>
+        <w:tc>
+          <w:tcPr>
+            <w:tcW w:type="dxa" w:w="9360"/>
+            <w:shd w:fill="EAFAF0" w:color="auto" w:val="clear"/>
+            <w:tcMar>
+              <w:top w:type="dxa" w:w="120"/>
+              <w:left w:type="dxa" w:w="160"/>
+              <w:bottom w:type="dxa" w:w="120"/>
+              <w:right w:type="dxa" w:w="160"/>
+            </w:tcMar>
+          </w:tcPr>
+          <w:p>
+            <w:pPr>
+              <w:spacing w:after="0" w:line="288"/>
+            </w:pPr>
+            <w:r>
+              <w:rPr>
+                <w:rFonts w:ascii="맑은 고딕" w:cs="맑은 고딕" w:eastAsia="맑은 고딕" w:hAnsi="맑은 고딕"/>
+                <w:b/>
+                <w:bCs/>
+                <w:color w:val="3FB872"/>
+                <w:sz w:val="21"/>
+                <w:szCs w:val="21"/>
+              </w:rPr>
+              <w:t xml:space="preserve">🧪 예제</w:t>
+            </w:r>
+          </w:p>
+          <w:p>
+            <w:pPr>
+              <w:spacing w:after="0" w:line="288"/>
+            </w:pPr>
+            <w:r>
+              <w:rPr>
+                <w:rFonts w:ascii="맑은 고딕" w:cs="맑은 고딕" w:eastAsia="맑은 고딕" w:hAnsi="맑은 고딕"/>
+                <w:b w:val="false"/>
+                <w:bCs w:val="false"/>
+                <w:color w:val="222222"/>
+                <w:sz w:val="21"/>
+                <w:szCs w:val="21"/>
+              </w:rPr>
+              <w:t xml:space="preserve">[실습 확인] 문제 D의 PR은 </w:t>
+            </w:r>
+            <w:r>
+              <w:rPr>
+                <w:rFonts w:ascii="Consolas" w:cs="Consolas" w:eastAsia="Consolas" w:hAnsi="Consolas"/>
+                <w:b w:val="false"/>
+                <w:bCs w:val="false"/>
+                <w:color w:val="B02A4A"/>
+                <w:sz w:val="21"/>
+                <w:szCs w:val="21"/>
+              </w:rPr>
+              <w:t xml:space="preserve">test</w:t>
+            </w:r>
+            <w:r>
+              <w:rPr>
+                <w:rFonts w:ascii="맑은 고딕" w:cs="맑은 고딕" w:eastAsia="맑은 고딕" w:hAnsi="맑은 고딕"/>
+                <w:b w:val="false"/>
+                <w:bCs w:val="false"/>
+                <w:color w:val="222222"/>
+                <w:sz w:val="21"/>
+                <w:szCs w:val="21"/>
+              </w:rPr>
+              <w:t xml:space="preserve">·</w:t>
+            </w:r>
+            <w:r>
+              <w:rPr>
+                <w:rFonts w:ascii="Consolas" w:cs="Consolas" w:eastAsia="Consolas" w:hAnsi="Consolas"/>
+                <w:b w:val="false"/>
+                <w:bCs w:val="false"/>
+                <w:color w:val="B02A4A"/>
+                <w:sz w:val="21"/>
+                <w:szCs w:val="21"/>
+              </w:rPr>
+              <w:t xml:space="preserve">hello</w:t>
+            </w:r>
+            <w:r>
+              <w:rPr>
+                <w:rFonts w:ascii="맑은 고딕" w:cs="맑은 고딕" w:eastAsia="맑은 고딕" w:hAnsi="맑은 고딕"/>
+                <w:b w:val="false"/>
+                <w:bCs w:val="false"/>
+                <w:color w:val="222222"/>
+                <w:sz w:val="21"/>
+                <w:szCs w:val="21"/>
+              </w:rPr>
+              <w:t xml:space="preserve"> 모두 통과(</w:t>
+            </w:r>
+            <w:r>
+              <w:rPr>
+                <w:rFonts w:ascii="Consolas" w:cs="Consolas" w:eastAsia="Consolas" w:hAnsi="Consolas"/>
+                <w:b w:val="false"/>
+                <w:bCs w:val="false"/>
+                <w:color w:val="B02A4A"/>
+                <w:sz w:val="21"/>
+                <w:szCs w:val="21"/>
+              </w:rPr>
+              <w:t xml:space="preserve">CLEAN</w:t>
+            </w:r>
+            <w:r>
+              <w:rPr>
+                <w:rFonts w:ascii="맑은 고딕" w:cs="맑은 고딕" w:eastAsia="맑은 고딕" w:hAnsi="맑은 고딕"/>
+                <w:b w:val="false"/>
+                <w:bCs w:val="false"/>
+                <w:color w:val="222222"/>
+                <w:sz w:val="21"/>
+                <w:szCs w:val="21"/>
+              </w:rPr>
+              <w:t xml:space="preserve">)했고 보호 규칙이 있어도 머지됐다. 머지 후 staging에서 </w:t>
+            </w:r>
+            <w:r>
+              <w:rPr>
+                <w:rFonts w:ascii="Consolas" w:cs="Consolas" w:eastAsia="Consolas" w:hAnsi="Consolas"/>
+                <w:b w:val="false"/>
+                <w:bCs w:val="false"/>
+                <w:color w:val="B02A4A"/>
+                <w:sz w:val="21"/>
+                <w:szCs w:val="21"/>
+              </w:rPr>
+              <w:t xml:space="preserve">.send</w:t>
+            </w:r>
+            <w:r>
+              <w:rPr>
+                <w:rFonts w:ascii="맑은 고딕" w:cs="맑은 고딕" w:eastAsia="맑은 고딕" w:hAnsi="맑은 고딕"/>
+                <w:b w:val="false"/>
+                <w:bCs w:val="false"/>
+                <w:color w:val="222222"/>
+                <w:sz w:val="21"/>
+                <w:szCs w:val="21"/>
+              </w:rPr>
+              <w:t xml:space="preserve"> 버튼의 </w:t>
+            </w:r>
+            <w:r>
+              <w:rPr>
+                <w:rFonts w:ascii="Consolas" w:cs="Consolas" w:eastAsia="Consolas" w:hAnsi="Consolas"/>
+                <w:b w:val="false"/>
+                <w:bCs w:val="false"/>
+                <w:color w:val="B02A4A"/>
+                <w:sz w:val="21"/>
+                <w:szCs w:val="21"/>
+              </w:rPr>
+              <w:t xml:space="preserve">display</w:t>
+            </w:r>
+            <w:r>
+              <w:rPr>
+                <w:rFonts w:ascii="맑은 고딕" w:cs="맑은 고딕" w:eastAsia="맑은 고딕" w:hAnsi="맑은 고딕"/>
+                <w:b w:val="false"/>
+                <w:bCs w:val="false"/>
+                <w:color w:val="222222"/>
+                <w:sz w:val="21"/>
+                <w:szCs w:val="21"/>
+              </w:rPr>
+              <w:t xml:space="preserve">가 </w:t>
+            </w:r>
+            <w:r>
+              <w:rPr>
+                <w:rFonts w:ascii="Consolas" w:cs="Consolas" w:eastAsia="Consolas" w:hAnsi="Consolas"/>
+                <w:b w:val="false"/>
+                <w:bCs w:val="false"/>
+                <w:color w:val="B02A4A"/>
+                <w:sz w:val="21"/>
+                <w:szCs w:val="21"/>
+              </w:rPr>
+              <w:t xml:space="preserve">none</w:t>
+            </w:r>
+            <w:r>
+              <w:rPr>
+                <w:rFonts w:ascii="맑은 고딕" w:cs="맑은 고딕" w:eastAsia="맑은 고딕" w:hAnsi="맑은 고딕"/>
+                <w:b w:val="false"/>
+                <w:bCs w:val="false"/>
+                <w:color w:val="222222"/>
+                <w:sz w:val="21"/>
+                <w:szCs w:val="21"/>
+              </w:rPr>
+              <w:t xml:space="preserve">이고 화면에 보이지 않았으며 production은 그대로였다. 되돌릴 때는 PR #17의 </w:t>
+            </w:r>
+            <w:r>
+              <w:rPr>
+                <w:rFonts w:ascii="맑은 고딕" w:cs="맑은 고딕" w:eastAsia="맑은 고딕" w:hAnsi="맑은 고딕"/>
+                <w:b/>
+                <w:bCs/>
+                <w:color w:val="222222"/>
+                <w:sz w:val="21"/>
+                <w:szCs w:val="21"/>
+              </w:rPr>
+              <w:t xml:space="preserve">머지 커밋</w:t>
+            </w:r>
+            <w:r>
+              <w:rPr>
+                <w:rFonts w:ascii="맑은 고딕" w:cs="맑은 고딕" w:eastAsia="맑은 고딕" w:hAnsi="맑은 고딕"/>
+                <w:b w:val="false"/>
+                <w:bCs w:val="false"/>
+                <w:color w:val="222222"/>
+                <w:sz w:val="21"/>
+                <w:szCs w:val="21"/>
+              </w:rPr>
+              <w:t xml:space="preserve">을 되돌리는 것이라 부모가 둘이어서 </w:t>
+            </w:r>
+            <w:r>
+              <w:rPr>
+                <w:rFonts w:ascii="Consolas" w:cs="Consolas" w:eastAsia="Consolas" w:hAnsi="Consolas"/>
+                <w:b w:val="false"/>
+                <w:bCs w:val="false"/>
+                <w:color w:val="B02A4A"/>
+                <w:sz w:val="21"/>
+                <w:szCs w:val="21"/>
+              </w:rPr>
+              <w:t xml:space="preserve">git revert -m 1 &lt;머지 커밋&gt;</w:t>
+            </w:r>
+            <w:r>
+              <w:rPr>
+                <w:rFonts w:ascii="맑은 고딕" w:cs="맑은 고딕" w:eastAsia="맑은 고딕" w:hAnsi="맑은 고딕"/>
+                <w:b w:val="false"/>
+                <w:bCs w:val="false"/>
+                <w:color w:val="222222"/>
+                <w:sz w:val="21"/>
+                <w:szCs w:val="21"/>
+              </w:rPr>
+              <w:t xml:space="preserve">이 필요했다(그냥 </w:t>
+            </w:r>
+            <w:r>
+              <w:rPr>
+                <w:rFonts w:ascii="Consolas" w:cs="Consolas" w:eastAsia="Consolas" w:hAnsi="Consolas"/>
+                <w:b w:val="false"/>
+                <w:bCs w:val="false"/>
+                <w:color w:val="B02A4A"/>
+                <w:sz w:val="21"/>
+                <w:szCs w:val="21"/>
+              </w:rPr>
+              <w:t xml:space="preserve">git revert</w:t>
+            </w:r>
+            <w:r>
+              <w:rPr>
+                <w:rFonts w:ascii="맑은 고딕" w:cs="맑은 고딕" w:eastAsia="맑은 고딕" w:hAnsi="맑은 고딕"/>
+                <w:b w:val="false"/>
+                <w:bCs w:val="false"/>
+                <w:color w:val="222222"/>
+                <w:sz w:val="21"/>
+                <w:szCs w:val="21"/>
+              </w:rPr>
+              <w:t xml:space="preserve">는 오류). Revert PR을 머지하자 </w:t>
+            </w:r>
+            <w:r>
+              <w:rPr>
+                <w:rFonts w:ascii="Consolas" w:cs="Consolas" w:eastAsia="Consolas" w:hAnsi="Consolas"/>
+                <w:b w:val="false"/>
+                <w:bCs w:val="false"/>
+                <w:color w:val="B02A4A"/>
+                <w:sz w:val="21"/>
+                <w:szCs w:val="21"/>
+              </w:rPr>
+              <w:t xml:space="preserve">display</w:t>
+            </w:r>
+            <w:r>
+              <w:rPr>
+                <w:rFonts w:ascii="맑은 고딕" w:cs="맑은 고딕" w:eastAsia="맑은 고딕" w:hAnsi="맑은 고딕"/>
+                <w:b w:val="false"/>
+                <w:bCs w:val="false"/>
+                <w:color w:val="222222"/>
+                <w:sz w:val="21"/>
+                <w:szCs w:val="21"/>
+              </w:rPr>
+              <w:t xml:space="preserve">가 </w:t>
+            </w:r>
+            <w:r>
+              <w:rPr>
+                <w:rFonts w:ascii="Consolas" w:cs="Consolas" w:eastAsia="Consolas" w:hAnsi="Consolas"/>
+                <w:b w:val="false"/>
+                <w:bCs w:val="false"/>
+                <w:color w:val="B02A4A"/>
+                <w:sz w:val="21"/>
+                <w:szCs w:val="21"/>
+              </w:rPr>
+              <w:t xml:space="preserve">block</w:t>
+            </w:r>
+            <w:r>
+              <w:rPr>
+                <w:rFonts w:ascii="맑은 고딕" w:cs="맑은 고딕" w:eastAsia="맑은 고딕" w:hAnsi="맑은 고딕"/>
+                <w:b w:val="false"/>
+                <w:bCs w:val="false"/>
+                <w:color w:val="222222"/>
+                <w:sz w:val="21"/>
+                <w:szCs w:val="21"/>
+              </w:rPr>
+              <w:t xml:space="preserve">으로 돌아왔다.</w:t>
+            </w:r>
+          </w:p>
+        </w:tc>
+      </w:tr>
+    </w:tbl>
+    <w:p>
+      <w:pPr>
+        <w:spacing w:after="40" w:line="288"/>
       </w:pPr>
       <w:r>
         <w:rPr>
@@ -22409,14 +24223,47 @@
         <w:t xml:space="preserve"/>
       </w:r>
     </w:p>
+    <w:p>
+      <w:pPr>
+        <w:pStyle w:val="Heading2"/>
+        <w:spacing w:after="120" w:before="260"/>
+      </w:pPr>
+      <w:r>
+        <w:rPr>
+          <w:rFonts w:ascii="맑은 고딕" w:cs="맑은 고딕" w:eastAsia="맑은 고딕" w:hAnsi="맑은 고딕"/>
+          <w:b/>
+          <w:bCs/>
+          <w:color w:val="1F4E9C"/>
+          <w:sz w:val="25"/>
+          <w:szCs w:val="25"/>
+        </w:rPr>
+        <w:t xml:space="preserve">A-11. 실습에서 확인한 파일 내용 (템플릿 starter/)</w:t>
+      </w:r>
+    </w:p>
+    <w:p>
+      <w:pPr>
+        <w:spacing w:after="120" w:line="288"/>
+      </w:pPr>
+      <w:r>
+        <w:rPr>
+          <w:rFonts w:ascii="맑은 고딕" w:cs="맑은 고딕" w:eastAsia="맑은 고딕" w:hAnsi="맑은 고딕"/>
+          <w:b w:val="false"/>
+          <w:bCs w:val="false"/>
+          <w:color w:val="222222"/>
+          <w:sz w:val="21"/>
+          <w:szCs w:val="21"/>
+        </w:rPr>
+        <w:t xml:space="preserve">교안 본문에는 이 파일들의 내용이 나오지 않아, 실습에서 템플릿을 열어 확인한 내용을 옮긴다.</w:t>
+      </w:r>
+    </w:p>
     <w:tbl>
       <w:tblPr>
         <w:tblW w:type="pct" w:w="100%"/>
         <w:tblBorders>
-          <w:top w:val="single" w:color="E8A33D" w:sz="4"/>
-          <w:left w:val="single" w:color="E8A33D" w:sz="30"/>
-          <w:bottom w:val="single" w:color="E8A33D" w:sz="4"/>
-          <w:right w:val="single" w:color="E8A33D" w:sz="4"/>
+          <w:top w:val="single" w:color="BFBFBF" w:sz="4"/>
+          <w:left w:val="single" w:color="BFBFBF" w:sz="4"/>
+          <w:bottom w:val="single" w:color="BFBFBF" w:sz="4"/>
+          <w:right w:val="single" w:color="BFBFBF" w:sz="4"/>
           <w:insideH w:val="none"/>
           <w:insideV w:val="none"/>
         </w:tblBorders>
@@ -22431,7 +24278,7 @@
         <w:tc>
           <w:tcPr>
             <w:tcW w:type="dxa" w:w="9360"/>
-            <w:shd w:fill="FFF6E8" w:color="auto" w:val="clear"/>
+            <w:shd w:fill="F4F5F7" w:color="auto" w:val="clear"/>
             <w:tcMar>
               <w:top w:type="dxa" w:w="120"/>
               <w:left w:type="dxa" w:w="160"/>
@@ -22441,111 +24288,282 @@
           </w:tcPr>
           <w:p>
             <w:pPr>
-              <w:spacing w:after="0" w:line="288"/>
-            </w:pPr>
-            <w:r>
-              <w:rPr>
-                <w:rFonts w:ascii="맑은 고딕" w:cs="맑은 고딕" w:eastAsia="맑은 고딕" w:hAnsi="맑은 고딕"/>
-                <w:b/>
-                <w:bCs/>
-                <w:color w:val="E8A33D"/>
-                <w:sz w:val="21"/>
-                <w:szCs w:val="21"/>
-              </w:rPr>
-              <w:t xml:space="preserve">⚠️ 주의</w:t>
-            </w:r>
-          </w:p>
-          <w:p>
-            <w:pPr>
-              <w:spacing w:after="0" w:line="288"/>
-            </w:pPr>
-            <w:r>
-              <w:rPr>
-                <w:rFonts w:ascii="Consolas" w:cs="Consolas" w:eastAsia="Consolas" w:hAnsi="Consolas"/>
-                <w:b w:val="false"/>
-                <w:bCs w:val="false"/>
-                <w:color w:val="B02A4A"/>
-                <w:sz w:val="21"/>
-                <w:szCs w:val="21"/>
-              </w:rPr>
-              <w:t xml:space="preserve">ci.yml</w:t>
-            </w:r>
-            <w:r>
-              <w:rPr>
-                <w:rFonts w:ascii="맑은 고딕" w:cs="맑은 고딕" w:eastAsia="맑은 고딕" w:hAnsi="맑은 고딕"/>
-                <w:b w:val="false"/>
-                <w:bCs w:val="false"/>
-                <w:color w:val="222222"/>
-                <w:sz w:val="21"/>
-                <w:szCs w:val="21"/>
-              </w:rPr>
-              <w:t xml:space="preserve">과 </w:t>
-            </w:r>
-            <w:r>
-              <w:rPr>
-                <w:rFonts w:ascii="Consolas" w:cs="Consolas" w:eastAsia="Consolas" w:hAnsi="Consolas"/>
-                <w:b w:val="false"/>
-                <w:bCs w:val="false"/>
-                <w:color w:val="B02A4A"/>
-                <w:sz w:val="21"/>
-                <w:szCs w:val="21"/>
-              </w:rPr>
-              <w:t xml:space="preserve">deploy-envs.yml</w:t>
-            </w:r>
-            <w:r>
-              <w:rPr>
-                <w:rFonts w:ascii="맑은 고딕" w:cs="맑은 고딕" w:eastAsia="맑은 고딕" w:hAnsi="맑은 고딕"/>
-                <w:b w:val="false"/>
-                <w:bCs w:val="false"/>
-                <w:color w:val="222222"/>
-                <w:sz w:val="21"/>
-                <w:szCs w:val="21"/>
-              </w:rPr>
-              <w:t xml:space="preserve">의 전체 내용은 교안 본문에 나오지 않고 템플릿 </w:t>
-            </w:r>
-            <w:r>
-              <w:rPr>
-                <w:rFonts w:ascii="Consolas" w:cs="Consolas" w:eastAsia="Consolas" w:hAnsi="Consolas"/>
-                <w:b w:val="false"/>
-                <w:bCs w:val="false"/>
-                <w:color w:val="B02A4A"/>
-                <w:sz w:val="21"/>
-                <w:szCs w:val="21"/>
-              </w:rPr>
-              <w:t xml:space="preserve">starter/workflows/</w:t>
-            </w:r>
-            <w:r>
-              <w:rPr>
-                <w:rFonts w:ascii="맑은 고딕" w:cs="맑은 고딕" w:eastAsia="맑은 고딕" w:hAnsi="맑은 고딕"/>
-                <w:b w:val="false"/>
-                <w:bCs w:val="false"/>
-                <w:color w:val="222222"/>
-                <w:sz w:val="21"/>
-                <w:szCs w:val="21"/>
-              </w:rPr>
-              <w:t xml:space="preserve">에 있다. 이 노트는 동작(트리거·환경·</w:t>
-            </w:r>
-            <w:r>
-              <w:rPr>
-                <w:rFonts w:ascii="Consolas" w:cs="Consolas" w:eastAsia="Consolas" w:hAnsi="Consolas"/>
-                <w:b w:val="false"/>
-                <w:bCs w:val="false"/>
-                <w:color w:val="B02A4A"/>
-                <w:sz w:val="21"/>
-                <w:szCs w:val="21"/>
-              </w:rPr>
-              <w:t xml:space="preserve">needs: test</w:t>
-            </w:r>
-            <w:r>
-              <w:rPr>
-                <w:rFonts w:ascii="맑은 고딕" w:cs="맑은 고딕" w:eastAsia="맑은 고딕" w:hAnsi="맑은 고딕"/>
-                <w:b w:val="false"/>
-                <w:bCs w:val="false"/>
-                <w:color w:val="222222"/>
-                <w:sz w:val="21"/>
-                <w:szCs w:val="21"/>
-              </w:rPr>
-              <w:t xml:space="preserve">)만 요약했고 파일 내용은 지어내지 않았다. 실제 파일은 템플릿에서 열어 확인한다.</w:t>
+              <w:spacing w:after="0" w:line="260"/>
+            </w:pPr>
+            <w:r>
+              <w:rPr>
+                <w:rFonts w:ascii="Consolas" w:cs="Consolas" w:eastAsia="Consolas" w:hAnsi="Consolas"/>
+                <w:color w:val="2B2B2B"/>
+                <w:sz w:val="18"/>
+                <w:szCs w:val="18"/>
+              </w:rPr>
+              <w:t xml:space="preserve"># starter/workflows/ci.yml  →  .github/workflows/ci.yml</w:t>
+            </w:r>
+          </w:p>
+          <w:p>
+            <w:pPr>
+              <w:spacing w:after="0" w:line="260"/>
+            </w:pPr>
+            <w:r>
+              <w:rPr>
+                <w:rFonts w:ascii="Consolas" w:cs="Consolas" w:eastAsia="Consolas" w:hAnsi="Consolas"/>
+                <w:color w:val="2B2B2B"/>
+                <w:sz w:val="18"/>
+                <w:szCs w:val="18"/>
+              </w:rPr>
+              <w:t xml:space="preserve">name: ci</w:t>
+            </w:r>
+          </w:p>
+          <w:p>
+            <w:pPr>
+              <w:spacing w:after="0" w:line="260"/>
+            </w:pPr>
+            <w:r>
+              <w:rPr>
+                <w:rFonts w:ascii="Consolas" w:cs="Consolas" w:eastAsia="Consolas" w:hAnsi="Consolas"/>
+                <w:color w:val="2B2B2B"/>
+                <w:sz w:val="18"/>
+                <w:szCs w:val="18"/>
+              </w:rPr>
+              <w:t xml:space="preserve"> </w:t>
+            </w:r>
+          </w:p>
+          <w:p>
+            <w:pPr>
+              <w:spacing w:after="0" w:line="260"/>
+            </w:pPr>
+            <w:r>
+              <w:rPr>
+                <w:rFonts w:ascii="Consolas" w:cs="Consolas" w:eastAsia="Consolas" w:hAnsi="Consolas"/>
+                <w:color w:val="2B2B2B"/>
+                <w:sz w:val="18"/>
+                <w:szCs w:val="18"/>
+              </w:rPr>
+              <w:t xml:space="preserve">on:</w:t>
+            </w:r>
+          </w:p>
+          <w:p>
+            <w:pPr>
+              <w:spacing w:after="0" w:line="260"/>
+            </w:pPr>
+            <w:r>
+              <w:rPr>
+                <w:rFonts w:ascii="Consolas" w:cs="Consolas" w:eastAsia="Consolas" w:hAnsi="Consolas"/>
+                <w:color w:val="2B2B2B"/>
+                <w:sz w:val="18"/>
+                <w:szCs w:val="18"/>
+              </w:rPr>
+              <w:t xml:space="preserve">  pull_request:</w:t>
+            </w:r>
+          </w:p>
+          <w:p>
+            <w:pPr>
+              <w:spacing w:after="0" w:line="260"/>
+            </w:pPr>
+            <w:r>
+              <w:rPr>
+                <w:rFonts w:ascii="Consolas" w:cs="Consolas" w:eastAsia="Consolas" w:hAnsi="Consolas"/>
+                <w:color w:val="2B2B2B"/>
+                <w:sz w:val="18"/>
+                <w:szCs w:val="18"/>
+              </w:rPr>
+              <w:t xml:space="preserve">  workflow_call:   # 배포 워크플로가 배포 전에 이 검사를 불러 쓴다</w:t>
+            </w:r>
+          </w:p>
+          <w:p>
+            <w:pPr>
+              <w:spacing w:after="0" w:line="260"/>
+            </w:pPr>
+            <w:r>
+              <w:rPr>
+                <w:rFonts w:ascii="Consolas" w:cs="Consolas" w:eastAsia="Consolas" w:hAnsi="Consolas"/>
+                <w:color w:val="2B2B2B"/>
+                <w:sz w:val="18"/>
+                <w:szCs w:val="18"/>
+              </w:rPr>
+              <w:t xml:space="preserve"> </w:t>
+            </w:r>
+          </w:p>
+          <w:p>
+            <w:pPr>
+              <w:spacing w:after="0" w:line="260"/>
+            </w:pPr>
+            <w:r>
+              <w:rPr>
+                <w:rFonts w:ascii="Consolas" w:cs="Consolas" w:eastAsia="Consolas" w:hAnsi="Consolas"/>
+                <w:color w:val="2B2B2B"/>
+                <w:sz w:val="18"/>
+                <w:szCs w:val="18"/>
+              </w:rPr>
+              <w:t xml:space="preserve">permissions:</w:t>
+            </w:r>
+          </w:p>
+          <w:p>
+            <w:pPr>
+              <w:spacing w:after="0" w:line="260"/>
+            </w:pPr>
+            <w:r>
+              <w:rPr>
+                <w:rFonts w:ascii="Consolas" w:cs="Consolas" w:eastAsia="Consolas" w:hAnsi="Consolas"/>
+                <w:color w:val="2B2B2B"/>
+                <w:sz w:val="18"/>
+                <w:szCs w:val="18"/>
+              </w:rPr>
+              <w:t xml:space="preserve">  contents: read</w:t>
+            </w:r>
+          </w:p>
+          <w:p>
+            <w:pPr>
+              <w:spacing w:after="0" w:line="260"/>
+            </w:pPr>
+            <w:r>
+              <w:rPr>
+                <w:rFonts w:ascii="Consolas" w:cs="Consolas" w:eastAsia="Consolas" w:hAnsi="Consolas"/>
+                <w:color w:val="2B2B2B"/>
+                <w:sz w:val="18"/>
+                <w:szCs w:val="18"/>
+              </w:rPr>
+              <w:t xml:space="preserve"> </w:t>
+            </w:r>
+          </w:p>
+          <w:p>
+            <w:pPr>
+              <w:spacing w:after="0" w:line="260"/>
+            </w:pPr>
+            <w:r>
+              <w:rPr>
+                <w:rFonts w:ascii="Consolas" w:cs="Consolas" w:eastAsia="Consolas" w:hAnsi="Consolas"/>
+                <w:color w:val="2B2B2B"/>
+                <w:sz w:val="18"/>
+                <w:szCs w:val="18"/>
+              </w:rPr>
+              <w:t xml:space="preserve">jobs:</w:t>
+            </w:r>
+          </w:p>
+          <w:p>
+            <w:pPr>
+              <w:spacing w:after="0" w:line="260"/>
+            </w:pPr>
+            <w:r>
+              <w:rPr>
+                <w:rFonts w:ascii="Consolas" w:cs="Consolas" w:eastAsia="Consolas" w:hAnsi="Consolas"/>
+                <w:color w:val="2B2B2B"/>
+                <w:sz w:val="18"/>
+                <w:szCs w:val="18"/>
+              </w:rPr>
+              <w:t xml:space="preserve">  test:</w:t>
+            </w:r>
+          </w:p>
+          <w:p>
+            <w:pPr>
+              <w:spacing w:after="0" w:line="260"/>
+            </w:pPr>
+            <w:r>
+              <w:rPr>
+                <w:rFonts w:ascii="Consolas" w:cs="Consolas" w:eastAsia="Consolas" w:hAnsi="Consolas"/>
+                <w:color w:val="2B2B2B"/>
+                <w:sz w:val="18"/>
+                <w:szCs w:val="18"/>
+              </w:rPr>
+              <w:t xml:space="preserve">    runs-on: ubuntu-latest</w:t>
+            </w:r>
+          </w:p>
+          <w:p>
+            <w:pPr>
+              <w:spacing w:after="0" w:line="260"/>
+            </w:pPr>
+            <w:r>
+              <w:rPr>
+                <w:rFonts w:ascii="Consolas" w:cs="Consolas" w:eastAsia="Consolas" w:hAnsi="Consolas"/>
+                <w:color w:val="2B2B2B"/>
+                <w:sz w:val="18"/>
+                <w:szCs w:val="18"/>
+              </w:rPr>
+              <w:t xml:space="preserve">    steps:</w:t>
+            </w:r>
+          </w:p>
+          <w:p>
+            <w:pPr>
+              <w:spacing w:after="0" w:line="260"/>
+            </w:pPr>
+            <w:r>
+              <w:rPr>
+                <w:rFonts w:ascii="Consolas" w:cs="Consolas" w:eastAsia="Consolas" w:hAnsi="Consolas"/>
+                <w:color w:val="2B2B2B"/>
+                <w:sz w:val="18"/>
+                <w:szCs w:val="18"/>
+              </w:rPr>
+              <w:t xml:space="preserve">      - uses: actions/checkout@v7</w:t>
+            </w:r>
+          </w:p>
+          <w:p>
+            <w:pPr>
+              <w:spacing w:after="0" w:line="260"/>
+            </w:pPr>
+            <w:r>
+              <w:rPr>
+                <w:rFonts w:ascii="Consolas" w:cs="Consolas" w:eastAsia="Consolas" w:hAnsi="Consolas"/>
+                <w:color w:val="2B2B2B"/>
+                <w:sz w:val="18"/>
+                <w:szCs w:val="18"/>
+              </w:rPr>
+              <w:t xml:space="preserve">      - uses: actions/setup-python@v7</w:t>
+            </w:r>
+          </w:p>
+          <w:p>
+            <w:pPr>
+              <w:spacing w:after="0" w:line="260"/>
+            </w:pPr>
+            <w:r>
+              <w:rPr>
+                <w:rFonts w:ascii="Consolas" w:cs="Consolas" w:eastAsia="Consolas" w:hAnsi="Consolas"/>
+                <w:color w:val="2B2B2B"/>
+                <w:sz w:val="18"/>
+                <w:szCs w:val="18"/>
+              </w:rPr>
+              <w:t xml:space="preserve">        with:</w:t>
+            </w:r>
+          </w:p>
+          <w:p>
+            <w:pPr>
+              <w:spacing w:after="0" w:line="260"/>
+            </w:pPr>
+            <w:r>
+              <w:rPr>
+                <w:rFonts w:ascii="Consolas" w:cs="Consolas" w:eastAsia="Consolas" w:hAnsi="Consolas"/>
+                <w:color w:val="2B2B2B"/>
+                <w:sz w:val="18"/>
+                <w:szCs w:val="18"/>
+              </w:rPr>
+              <w:t xml:space="preserve">          python-version: "3.13"</w:t>
+            </w:r>
+          </w:p>
+          <w:p>
+            <w:pPr>
+              <w:spacing w:after="0" w:line="260"/>
+            </w:pPr>
+            <w:r>
+              <w:rPr>
+                <w:rFonts w:ascii="Consolas" w:cs="Consolas" w:eastAsia="Consolas" w:hAnsi="Consolas"/>
+                <w:color w:val="2B2B2B"/>
+                <w:sz w:val="18"/>
+                <w:szCs w:val="18"/>
+              </w:rPr>
+              <w:t xml:space="preserve">      - run: pip install -r requirements.txt -r requirements-dev.txt</w:t>
+            </w:r>
+          </w:p>
+          <w:p>
+            <w:pPr>
+              <w:spacing w:after="0" w:line="260"/>
+            </w:pPr>
+            <w:r>
+              <w:rPr>
+                <w:rFonts w:ascii="Consolas" w:cs="Consolas" w:eastAsia="Consolas" w:hAnsi="Consolas"/>
+                <w:color w:val="2B2B2B"/>
+                <w:sz w:val="18"/>
+                <w:szCs w:val="18"/>
+              </w:rPr>
+              <w:t xml:space="preserve">      - run: pytest -q</w:t>
             </w:r>
           </w:p>
         </w:tc>
@@ -22553,7 +24571,1436 @@
     </w:tbl>
     <w:p>
       <w:pPr>
-        <w:spacing w:after="40" w:line="288"/>
+        <w:spacing w:after="60" w:line="288"/>
+      </w:pPr>
+      <w:r>
+        <w:rPr>
+          <w:rFonts w:ascii="맑은 고딕" w:cs="맑은 고딕" w:eastAsia="맑은 고딕" w:hAnsi="맑은 고딕"/>
+          <w:b w:val="false"/>
+          <w:bCs w:val="false"/>
+          <w:color w:val="222222"/>
+          <w:sz w:val="21"/>
+          <w:szCs w:val="21"/>
+        </w:rPr>
+        <w:t xml:space="preserve"/>
+      </w:r>
+    </w:p>
+    <w:tbl>
+      <w:tblPr>
+        <w:tblW w:type="pct" w:w="100%"/>
+        <w:tblBorders>
+          <w:top w:val="single" w:color="BFBFBF" w:sz="4"/>
+          <w:left w:val="single" w:color="BFBFBF" w:sz="4"/>
+          <w:bottom w:val="single" w:color="BFBFBF" w:sz="4"/>
+          <w:right w:val="single" w:color="BFBFBF" w:sz="4"/>
+          <w:insideH w:val="none"/>
+          <w:insideV w:val="none"/>
+        </w:tblBorders>
+      </w:tblPr>
+      <w:tblGrid>
+        <w:gridCol w:w="9360"/>
+      </w:tblGrid>
+      <w:tr>
+        <w:trPr>
+          <w:cantSplit/>
+        </w:trPr>
+        <w:tc>
+          <w:tcPr>
+            <w:tcW w:type="dxa" w:w="9360"/>
+            <w:shd w:fill="F4F5F7" w:color="auto" w:val="clear"/>
+            <w:tcMar>
+              <w:top w:type="dxa" w:w="120"/>
+              <w:left w:type="dxa" w:w="160"/>
+              <w:bottom w:type="dxa" w:w="120"/>
+              <w:right w:type="dxa" w:w="160"/>
+            </w:tcMar>
+          </w:tcPr>
+          <w:p>
+            <w:pPr>
+              <w:spacing w:after="0" w:line="260"/>
+            </w:pPr>
+            <w:r>
+              <w:rPr>
+                <w:rFonts w:ascii="Consolas" w:cs="Consolas" w:eastAsia="Consolas" w:hAnsi="Consolas"/>
+                <w:color w:val="2B2B2B"/>
+                <w:sz w:val="18"/>
+                <w:szCs w:val="18"/>
+              </w:rPr>
+              <w:t xml:space="preserve"># starter/workflows/deploy-envs.yml  →  .github/workflows/deploy.yml</w:t>
+            </w:r>
+          </w:p>
+          <w:p>
+            <w:pPr>
+              <w:spacing w:after="0" w:line="260"/>
+            </w:pPr>
+            <w:r>
+              <w:rPr>
+                <w:rFonts w:ascii="Consolas" w:cs="Consolas" w:eastAsia="Consolas" w:hAnsi="Consolas"/>
+                <w:color w:val="2B2B2B"/>
+                <w:sz w:val="18"/>
+                <w:szCs w:val="18"/>
+              </w:rPr>
+              <w:t xml:space="preserve">name: deploy</w:t>
+            </w:r>
+          </w:p>
+          <w:p>
+            <w:pPr>
+              <w:spacing w:after="0" w:line="260"/>
+            </w:pPr>
+            <w:r>
+              <w:rPr>
+                <w:rFonts w:ascii="Consolas" w:cs="Consolas" w:eastAsia="Consolas" w:hAnsi="Consolas"/>
+                <w:color w:val="2B2B2B"/>
+                <w:sz w:val="18"/>
+                <w:szCs w:val="18"/>
+              </w:rPr>
+              <w:t xml:space="preserve"> </w:t>
+            </w:r>
+          </w:p>
+          <w:p>
+            <w:pPr>
+              <w:spacing w:after="0" w:line="260"/>
+            </w:pPr>
+            <w:r>
+              <w:rPr>
+                <w:rFonts w:ascii="Consolas" w:cs="Consolas" w:eastAsia="Consolas" w:hAnsi="Consolas"/>
+                <w:color w:val="2B2B2B"/>
+                <w:sz w:val="18"/>
+                <w:szCs w:val="18"/>
+              </w:rPr>
+              <w:t xml:space="preserve">on:</w:t>
+            </w:r>
+          </w:p>
+          <w:p>
+            <w:pPr>
+              <w:spacing w:after="0" w:line="260"/>
+            </w:pPr>
+            <w:r>
+              <w:rPr>
+                <w:rFonts w:ascii="Consolas" w:cs="Consolas" w:eastAsia="Consolas" w:hAnsi="Consolas"/>
+                <w:color w:val="2B2B2B"/>
+                <w:sz w:val="18"/>
+                <w:szCs w:val="18"/>
+              </w:rPr>
+              <w:t xml:space="preserve">  push:</w:t>
+            </w:r>
+          </w:p>
+          <w:p>
+            <w:pPr>
+              <w:spacing w:after="0" w:line="260"/>
+            </w:pPr>
+            <w:r>
+              <w:rPr>
+                <w:rFonts w:ascii="Consolas" w:cs="Consolas" w:eastAsia="Consolas" w:hAnsi="Consolas"/>
+                <w:color w:val="2B2B2B"/>
+                <w:sz w:val="18"/>
+                <w:szCs w:val="18"/>
+              </w:rPr>
+              <w:t xml:space="preserve">    branches: [staging, main]</w:t>
+            </w:r>
+          </w:p>
+          <w:p>
+            <w:pPr>
+              <w:spacing w:after="0" w:line="260"/>
+            </w:pPr>
+            <w:r>
+              <w:rPr>
+                <w:rFonts w:ascii="Consolas" w:cs="Consolas" w:eastAsia="Consolas" w:hAnsi="Consolas"/>
+                <w:color w:val="2B2B2B"/>
+                <w:sz w:val="18"/>
+                <w:szCs w:val="18"/>
+              </w:rPr>
+              <w:t xml:space="preserve"> </w:t>
+            </w:r>
+          </w:p>
+          <w:p>
+            <w:pPr>
+              <w:spacing w:after="0" w:line="260"/>
+            </w:pPr>
+            <w:r>
+              <w:rPr>
+                <w:rFonts w:ascii="Consolas" w:cs="Consolas" w:eastAsia="Consolas" w:hAnsi="Consolas"/>
+                <w:color w:val="2B2B2B"/>
+                <w:sz w:val="18"/>
+                <w:szCs w:val="18"/>
+              </w:rPr>
+              <w:t xml:space="preserve">permissions:</w:t>
+            </w:r>
+          </w:p>
+          <w:p>
+            <w:pPr>
+              <w:spacing w:after="0" w:line="260"/>
+            </w:pPr>
+            <w:r>
+              <w:rPr>
+                <w:rFonts w:ascii="Consolas" w:cs="Consolas" w:eastAsia="Consolas" w:hAnsi="Consolas"/>
+                <w:color w:val="2B2B2B"/>
+                <w:sz w:val="18"/>
+                <w:szCs w:val="18"/>
+              </w:rPr>
+              <w:t xml:space="preserve">  contents: read</w:t>
+            </w:r>
+          </w:p>
+          <w:p>
+            <w:pPr>
+              <w:spacing w:after="0" w:line="260"/>
+            </w:pPr>
+            <w:r>
+              <w:rPr>
+                <w:rFonts w:ascii="Consolas" w:cs="Consolas" w:eastAsia="Consolas" w:hAnsi="Consolas"/>
+                <w:color w:val="2B2B2B"/>
+                <w:sz w:val="18"/>
+                <w:szCs w:val="18"/>
+              </w:rPr>
+              <w:t xml:space="preserve">  id-token: write</w:t>
+            </w:r>
+          </w:p>
+          <w:p>
+            <w:pPr>
+              <w:spacing w:after="0" w:line="260"/>
+            </w:pPr>
+            <w:r>
+              <w:rPr>
+                <w:rFonts w:ascii="Consolas" w:cs="Consolas" w:eastAsia="Consolas" w:hAnsi="Consolas"/>
+                <w:color w:val="2B2B2B"/>
+                <w:sz w:val="18"/>
+                <w:szCs w:val="18"/>
+              </w:rPr>
+              <w:t xml:space="preserve"> </w:t>
+            </w:r>
+          </w:p>
+          <w:p>
+            <w:pPr>
+              <w:spacing w:after="0" w:line="260"/>
+            </w:pPr>
+            <w:r>
+              <w:rPr>
+                <w:rFonts w:ascii="Consolas" w:cs="Consolas" w:eastAsia="Consolas" w:hAnsi="Consolas"/>
+                <w:color w:val="2B2B2B"/>
+                <w:sz w:val="18"/>
+                <w:szCs w:val="18"/>
+              </w:rPr>
+              <w:t xml:space="preserve">jobs:</w:t>
+            </w:r>
+          </w:p>
+          <w:p>
+            <w:pPr>
+              <w:spacing w:after="0" w:line="260"/>
+            </w:pPr>
+            <w:r>
+              <w:rPr>
+                <w:rFonts w:ascii="Consolas" w:cs="Consolas" w:eastAsia="Consolas" w:hAnsi="Consolas"/>
+                <w:color w:val="2B2B2B"/>
+                <w:sz w:val="18"/>
+                <w:szCs w:val="18"/>
+              </w:rPr>
+              <w:t xml:space="preserve">  test:</w:t>
+            </w:r>
+          </w:p>
+          <w:p>
+            <w:pPr>
+              <w:spacing w:after="0" w:line="260"/>
+            </w:pPr>
+            <w:r>
+              <w:rPr>
+                <w:rFonts w:ascii="Consolas" w:cs="Consolas" w:eastAsia="Consolas" w:hAnsi="Consolas"/>
+                <w:color w:val="2B2B2B"/>
+                <w:sz w:val="18"/>
+                <w:szCs w:val="18"/>
+              </w:rPr>
+              <w:t xml:space="preserve">    uses: ./.github/workflows/ci.yml</w:t>
+            </w:r>
+          </w:p>
+          <w:p>
+            <w:pPr>
+              <w:spacing w:after="0" w:line="260"/>
+            </w:pPr>
+            <w:r>
+              <w:rPr>
+                <w:rFonts w:ascii="Consolas" w:cs="Consolas" w:eastAsia="Consolas" w:hAnsi="Consolas"/>
+                <w:color w:val="2B2B2B"/>
+                <w:sz w:val="18"/>
+                <w:szCs w:val="18"/>
+              </w:rPr>
+              <w:t xml:space="preserve"> </w:t>
+            </w:r>
+          </w:p>
+          <w:p>
+            <w:pPr>
+              <w:spacing w:after="0" w:line="260"/>
+            </w:pPr>
+            <w:r>
+              <w:rPr>
+                <w:rFonts w:ascii="Consolas" w:cs="Consolas" w:eastAsia="Consolas" w:hAnsi="Consolas"/>
+                <w:color w:val="2B2B2B"/>
+                <w:sz w:val="18"/>
+                <w:szCs w:val="18"/>
+              </w:rPr>
+              <w:t xml:space="preserve">  deploy:</w:t>
+            </w:r>
+          </w:p>
+          <w:p>
+            <w:pPr>
+              <w:spacing w:after="0" w:line="260"/>
+            </w:pPr>
+            <w:r>
+              <w:rPr>
+                <w:rFonts w:ascii="Consolas" w:cs="Consolas" w:eastAsia="Consolas" w:hAnsi="Consolas"/>
+                <w:color w:val="2B2B2B"/>
+                <w:sz w:val="18"/>
+                <w:szCs w:val="18"/>
+              </w:rPr>
+              <w:t xml:space="preserve">    needs: test</w:t>
+            </w:r>
+          </w:p>
+          <w:p>
+            <w:pPr>
+              <w:spacing w:after="0" w:line="260"/>
+            </w:pPr>
+            <w:r>
+              <w:rPr>
+                <w:rFonts w:ascii="Consolas" w:cs="Consolas" w:eastAsia="Consolas" w:hAnsi="Consolas"/>
+                <w:color w:val="2B2B2B"/>
+                <w:sz w:val="18"/>
+                <w:szCs w:val="18"/>
+              </w:rPr>
+              <w:t xml:space="preserve">    runs-on: ubuntu-latest</w:t>
+            </w:r>
+          </w:p>
+          <w:p>
+            <w:pPr>
+              <w:spacing w:after="0" w:line="260"/>
+            </w:pPr>
+            <w:r>
+              <w:rPr>
+                <w:rFonts w:ascii="Consolas" w:cs="Consolas" w:eastAsia="Consolas" w:hAnsi="Consolas"/>
+                <w:color w:val="2B2B2B"/>
+                <w:sz w:val="18"/>
+                <w:szCs w:val="18"/>
+              </w:rPr>
+              <w:t xml:space="preserve">    environment: ${{ github.ref_name == 'main' &amp;&amp; 'production' || 'staging' }}</w:t>
+            </w:r>
+          </w:p>
+          <w:p>
+            <w:pPr>
+              <w:spacing w:after="0" w:line="260"/>
+            </w:pPr>
+            <w:r>
+              <w:rPr>
+                <w:rFonts w:ascii="Consolas" w:cs="Consolas" w:eastAsia="Consolas" w:hAnsi="Consolas"/>
+                <w:color w:val="2B2B2B"/>
+                <w:sz w:val="18"/>
+                <w:szCs w:val="18"/>
+              </w:rPr>
+              <w:t xml:space="preserve">    steps:</w:t>
+            </w:r>
+          </w:p>
+          <w:p>
+            <w:pPr>
+              <w:spacing w:after="0" w:line="260"/>
+            </w:pPr>
+            <w:r>
+              <w:rPr>
+                <w:rFonts w:ascii="Consolas" w:cs="Consolas" w:eastAsia="Consolas" w:hAnsi="Consolas"/>
+                <w:color w:val="2B2B2B"/>
+                <w:sz w:val="18"/>
+                <w:szCs w:val="18"/>
+              </w:rPr>
+              <w:t xml:space="preserve">      - uses: actions/checkout@v7</w:t>
+            </w:r>
+          </w:p>
+          <w:p>
+            <w:pPr>
+              <w:spacing w:after="0" w:line="260"/>
+            </w:pPr>
+            <w:r>
+              <w:rPr>
+                <w:rFonts w:ascii="Consolas" w:cs="Consolas" w:eastAsia="Consolas" w:hAnsi="Consolas"/>
+                <w:color w:val="2B2B2B"/>
+                <w:sz w:val="18"/>
+                <w:szCs w:val="18"/>
+              </w:rPr>
+              <w:t xml:space="preserve">      - uses: google-github-actions/auth@v3</w:t>
+            </w:r>
+          </w:p>
+          <w:p>
+            <w:pPr>
+              <w:spacing w:after="0" w:line="260"/>
+            </w:pPr>
+            <w:r>
+              <w:rPr>
+                <w:rFonts w:ascii="Consolas" w:cs="Consolas" w:eastAsia="Consolas" w:hAnsi="Consolas"/>
+                <w:color w:val="2B2B2B"/>
+                <w:sz w:val="18"/>
+                <w:szCs w:val="18"/>
+              </w:rPr>
+              <w:t xml:space="preserve">        with:</w:t>
+            </w:r>
+          </w:p>
+          <w:p>
+            <w:pPr>
+              <w:spacing w:after="0" w:line="260"/>
+            </w:pPr>
+            <w:r>
+              <w:rPr>
+                <w:rFonts w:ascii="Consolas" w:cs="Consolas" w:eastAsia="Consolas" w:hAnsi="Consolas"/>
+                <w:color w:val="2B2B2B"/>
+                <w:sz w:val="18"/>
+                <w:szCs w:val="18"/>
+              </w:rPr>
+              <w:t xml:space="preserve">          workload_identity_provider: ${{ vars.WIF_PROVIDER }}</w:t>
+            </w:r>
+          </w:p>
+          <w:p>
+            <w:pPr>
+              <w:spacing w:after="0" w:line="260"/>
+            </w:pPr>
+            <w:r>
+              <w:rPr>
+                <w:rFonts w:ascii="Consolas" w:cs="Consolas" w:eastAsia="Consolas" w:hAnsi="Consolas"/>
+                <w:color w:val="2B2B2B"/>
+                <w:sz w:val="18"/>
+                <w:szCs w:val="18"/>
+              </w:rPr>
+              <w:t xml:space="preserve">          service_account: ${{ vars.DEPLOY_SA }}</w:t>
+            </w:r>
+          </w:p>
+          <w:p>
+            <w:pPr>
+              <w:spacing w:after="0" w:line="260"/>
+            </w:pPr>
+            <w:r>
+              <w:rPr>
+                <w:rFonts w:ascii="Consolas" w:cs="Consolas" w:eastAsia="Consolas" w:hAnsi="Consolas"/>
+                <w:color w:val="2B2B2B"/>
+                <w:sz w:val="18"/>
+                <w:szCs w:val="18"/>
+              </w:rPr>
+              <w:t xml:space="preserve">      - id: deploy</w:t>
+            </w:r>
+          </w:p>
+          <w:p>
+            <w:pPr>
+              <w:spacing w:after="0" w:line="260"/>
+            </w:pPr>
+            <w:r>
+              <w:rPr>
+                <w:rFonts w:ascii="Consolas" w:cs="Consolas" w:eastAsia="Consolas" w:hAnsi="Consolas"/>
+                <w:color w:val="2B2B2B"/>
+                <w:sz w:val="18"/>
+                <w:szCs w:val="18"/>
+              </w:rPr>
+              <w:t xml:space="preserve">        uses: google-github-actions/deploy-cloudrun@v3</w:t>
+            </w:r>
+          </w:p>
+          <w:p>
+            <w:pPr>
+              <w:spacing w:after="0" w:line="260"/>
+            </w:pPr>
+            <w:r>
+              <w:rPr>
+                <w:rFonts w:ascii="Consolas" w:cs="Consolas" w:eastAsia="Consolas" w:hAnsi="Consolas"/>
+                <w:color w:val="2B2B2B"/>
+                <w:sz w:val="18"/>
+                <w:szCs w:val="18"/>
+              </w:rPr>
+              <w:t xml:space="preserve">        with:</w:t>
+            </w:r>
+          </w:p>
+          <w:p>
+            <w:pPr>
+              <w:spacing w:after="0" w:line="260"/>
+            </w:pPr>
+            <w:r>
+              <w:rPr>
+                <w:rFonts w:ascii="Consolas" w:cs="Consolas" w:eastAsia="Consolas" w:hAnsi="Consolas"/>
+                <w:color w:val="2B2B2B"/>
+                <w:sz w:val="18"/>
+                <w:szCs w:val="18"/>
+              </w:rPr>
+              <w:t xml:space="preserve">          service: ${{ vars.SERVICE }}</w:t>
+            </w:r>
+          </w:p>
+          <w:p>
+            <w:pPr>
+              <w:spacing w:after="0" w:line="260"/>
+            </w:pPr>
+            <w:r>
+              <w:rPr>
+                <w:rFonts w:ascii="Consolas" w:cs="Consolas" w:eastAsia="Consolas" w:hAnsi="Consolas"/>
+                <w:color w:val="2B2B2B"/>
+                <w:sz w:val="18"/>
+                <w:szCs w:val="18"/>
+              </w:rPr>
+              <w:t xml:space="preserve">          region: us-central1</w:t>
+            </w:r>
+          </w:p>
+          <w:p>
+            <w:pPr>
+              <w:spacing w:after="0" w:line="260"/>
+            </w:pPr>
+            <w:r>
+              <w:rPr>
+                <w:rFonts w:ascii="Consolas" w:cs="Consolas" w:eastAsia="Consolas" w:hAnsi="Consolas"/>
+                <w:color w:val="2B2B2B"/>
+                <w:sz w:val="18"/>
+                <w:szCs w:val="18"/>
+              </w:rPr>
+              <w:t xml:space="preserve">          project_id: ${{ vars.GCP_PROJECT_ID }}</w:t>
+            </w:r>
+          </w:p>
+          <w:p>
+            <w:pPr>
+              <w:spacing w:after="0" w:line="260"/>
+            </w:pPr>
+            <w:r>
+              <w:rPr>
+                <w:rFonts w:ascii="Consolas" w:cs="Consolas" w:eastAsia="Consolas" w:hAnsi="Consolas"/>
+                <w:color w:val="2B2B2B"/>
+                <w:sz w:val="18"/>
+                <w:szCs w:val="18"/>
+              </w:rPr>
+              <w:t xml:space="preserve">          source: .</w:t>
+            </w:r>
+          </w:p>
+          <w:p>
+            <w:pPr>
+              <w:spacing w:after="0" w:line="260"/>
+            </w:pPr>
+            <w:r>
+              <w:rPr>
+                <w:rFonts w:ascii="Consolas" w:cs="Consolas" w:eastAsia="Consolas" w:hAnsi="Consolas"/>
+                <w:color w:val="2B2B2B"/>
+                <w:sz w:val="18"/>
+                <w:szCs w:val="18"/>
+              </w:rPr>
+              <w:t xml:space="preserve">          env_vars: |</w:t>
+            </w:r>
+          </w:p>
+          <w:p>
+            <w:pPr>
+              <w:spacing w:after="0" w:line="260"/>
+            </w:pPr>
+            <w:r>
+              <w:rPr>
+                <w:rFonts w:ascii="Consolas" w:cs="Consolas" w:eastAsia="Consolas" w:hAnsi="Consolas"/>
+                <w:color w:val="2B2B2B"/>
+                <w:sz w:val="18"/>
+                <w:szCs w:val="18"/>
+              </w:rPr>
+              <w:t xml:space="preserve">            COMMIT_SHA=${{ github.sha }}</w:t>
+            </w:r>
+          </w:p>
+          <w:p>
+            <w:pPr>
+              <w:spacing w:after="0" w:line="260"/>
+            </w:pPr>
+            <w:r>
+              <w:rPr>
+                <w:rFonts w:ascii="Consolas" w:cs="Consolas" w:eastAsia="Consolas" w:hAnsi="Consolas"/>
+                <w:color w:val="2B2B2B"/>
+                <w:sz w:val="18"/>
+                <w:szCs w:val="18"/>
+              </w:rPr>
+              <w:t xml:space="preserve">            ENV=${{ vars.ENV }}</w:t>
+            </w:r>
+          </w:p>
+          <w:p>
+            <w:pPr>
+              <w:spacing w:after="0" w:line="260"/>
+            </w:pPr>
+            <w:r>
+              <w:rPr>
+                <w:rFonts w:ascii="Consolas" w:cs="Consolas" w:eastAsia="Consolas" w:hAnsi="Consolas"/>
+                <w:color w:val="2B2B2B"/>
+                <w:sz w:val="18"/>
+                <w:szCs w:val="18"/>
+              </w:rPr>
+              <w:t xml:space="preserve">          flags: --service-account=${{ vars.RUNTIME_SA }}</w:t>
+            </w:r>
+          </w:p>
+        </w:tc>
+      </w:tr>
+    </w:tbl>
+    <w:p>
+      <w:pPr>
+        <w:spacing w:after="60" w:line="288"/>
+      </w:pPr>
+      <w:r>
+        <w:rPr>
+          <w:rFonts w:ascii="맑은 고딕" w:cs="맑은 고딕" w:eastAsia="맑은 고딕" w:hAnsi="맑은 고딕"/>
+          <w:b w:val="false"/>
+          <w:bCs w:val="false"/>
+          <w:color w:val="222222"/>
+          <w:sz w:val="21"/>
+          <w:szCs w:val="21"/>
+        </w:rPr>
+        <w:t xml:space="preserve"/>
+      </w:r>
+    </w:p>
+    <w:p>
+      <w:pPr>
+        <w:spacing w:after="120" w:line="288"/>
+      </w:pPr>
+      <w:r>
+        <w:rPr>
+          <w:rFonts w:ascii="Consolas" w:cs="Consolas" w:eastAsia="Consolas" w:hAnsi="Consolas"/>
+          <w:b w:val="false"/>
+          <w:bCs w:val="false"/>
+          <w:color w:val="B02A4A"/>
+          <w:sz w:val="21"/>
+          <w:szCs w:val="21"/>
+        </w:rPr>
+        <w:t xml:space="preserve">environment:</w:t>
+      </w:r>
+      <w:r>
+        <w:rPr>
+          <w:rFonts w:ascii="맑은 고딕" w:cs="맑은 고딕" w:eastAsia="맑은 고딕" w:hAnsi="맑은 고딕"/>
+          <w:b w:val="false"/>
+          <w:bCs w:val="false"/>
+          <w:color w:val="222222"/>
+          <w:sz w:val="21"/>
+          <w:szCs w:val="21"/>
+        </w:rPr>
+        <w:t xml:space="preserve"> 한 줄이 브랜치에 따라 환경을 고르고, </w:t>
+      </w:r>
+      <w:r>
+        <w:rPr>
+          <w:rFonts w:ascii="Consolas" w:cs="Consolas" w:eastAsia="Consolas" w:hAnsi="Consolas"/>
+          <w:b w:val="false"/>
+          <w:bCs w:val="false"/>
+          <w:color w:val="B02A4A"/>
+          <w:sz w:val="21"/>
+          <w:szCs w:val="21"/>
+        </w:rPr>
+        <w:t xml:space="preserve">vars.SERVICE</w:t>
+      </w:r>
+      <w:r>
+        <w:rPr>
+          <w:rFonts w:ascii="맑은 고딕" w:cs="맑은 고딕" w:eastAsia="맑은 고딕" w:hAnsi="맑은 고딕"/>
+          <w:b w:val="false"/>
+          <w:bCs w:val="false"/>
+          <w:color w:val="222222"/>
+          <w:sz w:val="21"/>
+          <w:szCs w:val="21"/>
+        </w:rPr>
+        <w:t xml:space="preserve">·</w:t>
+      </w:r>
+      <w:r>
+        <w:rPr>
+          <w:rFonts w:ascii="Consolas" w:cs="Consolas" w:eastAsia="Consolas" w:hAnsi="Consolas"/>
+          <w:b w:val="false"/>
+          <w:bCs w:val="false"/>
+          <w:color w:val="B02A4A"/>
+          <w:sz w:val="21"/>
+          <w:szCs w:val="21"/>
+        </w:rPr>
+        <w:t xml:space="preserve">vars.ENV</w:t>
+      </w:r>
+      <w:r>
+        <w:rPr>
+          <w:rFonts w:ascii="맑은 고딕" w:cs="맑은 고딕" w:eastAsia="맑은 고딕" w:hAnsi="맑은 고딕"/>
+          <w:b w:val="false"/>
+          <w:bCs w:val="false"/>
+          <w:color w:val="222222"/>
+          <w:sz w:val="21"/>
+          <w:szCs w:val="21"/>
+        </w:rPr>
+        <w:t xml:space="preserve">는 그 환경의 변수에서 읽힌다. 이 템플릿은 </w:t>
+      </w:r>
+      <w:r>
+        <w:rPr>
+          <w:rFonts w:ascii="Consolas" w:cs="Consolas" w:eastAsia="Consolas" w:hAnsi="Consolas"/>
+          <w:b w:val="false"/>
+          <w:bCs w:val="false"/>
+          <w:color w:val="B02A4A"/>
+          <w:sz w:val="21"/>
+          <w:szCs w:val="21"/>
+        </w:rPr>
+        <w:t xml:space="preserve">BUILD_SA</w:t>
+      </w:r>
+      <w:r>
+        <w:rPr>
+          <w:rFonts w:ascii="맑은 고딕" w:cs="맑은 고딕" w:eastAsia="맑은 고딕" w:hAnsi="맑은 고딕"/>
+          <w:b w:val="false"/>
+          <w:bCs w:val="false"/>
+          <w:color w:val="222222"/>
+          <w:sz w:val="21"/>
+          <w:szCs w:val="21"/>
+        </w:rPr>
+        <w:t xml:space="preserve"> 변수를 쓰지 않는다.</w:t>
+      </w:r>
+    </w:p>
+    <w:tbl>
+      <w:tblPr>
+        <w:tblW w:type="pct" w:w="100%"/>
+        <w:tblBorders>
+          <w:top w:val="single" w:color="BFBFBF" w:sz="4"/>
+          <w:left w:val="single" w:color="BFBFBF" w:sz="4"/>
+          <w:bottom w:val="single" w:color="BFBFBF" w:sz="4"/>
+          <w:right w:val="single" w:color="BFBFBF" w:sz="4"/>
+          <w:insideH w:val="none"/>
+          <w:insideV w:val="none"/>
+        </w:tblBorders>
+      </w:tblPr>
+      <w:tblGrid>
+        <w:gridCol w:w="9360"/>
+      </w:tblGrid>
+      <w:tr>
+        <w:trPr>
+          <w:cantSplit/>
+        </w:trPr>
+        <w:tc>
+          <w:tcPr>
+            <w:tcW w:type="dxa" w:w="9360"/>
+            <w:shd w:fill="F4F5F7" w:color="auto" w:val="clear"/>
+            <w:tcMar>
+              <w:top w:type="dxa" w:w="120"/>
+              <w:left w:type="dxa" w:w="160"/>
+              <w:bottom w:type="dxa" w:w="120"/>
+              <w:right w:type="dxa" w:w="160"/>
+            </w:tcMar>
+          </w:tcPr>
+          <w:p>
+            <w:pPr>
+              <w:spacing w:after="0" w:line="260"/>
+            </w:pPr>
+            <w:r>
+              <w:rPr>
+                <w:rFonts w:ascii="Consolas" w:cs="Consolas" w:eastAsia="Consolas" w:hAnsi="Consolas"/>
+                <w:color w:val="2B2B2B"/>
+                <w:sz w:val="18"/>
+                <w:szCs w:val="18"/>
+              </w:rPr>
+              <w:t xml:space="preserve"># pytest.ini (실습에서 추가 — 템플릿에는 없었음)</w:t>
+            </w:r>
+          </w:p>
+          <w:p>
+            <w:pPr>
+              <w:spacing w:after="0" w:line="260"/>
+            </w:pPr>
+            <w:r>
+              <w:rPr>
+                <w:rFonts w:ascii="Consolas" w:cs="Consolas" w:eastAsia="Consolas" w:hAnsi="Consolas"/>
+                <w:color w:val="2B2B2B"/>
+                <w:sz w:val="18"/>
+                <w:szCs w:val="18"/>
+              </w:rPr>
+              <w:t xml:space="preserve">[pytest]</w:t>
+            </w:r>
+          </w:p>
+          <w:p>
+            <w:pPr>
+              <w:spacing w:after="0" w:line="260"/>
+            </w:pPr>
+            <w:r>
+              <w:rPr>
+                <w:rFonts w:ascii="Consolas" w:cs="Consolas" w:eastAsia="Consolas" w:hAnsi="Consolas"/>
+                <w:color w:val="2B2B2B"/>
+                <w:sz w:val="18"/>
+                <w:szCs w:val="18"/>
+              </w:rPr>
+              <w:t xml:space="preserve">pythonpath = .</w:t>
+            </w:r>
+          </w:p>
+          <w:p>
+            <w:pPr>
+              <w:spacing w:after="0" w:line="260"/>
+            </w:pPr>
+            <w:r>
+              <w:rPr>
+                <w:rFonts w:ascii="Consolas" w:cs="Consolas" w:eastAsia="Consolas" w:hAnsi="Consolas"/>
+                <w:color w:val="2B2B2B"/>
+                <w:sz w:val="18"/>
+                <w:szCs w:val="18"/>
+              </w:rPr>
+              <w:t xml:space="preserve">testpaths = tests</w:t>
+            </w:r>
+          </w:p>
+        </w:tc>
+      </w:tr>
+    </w:tbl>
+    <w:p>
+      <w:pPr>
+        <w:spacing w:after="60" w:line="288"/>
+      </w:pPr>
+      <w:r>
+        <w:rPr>
+          <w:rFonts w:ascii="맑은 고딕" w:cs="맑은 고딕" w:eastAsia="맑은 고딕" w:hAnsi="맑은 고딕"/>
+          <w:b w:val="false"/>
+          <w:bCs w:val="false"/>
+          <w:color w:val="222222"/>
+          <w:sz w:val="21"/>
+          <w:szCs w:val="21"/>
+        </w:rPr>
+        <w:t xml:space="preserve"/>
+      </w:r>
+    </w:p>
+    <w:p>
+      <w:pPr>
+        <w:pStyle w:val="Heading2"/>
+        <w:spacing w:after="120" w:before="260"/>
+      </w:pPr>
+      <w:r>
+        <w:rPr>
+          <w:rFonts w:ascii="맑은 고딕" w:cs="맑은 고딕" w:eastAsia="맑은 고딕" w:hAnsi="맑은 고딕"/>
+          <w:b/>
+          <w:bCs/>
+          <w:color w:val="1F4E9C"/>
+          <w:sz w:val="25"/>
+          <w:szCs w:val="25"/>
+        </w:rPr>
+        <w:t xml:space="preserve">A-12. 기본 과제 E08 테스트와 일부러 깨뜨려 확인하기</w:t>
+      </w:r>
+    </w:p>
+    <w:tbl>
+      <w:tblPr>
+        <w:tblW w:type="pct" w:w="100%"/>
+        <w:tblBorders>
+          <w:top w:val="single" w:color="BFBFBF" w:sz="4"/>
+          <w:left w:val="single" w:color="BFBFBF" w:sz="4"/>
+          <w:bottom w:val="single" w:color="BFBFBF" w:sz="4"/>
+          <w:right w:val="single" w:color="BFBFBF" w:sz="4"/>
+          <w:insideH w:val="none"/>
+          <w:insideV w:val="none"/>
+        </w:tblBorders>
+      </w:tblPr>
+      <w:tblGrid>
+        <w:gridCol w:w="9360"/>
+      </w:tblGrid>
+      <w:tr>
+        <w:trPr>
+          <w:cantSplit/>
+        </w:trPr>
+        <w:tc>
+          <w:tcPr>
+            <w:tcW w:type="dxa" w:w="9360"/>
+            <w:shd w:fill="F4F5F7" w:color="auto" w:val="clear"/>
+            <w:tcMar>
+              <w:top w:type="dxa" w:w="120"/>
+              <w:left w:type="dxa" w:w="160"/>
+              <w:bottom w:type="dxa" w:w="120"/>
+              <w:right w:type="dxa" w:w="160"/>
+            </w:tcMar>
+          </w:tcPr>
+          <w:p>
+            <w:pPr>
+              <w:spacing w:after="0" w:line="260"/>
+            </w:pPr>
+            <w:r>
+              <w:rPr>
+                <w:rFonts w:ascii="Consolas" w:cs="Consolas" w:eastAsia="Consolas" w:hAnsi="Consolas"/>
+                <w:color w:val="2B2B2B"/>
+                <w:sz w:val="18"/>
+                <w:szCs w:val="18"/>
+              </w:rPr>
+              <w:t xml:space="preserve"># tests/test_no_reminder_without_request.py</w:t>
+            </w:r>
+          </w:p>
+          <w:p>
+            <w:pPr>
+              <w:spacing w:after="0" w:line="260"/>
+            </w:pPr>
+            <w:r>
+              <w:rPr>
+                <w:rFonts w:ascii="Consolas" w:cs="Consolas" w:eastAsia="Consolas" w:hAnsi="Consolas"/>
+                <w:color w:val="2B2B2B"/>
+                <w:sz w:val="18"/>
+                <w:szCs w:val="18"/>
+              </w:rPr>
+              <w:t xml:space="preserve">import json</w:t>
+            </w:r>
+          </w:p>
+          <w:p>
+            <w:pPr>
+              <w:spacing w:after="0" w:line="260"/>
+            </w:pPr>
+            <w:r>
+              <w:rPr>
+                <w:rFonts w:ascii="Consolas" w:cs="Consolas" w:eastAsia="Consolas" w:hAnsi="Consolas"/>
+                <w:color w:val="2B2B2B"/>
+                <w:sz w:val="18"/>
+                <w:szCs w:val="18"/>
+              </w:rPr>
+              <w:t xml:space="preserve"> </w:t>
+            </w:r>
+          </w:p>
+          <w:p>
+            <w:pPr>
+              <w:spacing w:after="0" w:line="260"/>
+            </w:pPr>
+            <w:r>
+              <w:rPr>
+                <w:rFonts w:ascii="Consolas" w:cs="Consolas" w:eastAsia="Consolas" w:hAnsi="Consolas"/>
+                <w:color w:val="2B2B2B"/>
+                <w:sz w:val="18"/>
+                <w:szCs w:val="18"/>
+              </w:rPr>
+              <w:t xml:space="preserve">from fastapi.testclient import TestClient</w:t>
+            </w:r>
+          </w:p>
+          <w:p>
+            <w:pPr>
+              <w:spacing w:after="0" w:line="260"/>
+            </w:pPr>
+            <w:r>
+              <w:rPr>
+                <w:rFonts w:ascii="Consolas" w:cs="Consolas" w:eastAsia="Consolas" w:hAnsi="Consolas"/>
+                <w:color w:val="2B2B2B"/>
+                <w:sz w:val="18"/>
+                <w:szCs w:val="18"/>
+              </w:rPr>
+              <w:t xml:space="preserve"> </w:t>
+            </w:r>
+          </w:p>
+          <w:p>
+            <w:pPr>
+              <w:spacing w:after="0" w:line="260"/>
+            </w:pPr>
+            <w:r>
+              <w:rPr>
+                <w:rFonts w:ascii="Consolas" w:cs="Consolas" w:eastAsia="Consolas" w:hAnsi="Consolas"/>
+                <w:color w:val="2B2B2B"/>
+                <w:sz w:val="18"/>
+                <w:szCs w:val="18"/>
+              </w:rPr>
+              <w:t xml:space="preserve">from app.main import app, store</w:t>
+            </w:r>
+          </w:p>
+          <w:p>
+            <w:pPr>
+              <w:spacing w:after="0" w:line="260"/>
+            </w:pPr>
+            <w:r>
+              <w:rPr>
+                <w:rFonts w:ascii="Consolas" w:cs="Consolas" w:eastAsia="Consolas" w:hAnsi="Consolas"/>
+                <w:color w:val="2B2B2B"/>
+                <w:sz w:val="18"/>
+                <w:szCs w:val="18"/>
+              </w:rPr>
+              <w:t xml:space="preserve"> </w:t>
+            </w:r>
+          </w:p>
+          <w:p>
+            <w:pPr>
+              <w:spacing w:after="0" w:line="260"/>
+            </w:pPr>
+            <w:r>
+              <w:rPr>
+                <w:rFonts w:ascii="Consolas" w:cs="Consolas" w:eastAsia="Consolas" w:hAnsi="Consolas"/>
+                <w:color w:val="2B2B2B"/>
+                <w:sz w:val="18"/>
+                <w:szCs w:val="18"/>
+              </w:rPr>
+              <w:t xml:space="preserve">client = TestClient(app)</w:t>
+            </w:r>
+          </w:p>
+          <w:p>
+            <w:pPr>
+              <w:spacing w:after="0" w:line="260"/>
+            </w:pPr>
+            <w:r>
+              <w:rPr>
+                <w:rFonts w:ascii="Consolas" w:cs="Consolas" w:eastAsia="Consolas" w:hAnsi="Consolas"/>
+                <w:color w:val="2B2B2B"/>
+                <w:sz w:val="18"/>
+                <w:szCs w:val="18"/>
+              </w:rPr>
+              <w:t xml:space="preserve"> </w:t>
+            </w:r>
+          </w:p>
+          <w:p>
+            <w:pPr>
+              <w:spacing w:after="0" w:line="260"/>
+            </w:pPr>
+            <w:r>
+              <w:rPr>
+                <w:rFonts w:ascii="Consolas" w:cs="Consolas" w:eastAsia="Consolas" w:hAnsi="Consolas"/>
+                <w:color w:val="2B2B2B"/>
+                <w:sz w:val="18"/>
+                <w:szCs w:val="18"/>
+              </w:rPr>
+              <w:t xml:space="preserve"> </w:t>
+            </w:r>
+          </w:p>
+          <w:p>
+            <w:pPr>
+              <w:spacing w:after="0" w:line="260"/>
+            </w:pPr>
+            <w:r>
+              <w:rPr>
+                <w:rFonts w:ascii="Consolas" w:cs="Consolas" w:eastAsia="Consolas" w:hAnsi="Consolas"/>
+                <w:color w:val="2B2B2B"/>
+                <w:sz w:val="18"/>
+                <w:szCs w:val="18"/>
+              </w:rPr>
+              <w:t xml:space="preserve">def chat(message):</w:t>
+            </w:r>
+          </w:p>
+          <w:p>
+            <w:pPr>
+              <w:spacing w:after="0" w:line="260"/>
+            </w:pPr>
+            <w:r>
+              <w:rPr>
+                <w:rFonts w:ascii="Consolas" w:cs="Consolas" w:eastAsia="Consolas" w:hAnsi="Consolas"/>
+                <w:color w:val="2B2B2B"/>
+                <w:sz w:val="18"/>
+                <w:szCs w:val="18"/>
+              </w:rPr>
+              <w:t xml:space="preserve">    r = client.post("/api/chat", json={"message": message})</w:t>
+            </w:r>
+          </w:p>
+          <w:p>
+            <w:pPr>
+              <w:spacing w:after="0" w:line="260"/>
+            </w:pPr>
+            <w:r>
+              <w:rPr>
+                <w:rFonts w:ascii="Consolas" w:cs="Consolas" w:eastAsia="Consolas" w:hAnsi="Consolas"/>
+                <w:color w:val="2B2B2B"/>
+                <w:sz w:val="18"/>
+                <w:szCs w:val="18"/>
+              </w:rPr>
+              <w:t xml:space="preserve">    assert r.status_code == 200</w:t>
+            </w:r>
+          </w:p>
+          <w:p>
+            <w:pPr>
+              <w:spacing w:after="0" w:line="260"/>
+            </w:pPr>
+            <w:r>
+              <w:rPr>
+                <w:rFonts w:ascii="Consolas" w:cs="Consolas" w:eastAsia="Consolas" w:hAnsi="Consolas"/>
+                <w:color w:val="2B2B2B"/>
+                <w:sz w:val="18"/>
+                <w:szCs w:val="18"/>
+              </w:rPr>
+              <w:t xml:space="preserve">    return [json.loads(line) for line in r.text.splitlines()]</w:t>
+            </w:r>
+          </w:p>
+          <w:p>
+            <w:pPr>
+              <w:spacing w:after="0" w:line="260"/>
+            </w:pPr>
+            <w:r>
+              <w:rPr>
+                <w:rFonts w:ascii="Consolas" w:cs="Consolas" w:eastAsia="Consolas" w:hAnsi="Consolas"/>
+                <w:color w:val="2B2B2B"/>
+                <w:sz w:val="18"/>
+                <w:szCs w:val="18"/>
+              </w:rPr>
+              <w:t xml:space="preserve"> </w:t>
+            </w:r>
+          </w:p>
+          <w:p>
+            <w:pPr>
+              <w:spacing w:after="0" w:line="260"/>
+            </w:pPr>
+            <w:r>
+              <w:rPr>
+                <w:rFonts w:ascii="Consolas" w:cs="Consolas" w:eastAsia="Consolas" w:hAnsi="Consolas"/>
+                <w:color w:val="2B2B2B"/>
+                <w:sz w:val="18"/>
+                <w:szCs w:val="18"/>
+              </w:rPr>
+              <w:t xml:space="preserve"> </w:t>
+            </w:r>
+          </w:p>
+          <w:p>
+            <w:pPr>
+              <w:spacing w:after="0" w:line="260"/>
+            </w:pPr>
+            <w:r>
+              <w:rPr>
+                <w:rFonts w:ascii="Consolas" w:cs="Consolas" w:eastAsia="Consolas" w:hAnsi="Consolas"/>
+                <w:color w:val="2B2B2B"/>
+                <w:sz w:val="18"/>
+                <w:szCs w:val="18"/>
+              </w:rPr>
+              <w:t xml:space="preserve">def test_schedule_mention_without_request_is_not_saved():</w:t>
+            </w:r>
+          </w:p>
+          <w:p>
+            <w:pPr>
+              <w:spacing w:after="0" w:line="260"/>
+            </w:pPr>
+            <w:r>
+              <w:rPr>
+                <w:rFonts w:ascii="Consolas" w:cs="Consolas" w:eastAsia="Consolas" w:hAnsi="Consolas"/>
+                <w:color w:val="2B2B2B"/>
+                <w:sz w:val="18"/>
+                <w:szCs w:val="18"/>
+              </w:rPr>
+              <w:t xml:space="preserve">    # 예시 E08: "이번 주 금요일에 자격증 시험 있어" → 알려 달라는 부탁이 없으니 약속을 저장하지 않는다</w:t>
+            </w:r>
+          </w:p>
+          <w:p>
+            <w:pPr>
+              <w:spacing w:after="0" w:line="260"/>
+            </w:pPr>
+            <w:r>
+              <w:rPr>
+                <w:rFonts w:ascii="Consolas" w:cs="Consolas" w:eastAsia="Consolas" w:hAnsi="Consolas"/>
+                <w:color w:val="2B2B2B"/>
+                <w:sz w:val="18"/>
+                <w:szCs w:val="18"/>
+              </w:rPr>
+              <w:t xml:space="preserve">    before = len(store.list_reminders("local-user", status="pending"))</w:t>
+            </w:r>
+          </w:p>
+          <w:p>
+            <w:pPr>
+              <w:spacing w:after="0" w:line="260"/>
+            </w:pPr>
+            <w:r>
+              <w:rPr>
+                <w:rFonts w:ascii="Consolas" w:cs="Consolas" w:eastAsia="Consolas" w:hAnsi="Consolas"/>
+                <w:color w:val="2B2B2B"/>
+                <w:sz w:val="18"/>
+                <w:szCs w:val="18"/>
+              </w:rPr>
+              <w:t xml:space="preserve">    turn = next(e for e in chat("이번 주 금요일에 자격증 시험 있어") if e["type"] == "turn")</w:t>
+            </w:r>
+          </w:p>
+          <w:p>
+            <w:pPr>
+              <w:spacing w:after="0" w:line="260"/>
+            </w:pPr>
+            <w:r>
+              <w:rPr>
+                <w:rFonts w:ascii="Consolas" w:cs="Consolas" w:eastAsia="Consolas" w:hAnsi="Consolas"/>
+                <w:color w:val="2B2B2B"/>
+                <w:sz w:val="18"/>
+                <w:szCs w:val="18"/>
+              </w:rPr>
+              <w:t xml:space="preserve">    assert "create_reminder" not in [t["name"] for t in turn["tools"]]</w:t>
+            </w:r>
+          </w:p>
+          <w:p>
+            <w:pPr>
+              <w:spacing w:after="0" w:line="260"/>
+            </w:pPr>
+            <w:r>
+              <w:rPr>
+                <w:rFonts w:ascii="Consolas" w:cs="Consolas" w:eastAsia="Consolas" w:hAnsi="Consolas"/>
+                <w:color w:val="2B2B2B"/>
+                <w:sz w:val="18"/>
+                <w:szCs w:val="18"/>
+              </w:rPr>
+              <w:t xml:space="preserve">    assert len(store.list_reminders("local-user", status="pending")) == before</w:t>
+            </w:r>
+          </w:p>
+        </w:tc>
+      </w:tr>
+    </w:tbl>
+    <w:p>
+      <w:pPr>
+        <w:spacing w:after="60" w:line="288"/>
+      </w:pPr>
+      <w:r>
+        <w:rPr>
+          <w:rFonts w:ascii="맑은 고딕" w:cs="맑은 고딕" w:eastAsia="맑은 고딕" w:hAnsi="맑은 고딕"/>
+          <w:b w:val="false"/>
+          <w:bCs w:val="false"/>
+          <w:color w:val="222222"/>
+          <w:sz w:val="21"/>
+          <w:szCs w:val="21"/>
+        </w:rPr>
+        <w:t xml:space="preserve"/>
+      </w:r>
+    </w:p>
+    <w:p>
+      <w:pPr>
+        <w:spacing w:after="120" w:line="288"/>
+      </w:pPr>
+      <w:r>
+        <w:rPr>
+          <w:rFonts w:ascii="맑은 고딕" w:cs="맑은 고딕" w:eastAsia="맑은 고딕" w:hAnsi="맑은 고딕"/>
+          <w:b w:val="false"/>
+          <w:bCs w:val="false"/>
+          <w:color w:val="222222"/>
+          <w:sz w:val="21"/>
+          <w:szCs w:val="21"/>
+        </w:rPr>
+        <w:t xml:space="preserve">일부러 깨뜨릴 때는 </w:t>
+      </w:r>
+      <w:r>
+        <w:rPr>
+          <w:rFonts w:ascii="Consolas" w:cs="Consolas" w:eastAsia="Consolas" w:hAnsi="Consolas"/>
+          <w:b w:val="false"/>
+          <w:bCs w:val="false"/>
+          <w:color w:val="B02A4A"/>
+          <w:sz w:val="21"/>
+          <w:szCs w:val="21"/>
+        </w:rPr>
+        <w:t xml:space="preserve">app/router.py</w:t>
+      </w:r>
+      <w:r>
+        <w:rPr>
+          <w:rFonts w:ascii="맑은 고딕" w:cs="맑은 고딕" w:eastAsia="맑은 고딕" w:hAnsi="맑은 고딕"/>
+          <w:b w:val="false"/>
+          <w:bCs w:val="false"/>
+          <w:color w:val="222222"/>
+          <w:sz w:val="21"/>
+          <w:szCs w:val="21"/>
+        </w:rPr>
+        <w:t xml:space="preserve">의 </w:t>
+      </w:r>
+      <w:r>
+        <w:rPr>
+          <w:rFonts w:ascii="Consolas" w:cs="Consolas" w:eastAsia="Consolas" w:hAnsi="Consolas"/>
+          <w:b w:val="false"/>
+          <w:bCs w:val="false"/>
+          <w:color w:val="B02A4A"/>
+          <w:sz w:val="21"/>
+          <w:szCs w:val="21"/>
+        </w:rPr>
+        <w:t xml:space="preserve">ASK_PATTERN</w:t>
+      </w:r>
+      <w:r>
+        <w:rPr>
+          <w:rFonts w:ascii="맑은 고딕" w:cs="맑은 고딕" w:eastAsia="맑은 고딕" w:hAnsi="맑은 고딕"/>
+          <w:b w:val="false"/>
+          <w:bCs w:val="false"/>
+          <w:color w:val="222222"/>
+          <w:sz w:val="21"/>
+          <w:szCs w:val="21"/>
+        </w:rPr>
+        <w:t xml:space="preserve">에 </w:t>
+      </w:r>
+      <w:r>
+        <w:rPr>
+          <w:rFonts w:ascii="Consolas" w:cs="Consolas" w:eastAsia="Consolas" w:hAnsi="Consolas"/>
+          <w:b w:val="false"/>
+          <w:bCs w:val="false"/>
+          <w:color w:val="B02A4A"/>
+          <w:sz w:val="21"/>
+          <w:szCs w:val="21"/>
+        </w:rPr>
+        <w:t xml:space="preserve">|있어</w:t>
+      </w:r>
+      <w:r>
+        <w:rPr>
+          <w:rFonts w:ascii="맑은 고딕" w:cs="맑은 고딕" w:eastAsia="맑은 고딕" w:hAnsi="맑은 고딕"/>
+          <w:b w:val="false"/>
+          <w:bCs w:val="false"/>
+          <w:color w:val="222222"/>
+          <w:sz w:val="21"/>
+          <w:szCs w:val="21"/>
+        </w:rPr>
+        <w:t xml:space="preserve">를 임시로 끼워 넣어 이 테스트가 </w:t>
+      </w:r>
+      <w:r>
+        <w:rPr>
+          <w:rFonts w:ascii="Consolas" w:cs="Consolas" w:eastAsia="Consolas" w:hAnsi="Consolas"/>
+          <w:b w:val="false"/>
+          <w:bCs w:val="false"/>
+          <w:color w:val="B02A4A"/>
+          <w:sz w:val="21"/>
+          <w:szCs w:val="21"/>
+        </w:rPr>
+        <w:t xml:space="preserve">assert 'create_reminder' not in ['create_reminder']</w:t>
+      </w:r>
+      <w:r>
+        <w:rPr>
+          <w:rFonts w:ascii="맑은 고딕" w:cs="맑은 고딕" w:eastAsia="맑은 고딕" w:hAnsi="맑은 고딕"/>
+          <w:b w:val="false"/>
+          <w:bCs w:val="false"/>
+          <w:color w:val="222222"/>
+          <w:sz w:val="21"/>
+          <w:szCs w:val="21"/>
+        </w:rPr>
+        <w:t xml:space="preserve">로 실패하는지 본 뒤 </w:t>
+      </w:r>
+      <w:r>
+        <w:rPr>
+          <w:rFonts w:ascii="Consolas" w:cs="Consolas" w:eastAsia="Consolas" w:hAnsi="Consolas"/>
+          <w:b w:val="false"/>
+          <w:bCs w:val="false"/>
+          <w:color w:val="B02A4A"/>
+          <w:sz w:val="21"/>
+          <w:szCs w:val="21"/>
+        </w:rPr>
+        <w:t xml:space="preserve">git restore app/router.py</w:t>
+      </w:r>
+      <w:r>
+        <w:rPr>
+          <w:rFonts w:ascii="맑은 고딕" w:cs="맑은 고딕" w:eastAsia="맑은 고딕" w:hAnsi="맑은 고딕"/>
+          <w:b w:val="false"/>
+          <w:bCs w:val="false"/>
+          <w:color w:val="222222"/>
+          <w:sz w:val="21"/>
+          <w:szCs w:val="21"/>
+        </w:rPr>
+        <w:t xml:space="preserve">로 되돌린다. 메모리 저장소가 테스트 사이에 공유되므로 약속 개수는 절대값이 아니라 전후 변화로 비교한다.</w:t>
+      </w:r>
+    </w:p>
+    <w:p>
+      <w:pPr>
+        <w:pStyle w:val="Heading2"/>
+        <w:spacing w:after="120" w:before="260"/>
+      </w:pPr>
+      <w:r>
+        <w:rPr>
+          <w:rFonts w:ascii="맑은 고딕" w:cs="맑은 고딕" w:eastAsia="맑은 고딕" w:hAnsi="맑은 고딕"/>
+          <w:b/>
+          <w:bCs/>
+          <w:color w:val="1F4E9C"/>
+          <w:sz w:val="25"/>
+          <w:szCs w:val="25"/>
+        </w:rPr>
+        <w:t xml:space="preserve">A-13. 머지 커밋 되돌리기와 머지 상태 확인</w:t>
+      </w:r>
+    </w:p>
+    <w:tbl>
+      <w:tblPr>
+        <w:tblW w:type="pct" w:w="100%"/>
+        <w:tblBorders>
+          <w:top w:val="single" w:color="BFBFBF" w:sz="4"/>
+          <w:left w:val="single" w:color="BFBFBF" w:sz="4"/>
+          <w:bottom w:val="single" w:color="BFBFBF" w:sz="4"/>
+          <w:right w:val="single" w:color="BFBFBF" w:sz="4"/>
+          <w:insideH w:val="none"/>
+          <w:insideV w:val="none"/>
+        </w:tblBorders>
+      </w:tblPr>
+      <w:tblGrid>
+        <w:gridCol w:w="9360"/>
+      </w:tblGrid>
+      <w:tr>
+        <w:trPr>
+          <w:cantSplit/>
+        </w:trPr>
+        <w:tc>
+          <w:tcPr>
+            <w:tcW w:type="dxa" w:w="9360"/>
+            <w:shd w:fill="F4F5F7" w:color="auto" w:val="clear"/>
+            <w:tcMar>
+              <w:top w:type="dxa" w:w="120"/>
+              <w:left w:type="dxa" w:w="160"/>
+              <w:bottom w:type="dxa" w:w="120"/>
+              <w:right w:type="dxa" w:w="160"/>
+            </w:tcMar>
+          </w:tcPr>
+          <w:p>
+            <w:pPr>
+              <w:spacing w:after="0" w:line="260"/>
+            </w:pPr>
+            <w:r>
+              <w:rPr>
+                <w:rFonts w:ascii="Consolas" w:cs="Consolas" w:eastAsia="Consolas" w:hAnsi="Consolas"/>
+                <w:color w:val="2B2B2B"/>
+                <w:sz w:val="18"/>
+                <w:szCs w:val="18"/>
+              </w:rPr>
+              <w:t xml:space="preserve"># PR 머지 커밋(부모가 둘)은 -m 1 로 staging 쪽을 기준으로 되돌린다</w:t>
+            </w:r>
+          </w:p>
+          <w:p>
+            <w:pPr>
+              <w:spacing w:after="0" w:line="260"/>
+            </w:pPr>
+            <w:r>
+              <w:rPr>
+                <w:rFonts w:ascii="Consolas" w:cs="Consolas" w:eastAsia="Consolas" w:hAnsi="Consolas"/>
+                <w:color w:val="2B2B2B"/>
+                <w:sz w:val="18"/>
+                <w:szCs w:val="18"/>
+              </w:rPr>
+              <w:t xml:space="preserve">git revert -m 1 --no-edit &lt;머지 커밋 해시&gt;</w:t>
+            </w:r>
+          </w:p>
+          <w:p>
+            <w:pPr>
+              <w:spacing w:after="0" w:line="260"/>
+            </w:pPr>
+            <w:r>
+              <w:rPr>
+                <w:rFonts w:ascii="Consolas" w:cs="Consolas" w:eastAsia="Consolas" w:hAnsi="Consolas"/>
+                <w:color w:val="2B2B2B"/>
+                <w:sz w:val="18"/>
+                <w:szCs w:val="18"/>
+              </w:rPr>
+              <w:t xml:space="preserve"> </w:t>
+            </w:r>
+          </w:p>
+          <w:p>
+            <w:pPr>
+              <w:spacing w:after="0" w:line="260"/>
+            </w:pPr>
+            <w:r>
+              <w:rPr>
+                <w:rFonts w:ascii="Consolas" w:cs="Consolas" w:eastAsia="Consolas" w:hAnsi="Consolas"/>
+                <w:color w:val="2B2B2B"/>
+                <w:sz w:val="18"/>
+                <w:szCs w:val="18"/>
+              </w:rPr>
+              <w:t xml:space="preserve"># PR의 머지 상태: UNSTABLE=체크 실패지만 머지 가능, BLOCKED=머지 차단, CLEAN=문제 없음</w:t>
+            </w:r>
+          </w:p>
+          <w:p>
+            <w:pPr>
+              <w:spacing w:after="0" w:line="260"/>
+            </w:pPr>
+            <w:r>
+              <w:rPr>
+                <w:rFonts w:ascii="Consolas" w:cs="Consolas" w:eastAsia="Consolas" w:hAnsi="Consolas"/>
+                <w:color w:val="2B2B2B"/>
+                <w:sz w:val="18"/>
+                <w:szCs w:val="18"/>
+              </w:rPr>
+              <w:t xml:space="preserve">gh pr view &lt;번호&gt; --json mergeable,mergeStateStatus --jq '"mergeable=\(.mergeable) state=\(.mergeStateStatus)"'</w:t>
+            </w:r>
+          </w:p>
+          <w:p>
+            <w:pPr>
+              <w:spacing w:after="0" w:line="260"/>
+            </w:pPr>
+            <w:r>
+              <w:rPr>
+                <w:rFonts w:ascii="Consolas" w:cs="Consolas" w:eastAsia="Consolas" w:hAnsi="Consolas"/>
+                <w:color w:val="2B2B2B"/>
+                <w:sz w:val="18"/>
+                <w:szCs w:val="18"/>
+              </w:rPr>
+              <w:t xml:space="preserve"> </w:t>
+            </w:r>
+          </w:p>
+          <w:p>
+            <w:pPr>
+              <w:spacing w:after="0" w:line="260"/>
+            </w:pPr>
+            <w:r>
+              <w:rPr>
+                <w:rFonts w:ascii="Consolas" w:cs="Consolas" w:eastAsia="Consolas" w:hAnsi="Consolas"/>
+                <w:color w:val="2B2B2B"/>
+                <w:sz w:val="18"/>
+                <w:szCs w:val="18"/>
+              </w:rPr>
+              <w:t xml:space="preserve"># 배포 승인 대기 확인 (승인이 반영되면 비어야 한다)</w:t>
+            </w:r>
+          </w:p>
+          <w:p>
+            <w:pPr>
+              <w:spacing w:after="0" w:line="260"/>
+            </w:pPr>
+            <w:r>
+              <w:rPr>
+                <w:rFonts w:ascii="Consolas" w:cs="Consolas" w:eastAsia="Consolas" w:hAnsi="Consolas"/>
+                <w:color w:val="2B2B2B"/>
+                <w:sz w:val="18"/>
+                <w:szCs w:val="18"/>
+              </w:rPr>
+              <w:t xml:space="preserve">gh api repos/{owner}/{repo}/actions/runs/&lt;실행 번호&gt;/pending_deployments</w:t>
+            </w:r>
+          </w:p>
+        </w:tc>
+      </w:tr>
+    </w:tbl>
+    <w:p>
+      <w:pPr>
+        <w:spacing w:after="60" w:line="288"/>
       </w:pPr>
       <w:r>
         <w:rPr>
@@ -24959,6 +28406,1323 @@
           </w:p>
         </w:tc>
       </w:tr>
+      <w:tr>
+        <w:trPr>
+          <w:cantSplit/>
+        </w:trPr>
+        <w:tc>
+          <w:tcPr>
+            <w:tcW w:type="dxa" w:w="3120"/>
+            <w:tcBorders>
+              <w:top w:val="single" w:color="BFBFBF" w:sz="4"/>
+              <w:left w:val="single" w:color="BFBFBF" w:sz="4"/>
+              <w:bottom w:val="single" w:color="BFBFBF" w:sz="4"/>
+              <w:right w:val="single" w:color="BFBFBF" w:sz="4"/>
+            </w:tcBorders>
+            <w:tcMar>
+              <w:top w:type="dxa" w:w="60"/>
+              <w:left w:type="dxa" w:w="100"/>
+              <w:bottom w:type="dxa" w:w="60"/>
+              <w:right w:type="dxa" w:w="100"/>
+            </w:tcMar>
+          </w:tcPr>
+          <w:p>
+            <w:pPr>
+              <w:spacing w:after="0" w:line="264"/>
+            </w:pPr>
+            <w:r>
+              <w:rPr>
+                <w:rFonts w:ascii="맑은 고딕" w:cs="맑은 고딕" w:eastAsia="맑은 고딕" w:hAnsi="맑은 고딕"/>
+                <w:b w:val="false"/>
+                <w:bCs w:val="false"/>
+                <w:color w:val="222222"/>
+                <w:sz w:val="19"/>
+                <w:szCs w:val="19"/>
+              </w:rPr>
+              <w:t xml:space="preserve">CI에서만 </w:t>
+            </w:r>
+            <w:r>
+              <w:rPr>
+                <w:rFonts w:ascii="Consolas" w:cs="Consolas" w:eastAsia="Consolas" w:hAnsi="Consolas"/>
+                <w:b w:val="false"/>
+                <w:bCs w:val="false"/>
+                <w:color w:val="B02A4A"/>
+                <w:sz w:val="19"/>
+                <w:szCs w:val="19"/>
+              </w:rPr>
+              <w:t xml:space="preserve">ModuleNotFoundError: No module named 'app'</w:t>
+            </w:r>
+            <w:r>
+              <w:rPr>
+                <w:rFonts w:ascii="맑은 고딕" w:cs="맑은 고딕" w:eastAsia="맑은 고딕" w:hAnsi="맑은 고딕"/>
+                <w:b w:val="false"/>
+                <w:bCs w:val="false"/>
+                <w:color w:val="222222"/>
+                <w:sz w:val="19"/>
+                <w:szCs w:val="19"/>
+              </w:rPr>
+              <w:t xml:space="preserve"> (로컬 </w:t>
+            </w:r>
+            <w:r>
+              <w:rPr>
+                <w:rFonts w:ascii="Consolas" w:cs="Consolas" w:eastAsia="Consolas" w:hAnsi="Consolas"/>
+                <w:b w:val="false"/>
+                <w:bCs w:val="false"/>
+                <w:color w:val="B02A4A"/>
+                <w:sz w:val="19"/>
+                <w:szCs w:val="19"/>
+              </w:rPr>
+              <w:t xml:space="preserve">python -m pytest</w:t>
+            </w:r>
+            <w:r>
+              <w:rPr>
+                <w:rFonts w:ascii="맑은 고딕" w:cs="맑은 고딕" w:eastAsia="맑은 고딕" w:hAnsi="맑은 고딕"/>
+                <w:b w:val="false"/>
+                <w:bCs w:val="false"/>
+                <w:color w:val="222222"/>
+                <w:sz w:val="19"/>
+                <w:szCs w:val="19"/>
+              </w:rPr>
+              <w:t xml:space="preserve">는 통과)</w:t>
+            </w:r>
+          </w:p>
+        </w:tc>
+        <w:tc>
+          <w:tcPr>
+            <w:tcW w:type="dxa" w:w="3120"/>
+            <w:tcBorders>
+              <w:top w:val="single" w:color="BFBFBF" w:sz="4"/>
+              <w:left w:val="single" w:color="BFBFBF" w:sz="4"/>
+              <w:bottom w:val="single" w:color="BFBFBF" w:sz="4"/>
+              <w:right w:val="single" w:color="BFBFBF" w:sz="4"/>
+            </w:tcBorders>
+            <w:tcMar>
+              <w:top w:type="dxa" w:w="60"/>
+              <w:left w:type="dxa" w:w="100"/>
+              <w:bottom w:type="dxa" w:w="60"/>
+              <w:right w:type="dxa" w:w="100"/>
+            </w:tcMar>
+          </w:tcPr>
+          <w:p>
+            <w:pPr>
+              <w:spacing w:after="0" w:line="264"/>
+            </w:pPr>
+            <w:r>
+              <w:rPr>
+                <w:rFonts w:ascii="Consolas" w:cs="Consolas" w:eastAsia="Consolas" w:hAnsi="Consolas"/>
+                <w:b w:val="false"/>
+                <w:bCs w:val="false"/>
+                <w:color w:val="B02A4A"/>
+                <w:sz w:val="19"/>
+                <w:szCs w:val="19"/>
+              </w:rPr>
+              <w:t xml:space="preserve">pytest</w:t>
+            </w:r>
+            <w:r>
+              <w:rPr>
+                <w:rFonts w:ascii="맑은 고딕" w:cs="맑은 고딕" w:eastAsia="맑은 고딕" w:hAnsi="맑은 고딕"/>
+                <w:b w:val="false"/>
+                <w:bCs w:val="false"/>
+                <w:color w:val="222222"/>
+                <w:sz w:val="19"/>
+                <w:szCs w:val="19"/>
+              </w:rPr>
+              <w:t xml:space="preserve"> 명령은 저장소 루트를 import 경로에 넣지 않음. </w:t>
+            </w:r>
+            <w:r>
+              <w:rPr>
+                <w:rFonts w:ascii="Consolas" w:cs="Consolas" w:eastAsia="Consolas" w:hAnsi="Consolas"/>
+                <w:b w:val="false"/>
+                <w:bCs w:val="false"/>
+                <w:color w:val="B02A4A"/>
+                <w:sz w:val="19"/>
+                <w:szCs w:val="19"/>
+              </w:rPr>
+              <w:t xml:space="preserve">python -m pytest</w:t>
+            </w:r>
+            <w:r>
+              <w:rPr>
+                <w:rFonts w:ascii="맑은 고딕" w:cs="맑은 고딕" w:eastAsia="맑은 고딕" w:hAnsi="맑은 고딕"/>
+                <w:b w:val="false"/>
+                <w:bCs w:val="false"/>
+                <w:color w:val="222222"/>
+                <w:sz w:val="19"/>
+                <w:szCs w:val="19"/>
+              </w:rPr>
+              <w:t xml:space="preserve">는 현재 폴더를 넣어서 가려짐</w:t>
+            </w:r>
+          </w:p>
+        </w:tc>
+        <w:tc>
+          <w:tcPr>
+            <w:tcW w:type="dxa" w:w="3120"/>
+            <w:tcBorders>
+              <w:top w:val="single" w:color="BFBFBF" w:sz="4"/>
+              <w:left w:val="single" w:color="BFBFBF" w:sz="4"/>
+              <w:bottom w:val="single" w:color="BFBFBF" w:sz="4"/>
+              <w:right w:val="single" w:color="BFBFBF" w:sz="4"/>
+            </w:tcBorders>
+            <w:tcMar>
+              <w:top w:type="dxa" w:w="60"/>
+              <w:left w:type="dxa" w:w="100"/>
+              <w:bottom w:type="dxa" w:w="60"/>
+              <w:right w:type="dxa" w:w="100"/>
+            </w:tcMar>
+          </w:tcPr>
+          <w:p>
+            <w:pPr>
+              <w:spacing w:after="0" w:line="264"/>
+            </w:pPr>
+            <w:r>
+              <w:rPr>
+                <w:rFonts w:ascii="맑은 고딕" w:cs="맑은 고딕" w:eastAsia="맑은 고딕" w:hAnsi="맑은 고딕"/>
+                <w:b w:val="false"/>
+                <w:bCs w:val="false"/>
+                <w:color w:val="222222"/>
+                <w:sz w:val="19"/>
+                <w:szCs w:val="19"/>
+              </w:rPr>
+              <w:t xml:space="preserve">루트에 </w:t>
+            </w:r>
+            <w:r>
+              <w:rPr>
+                <w:rFonts w:ascii="Consolas" w:cs="Consolas" w:eastAsia="Consolas" w:hAnsi="Consolas"/>
+                <w:b w:val="false"/>
+                <w:bCs w:val="false"/>
+                <w:color w:val="B02A4A"/>
+                <w:sz w:val="19"/>
+                <w:szCs w:val="19"/>
+              </w:rPr>
+              <w:t xml:space="preserve">pytest.ini</w:t>
+            </w:r>
+            <w:r>
+              <w:rPr>
+                <w:rFonts w:ascii="맑은 고딕" w:cs="맑은 고딕" w:eastAsia="맑은 고딕" w:hAnsi="맑은 고딕"/>
+                <w:b w:val="false"/>
+                <w:bCs w:val="false"/>
+                <w:color w:val="222222"/>
+                <w:sz w:val="19"/>
+                <w:szCs w:val="19"/>
+              </w:rPr>
+              <w:t xml:space="preserve">(</w:t>
+            </w:r>
+            <w:r>
+              <w:rPr>
+                <w:rFonts w:ascii="Consolas" w:cs="Consolas" w:eastAsia="Consolas" w:hAnsi="Consolas"/>
+                <w:b w:val="false"/>
+                <w:bCs w:val="false"/>
+                <w:color w:val="B02A4A"/>
+                <w:sz w:val="19"/>
+                <w:szCs w:val="19"/>
+              </w:rPr>
+              <w:t xml:space="preserve">pythonpath = .</w:t>
+            </w:r>
+            <w:r>
+              <w:rPr>
+                <w:rFonts w:ascii="맑은 고딕" w:cs="맑은 고딕" w:eastAsia="맑은 고딕" w:hAnsi="맑은 고딕"/>
+                <w:b w:val="false"/>
+                <w:bCs w:val="false"/>
+                <w:color w:val="222222"/>
+                <w:sz w:val="19"/>
+                <w:szCs w:val="19"/>
+              </w:rPr>
+              <w:t xml:space="preserve">, </w:t>
+            </w:r>
+            <w:r>
+              <w:rPr>
+                <w:rFonts w:ascii="Consolas" w:cs="Consolas" w:eastAsia="Consolas" w:hAnsi="Consolas"/>
+                <w:b w:val="false"/>
+                <w:bCs w:val="false"/>
+                <w:color w:val="B02A4A"/>
+                <w:sz w:val="19"/>
+                <w:szCs w:val="19"/>
+              </w:rPr>
+              <w:t xml:space="preserve">testpaths = tests</w:t>
+            </w:r>
+            <w:r>
+              <w:rPr>
+                <w:rFonts w:ascii="맑은 고딕" w:cs="맑은 고딕" w:eastAsia="맑은 고딕" w:hAnsi="맑은 고딕"/>
+                <w:b w:val="false"/>
+                <w:bCs w:val="false"/>
+                <w:color w:val="222222"/>
+                <w:sz w:val="19"/>
+                <w:szCs w:val="19"/>
+              </w:rPr>
+              <w:t xml:space="preserve">) 추가. 교안 명령은 </w:t>
+            </w:r>
+            <w:r>
+              <w:rPr>
+                <w:rFonts w:ascii="Consolas" w:cs="Consolas" w:eastAsia="Consolas" w:hAnsi="Consolas"/>
+                <w:b w:val="false"/>
+                <w:bCs w:val="false"/>
+                <w:color w:val="B02A4A"/>
+                <w:sz w:val="19"/>
+                <w:szCs w:val="19"/>
+              </w:rPr>
+              <w:t xml:space="preserve">pytest -q</w:t>
+            </w:r>
+            <w:r>
+              <w:rPr>
+                <w:rFonts w:ascii="맑은 고딕" w:cs="맑은 고딕" w:eastAsia="맑은 고딕" w:hAnsi="맑은 고딕"/>
+                <w:b w:val="false"/>
+                <w:bCs w:val="false"/>
+                <w:color w:val="222222"/>
+                <w:sz w:val="19"/>
+                <w:szCs w:val="19"/>
+              </w:rPr>
+              <w:t xml:space="preserve"> 그대로 재현해 본다</w:t>
+            </w:r>
+          </w:p>
+        </w:tc>
+      </w:tr>
+      <w:tr>
+        <w:trPr>
+          <w:cantSplit/>
+        </w:trPr>
+        <w:tc>
+          <w:tcPr>
+            <w:tcW w:type="dxa" w:w="3120"/>
+            <w:tcBorders>
+              <w:top w:val="single" w:color="BFBFBF" w:sz="4"/>
+              <w:left w:val="single" w:color="BFBFBF" w:sz="4"/>
+              <w:bottom w:val="single" w:color="BFBFBF" w:sz="4"/>
+              <w:right w:val="single" w:color="BFBFBF" w:sz="4"/>
+            </w:tcBorders>
+            <w:shd w:fill="F2F5FA" w:color="auto" w:val="clear"/>
+            <w:tcMar>
+              <w:top w:type="dxa" w:w="60"/>
+              <w:left w:type="dxa" w:w="100"/>
+              <w:bottom w:type="dxa" w:w="60"/>
+              <w:right w:type="dxa" w:w="100"/>
+            </w:tcMar>
+          </w:tcPr>
+          <w:p>
+            <w:pPr>
+              <w:spacing w:after="0" w:line="264"/>
+            </w:pPr>
+            <w:r>
+              <w:rPr>
+                <w:rFonts w:ascii="맑은 고딕" w:cs="맑은 고딕" w:eastAsia="맑은 고딕" w:hAnsi="맑은 고딕"/>
+                <w:b w:val="false"/>
+                <w:bCs w:val="false"/>
+                <w:color w:val="222222"/>
+                <w:sz w:val="19"/>
+                <w:szCs w:val="19"/>
+              </w:rPr>
+              <w:t xml:space="preserve">환경 승인자 설정이 </w:t>
+            </w:r>
+            <w:r>
+              <w:rPr>
+                <w:rFonts w:ascii="Consolas" w:cs="Consolas" w:eastAsia="Consolas" w:hAnsi="Consolas"/>
+                <w:b w:val="false"/>
+                <w:bCs w:val="false"/>
+                <w:color w:val="B02A4A"/>
+                <w:sz w:val="19"/>
+                <w:szCs w:val="19"/>
+              </w:rPr>
+              <w:t xml:space="preserve">HTTP 422 ... billing plan supports the required reviewers</w:t>
+            </w:r>
+          </w:p>
+        </w:tc>
+        <w:tc>
+          <w:tcPr>
+            <w:tcW w:type="dxa" w:w="3120"/>
+            <w:tcBorders>
+              <w:top w:val="single" w:color="BFBFBF" w:sz="4"/>
+              <w:left w:val="single" w:color="BFBFBF" w:sz="4"/>
+              <w:bottom w:val="single" w:color="BFBFBF" w:sz="4"/>
+              <w:right w:val="single" w:color="BFBFBF" w:sz="4"/>
+            </w:tcBorders>
+            <w:shd w:fill="F2F5FA" w:color="auto" w:val="clear"/>
+            <w:tcMar>
+              <w:top w:type="dxa" w:w="60"/>
+              <w:left w:type="dxa" w:w="100"/>
+              <w:bottom w:type="dxa" w:w="60"/>
+              <w:right w:type="dxa" w:w="100"/>
+            </w:tcMar>
+          </w:tcPr>
+          <w:p>
+            <w:pPr>
+              <w:spacing w:after="0" w:line="264"/>
+            </w:pPr>
+            <w:r>
+              <w:rPr>
+                <w:rFonts w:ascii="맑은 고딕" w:cs="맑은 고딕" w:eastAsia="맑은 고딕" w:hAnsi="맑은 고딕"/>
+                <w:b w:val="false"/>
+                <w:bCs w:val="false"/>
+                <w:color w:val="222222"/>
+                <w:sz w:val="19"/>
+                <w:szCs w:val="19"/>
+              </w:rPr>
+              <w:t xml:space="preserve">저장소가 비공개라 승인자·브랜치 보호가 유료 기능</w:t>
+            </w:r>
+          </w:p>
+        </w:tc>
+        <w:tc>
+          <w:tcPr>
+            <w:tcW w:type="dxa" w:w="3120"/>
+            <w:tcBorders>
+              <w:top w:val="single" w:color="BFBFBF" w:sz="4"/>
+              <w:left w:val="single" w:color="BFBFBF" w:sz="4"/>
+              <w:bottom w:val="single" w:color="BFBFBF" w:sz="4"/>
+              <w:right w:val="single" w:color="BFBFBF" w:sz="4"/>
+            </w:tcBorders>
+            <w:shd w:fill="F2F5FA" w:color="auto" w:val="clear"/>
+            <w:tcMar>
+              <w:top w:type="dxa" w:w="60"/>
+              <w:left w:type="dxa" w:w="100"/>
+              <w:bottom w:type="dxa" w:w="60"/>
+              <w:right w:type="dxa" w:w="100"/>
+            </w:tcMar>
+          </w:tcPr>
+          <w:p>
+            <w:pPr>
+              <w:spacing w:after="0" w:line="264"/>
+            </w:pPr>
+            <w:r>
+              <w:rPr>
+                <w:rFonts w:ascii="맑은 고딕" w:cs="맑은 고딕" w:eastAsia="맑은 고딕" w:hAnsi="맑은 고딕"/>
+                <w:b w:val="false"/>
+                <w:bCs w:val="false"/>
+                <w:color w:val="222222"/>
+                <w:sz w:val="19"/>
+                <w:szCs w:val="19"/>
+              </w:rPr>
+              <w:t xml:space="preserve">저장소를 공개로 전환(전환 전 키 노출 점검), 또는 유료 플랜. 전환 직후 </w:t>
+            </w:r>
+            <w:r>
+              <w:rPr>
+                <w:rFonts w:ascii="Consolas" w:cs="Consolas" w:eastAsia="Consolas" w:hAnsi="Consolas"/>
+                <w:b w:val="false"/>
+                <w:bCs w:val="false"/>
+                <w:color w:val="B02A4A"/>
+                <w:sz w:val="19"/>
+                <w:szCs w:val="19"/>
+              </w:rPr>
+              <w:t xml:space="preserve">PRIVATE</w:t>
+            </w:r>
+            <w:r>
+              <w:rPr>
+                <w:rFonts w:ascii="맑은 고딕" w:cs="맑은 고딕" w:eastAsia="맑은 고딕" w:hAnsi="맑은 고딕"/>
+                <w:b w:val="false"/>
+                <w:bCs w:val="false"/>
+                <w:color w:val="222222"/>
+                <w:sz w:val="19"/>
+                <w:szCs w:val="19"/>
+              </w:rPr>
+              <w:t xml:space="preserve">으로 보이면 잠시 뒤 다시 확인</w:t>
+            </w:r>
+          </w:p>
+        </w:tc>
+      </w:tr>
+      <w:tr>
+        <w:trPr>
+          <w:cantSplit/>
+        </w:trPr>
+        <w:tc>
+          <w:tcPr>
+            <w:tcW w:type="dxa" w:w="3120"/>
+            <w:tcBorders>
+              <w:top w:val="single" w:color="BFBFBF" w:sz="4"/>
+              <w:left w:val="single" w:color="BFBFBF" w:sz="4"/>
+              <w:bottom w:val="single" w:color="BFBFBF" w:sz="4"/>
+              <w:right w:val="single" w:color="BFBFBF" w:sz="4"/>
+            </w:tcBorders>
+            <w:tcMar>
+              <w:top w:type="dxa" w:w="60"/>
+              <w:left w:type="dxa" w:w="100"/>
+              <w:bottom w:type="dxa" w:w="60"/>
+              <w:right w:type="dxa" w:w="100"/>
+            </w:tcMar>
+          </w:tcPr>
+          <w:p>
+            <w:pPr>
+              <w:spacing w:after="0" w:line="264"/>
+            </w:pPr>
+            <w:r>
+              <w:rPr>
+                <w:rFonts w:ascii="맑은 고딕" w:cs="맑은 고딕" w:eastAsia="맑은 고딕" w:hAnsi="맑은 고딕"/>
+                <w:b w:val="false"/>
+                <w:bCs w:val="false"/>
+                <w:color w:val="222222"/>
+                <w:sz w:val="19"/>
+                <w:szCs w:val="19"/>
+              </w:rPr>
+              <w:t xml:space="preserve">production 승인 버튼을 눌렀는데 </w:t>
+            </w:r>
+            <w:r>
+              <w:rPr>
+                <w:rFonts w:ascii="Consolas" w:cs="Consolas" w:eastAsia="Consolas" w:hAnsi="Consolas"/>
+                <w:b w:val="false"/>
+                <w:bCs w:val="false"/>
+                <w:color w:val="B02A4A"/>
+                <w:sz w:val="19"/>
+                <w:szCs w:val="19"/>
+              </w:rPr>
+              <w:t xml:space="preserve">deploy</w:t>
+            </w:r>
+            <w:r>
+              <w:rPr>
+                <w:rFonts w:ascii="맑은 고딕" w:cs="맑은 고딕" w:eastAsia="맑은 고딕" w:hAnsi="맑은 고딕"/>
+                <w:b w:val="false"/>
+                <w:bCs w:val="false"/>
+                <w:color w:val="222222"/>
+                <w:sz w:val="19"/>
+                <w:szCs w:val="19"/>
+              </w:rPr>
+              <w:t xml:space="preserve">가 계속 </w:t>
+            </w:r>
+            <w:r>
+              <w:rPr>
+                <w:rFonts w:ascii="Consolas" w:cs="Consolas" w:eastAsia="Consolas" w:hAnsi="Consolas"/>
+                <w:b w:val="false"/>
+                <w:bCs w:val="false"/>
+                <w:color w:val="B02A4A"/>
+                <w:sz w:val="19"/>
+                <w:szCs w:val="19"/>
+              </w:rPr>
+              <w:t xml:space="preserve">waiting</w:t>
+            </w:r>
+          </w:p>
+        </w:tc>
+        <w:tc>
+          <w:tcPr>
+            <w:tcW w:type="dxa" w:w="3120"/>
+            <w:tcBorders>
+              <w:top w:val="single" w:color="BFBFBF" w:sz="4"/>
+              <w:left w:val="single" w:color="BFBFBF" w:sz="4"/>
+              <w:bottom w:val="single" w:color="BFBFBF" w:sz="4"/>
+              <w:right w:val="single" w:color="BFBFBF" w:sz="4"/>
+            </w:tcBorders>
+            <w:tcMar>
+              <w:top w:type="dxa" w:w="60"/>
+              <w:left w:type="dxa" w:w="100"/>
+              <w:bottom w:type="dxa" w:w="60"/>
+              <w:right w:type="dxa" w:w="100"/>
+            </w:tcMar>
+          </w:tcPr>
+          <w:p>
+            <w:pPr>
+              <w:spacing w:after="0" w:line="264"/>
+            </w:pPr>
+            <w:r>
+              <w:rPr>
+                <w:rFonts w:ascii="맑은 고딕" w:cs="맑은 고딕" w:eastAsia="맑은 고딕" w:hAnsi="맑은 고딕"/>
+                <w:b w:val="false"/>
+                <w:bCs w:val="false"/>
+                <w:color w:val="222222"/>
+                <w:sz w:val="19"/>
+                <w:szCs w:val="19"/>
+              </w:rPr>
+              <w:t xml:space="preserve">승인이 반영되지 않음(확정 버튼까지 안 눌렀거나 다른 실행을 승인)</w:t>
+            </w:r>
+          </w:p>
+        </w:tc>
+        <w:tc>
+          <w:tcPr>
+            <w:tcW w:type="dxa" w:w="3120"/>
+            <w:tcBorders>
+              <w:top w:val="single" w:color="BFBFBF" w:sz="4"/>
+              <w:left w:val="single" w:color="BFBFBF" w:sz="4"/>
+              <w:bottom w:val="single" w:color="BFBFBF" w:sz="4"/>
+              <w:right w:val="single" w:color="BFBFBF" w:sz="4"/>
+            </w:tcBorders>
+            <w:tcMar>
+              <w:top w:type="dxa" w:w="60"/>
+              <w:left w:type="dxa" w:w="100"/>
+              <w:bottom w:type="dxa" w:w="60"/>
+              <w:right w:type="dxa" w:w="100"/>
+            </w:tcMar>
+          </w:tcPr>
+          <w:p>
+            <w:pPr>
+              <w:spacing w:after="0" w:line="264"/>
+            </w:pPr>
+            <w:r>
+              <w:rPr>
+                <w:rFonts w:ascii="Consolas" w:cs="Consolas" w:eastAsia="Consolas" w:hAnsi="Consolas"/>
+                <w:b w:val="false"/>
+                <w:bCs w:val="false"/>
+                <w:color w:val="B02A4A"/>
+                <w:sz w:val="19"/>
+                <w:szCs w:val="19"/>
+              </w:rPr>
+              <w:t xml:space="preserve">pending_deployments</w:t>
+            </w:r>
+            <w:r>
+              <w:rPr>
+                <w:rFonts w:ascii="맑은 고딕" w:cs="맑은 고딕" w:eastAsia="맑은 고딕" w:hAnsi="맑은 고딕"/>
+                <w:b w:val="false"/>
+                <w:bCs w:val="false"/>
+                <w:color w:val="222222"/>
+                <w:sz w:val="19"/>
+                <w:szCs w:val="19"/>
+              </w:rPr>
+              <w:t xml:space="preserve">에 production이 남았는지 확인하고 해당 실행에서 </w:t>
+            </w:r>
+            <w:r>
+              <w:rPr>
+                <w:rFonts w:ascii="Consolas" w:cs="Consolas" w:eastAsia="Consolas" w:hAnsi="Consolas"/>
+                <w:b w:val="false"/>
+                <w:bCs w:val="false"/>
+                <w:color w:val="B02A4A"/>
+                <w:sz w:val="19"/>
+                <w:szCs w:val="19"/>
+              </w:rPr>
+              <w:t xml:space="preserve">Approve and deploy</w:t>
+            </w:r>
+            <w:r>
+              <w:rPr>
+                <w:rFonts w:ascii="맑은 고딕" w:cs="맑은 고딕" w:eastAsia="맑은 고딕" w:hAnsi="맑은 고딕"/>
+                <w:b w:val="false"/>
+                <w:bCs w:val="false"/>
+                <w:color w:val="222222"/>
+                <w:sz w:val="19"/>
+                <w:szCs w:val="19"/>
+              </w:rPr>
+              <w:t xml:space="preserve">를 다시 누름</w:t>
+            </w:r>
+          </w:p>
+        </w:tc>
+      </w:tr>
+      <w:tr>
+        <w:trPr>
+          <w:cantSplit/>
+        </w:trPr>
+        <w:tc>
+          <w:tcPr>
+            <w:tcW w:type="dxa" w:w="3120"/>
+            <w:tcBorders>
+              <w:top w:val="single" w:color="BFBFBF" w:sz="4"/>
+              <w:left w:val="single" w:color="BFBFBF" w:sz="4"/>
+              <w:bottom w:val="single" w:color="BFBFBF" w:sz="4"/>
+              <w:right w:val="single" w:color="BFBFBF" w:sz="4"/>
+            </w:tcBorders>
+            <w:shd w:fill="F2F5FA" w:color="auto" w:val="clear"/>
+            <w:tcMar>
+              <w:top w:type="dxa" w:w="60"/>
+              <w:left w:type="dxa" w:w="100"/>
+              <w:bottom w:type="dxa" w:w="60"/>
+              <w:right w:type="dxa" w:w="100"/>
+            </w:tcMar>
+          </w:tcPr>
+          <w:p>
+            <w:pPr>
+              <w:spacing w:after="0" w:line="264"/>
+            </w:pPr>
+            <w:r>
+              <w:rPr>
+                <w:rFonts w:ascii="맑은 고딕" w:cs="맑은 고딕" w:eastAsia="맑은 고딕" w:hAnsi="맑은 고딕"/>
+                <w:b w:val="false"/>
+                <w:bCs w:val="false"/>
+                <w:color w:val="222222"/>
+                <w:sz w:val="19"/>
+                <w:szCs w:val="19"/>
+              </w:rPr>
+              <w:t xml:space="preserve">Windows에서 </w:t>
+            </w:r>
+            <w:r>
+              <w:rPr>
+                <w:rFonts w:ascii="Consolas" w:cs="Consolas" w:eastAsia="Consolas" w:hAnsi="Consolas"/>
+                <w:b w:val="false"/>
+                <w:bCs w:val="false"/>
+                <w:color w:val="B02A4A"/>
+                <w:sz w:val="19"/>
+                <w:szCs w:val="19"/>
+              </w:rPr>
+              <w:t xml:space="preserve">gcloud secrets create ... --data-file=&lt;(...)</w:t>
+            </w:r>
+            <w:r>
+              <w:rPr>
+                <w:rFonts w:ascii="맑은 고딕" w:cs="맑은 고딕" w:eastAsia="맑은 고딕" w:hAnsi="맑은 고딕"/>
+                <w:b w:val="false"/>
+                <w:bCs w:val="false"/>
+                <w:color w:val="222222"/>
+                <w:sz w:val="19"/>
+                <w:szCs w:val="19"/>
+              </w:rPr>
+              <w:t xml:space="preserve"> 실패(</w:t>
+            </w:r>
+            <w:r>
+              <w:rPr>
+                <w:rFonts w:ascii="Consolas" w:cs="Consolas" w:eastAsia="Consolas" w:hAnsi="Consolas"/>
+                <w:b w:val="false"/>
+                <w:bCs w:val="false"/>
+                <w:color w:val="B02A4A"/>
+                <w:sz w:val="19"/>
+                <w:szCs w:val="19"/>
+              </w:rPr>
+              <w:t xml:space="preserve">/proc/.../fd/63 No such file</w:t>
+            </w:r>
+            <w:r>
+              <w:rPr>
+                <w:rFonts w:ascii="맑은 고딕" w:cs="맑은 고딕" w:eastAsia="맑은 고딕" w:hAnsi="맑은 고딕"/>
+                <w:b w:val="false"/>
+                <w:bCs w:val="false"/>
+                <w:color w:val="222222"/>
+                <w:sz w:val="19"/>
+                <w:szCs w:val="19"/>
+              </w:rPr>
+              <w:t xml:space="preserve">)</w:t>
+            </w:r>
+          </w:p>
+        </w:tc>
+        <w:tc>
+          <w:tcPr>
+            <w:tcW w:type="dxa" w:w="3120"/>
+            <w:tcBorders>
+              <w:top w:val="single" w:color="BFBFBF" w:sz="4"/>
+              <w:left w:val="single" w:color="BFBFBF" w:sz="4"/>
+              <w:bottom w:val="single" w:color="BFBFBF" w:sz="4"/>
+              <w:right w:val="single" w:color="BFBFBF" w:sz="4"/>
+            </w:tcBorders>
+            <w:shd w:fill="F2F5FA" w:color="auto" w:val="clear"/>
+            <w:tcMar>
+              <w:top w:type="dxa" w:w="60"/>
+              <w:left w:type="dxa" w:w="100"/>
+              <w:bottom w:type="dxa" w:w="60"/>
+              <w:right w:type="dxa" w:w="100"/>
+            </w:tcMar>
+          </w:tcPr>
+          <w:p>
+            <w:pPr>
+              <w:spacing w:after="0" w:line="264"/>
+            </w:pPr>
+            <w:r>
+              <w:rPr>
+                <w:rFonts w:ascii="맑은 고딕" w:cs="맑은 고딕" w:eastAsia="맑은 고딕" w:hAnsi="맑은 고딕"/>
+                <w:b w:val="false"/>
+                <w:bCs w:val="false"/>
+                <w:color w:val="222222"/>
+                <w:sz w:val="19"/>
+                <w:szCs w:val="19"/>
+              </w:rPr>
+              <w:t xml:space="preserve">프로세스 치환이 Windows 환경에서 지원되지 않음(시크릿은 만들어지지 않음)</w:t>
+            </w:r>
+          </w:p>
+        </w:tc>
+        <w:tc>
+          <w:tcPr>
+            <w:tcW w:type="dxa" w:w="3120"/>
+            <w:tcBorders>
+              <w:top w:val="single" w:color="BFBFBF" w:sz="4"/>
+              <w:left w:val="single" w:color="BFBFBF" w:sz="4"/>
+              <w:bottom w:val="single" w:color="BFBFBF" w:sz="4"/>
+              <w:right w:val="single" w:color="BFBFBF" w:sz="4"/>
+            </w:tcBorders>
+            <w:shd w:fill="F2F5FA" w:color="auto" w:val="clear"/>
+            <w:tcMar>
+              <w:top w:type="dxa" w:w="60"/>
+              <w:left w:type="dxa" w:w="100"/>
+              <w:bottom w:type="dxa" w:w="60"/>
+              <w:right w:type="dxa" w:w="100"/>
+            </w:tcMar>
+          </w:tcPr>
+          <w:p>
+            <w:pPr>
+              <w:spacing w:after="0" w:line="264"/>
+            </w:pPr>
+            <w:r>
+              <w:rPr>
+                <w:rFonts w:ascii="맑은 고딕" w:cs="맑은 고딕" w:eastAsia="맑은 고딕" w:hAnsi="맑은 고딕"/>
+                <w:b w:val="false"/>
+                <w:bCs w:val="false"/>
+                <w:color w:val="222222"/>
+                <w:sz w:val="19"/>
+                <w:szCs w:val="19"/>
+              </w:rPr>
+              <w:t xml:space="preserve">표준 입력 파이프 </w:t>
+            </w:r>
+            <w:r>
+              <w:rPr>
+                <w:rFonts w:ascii="Consolas" w:cs="Consolas" w:eastAsia="Consolas" w:hAnsi="Consolas"/>
+                <w:b w:val="false"/>
+                <w:bCs w:val="false"/>
+                <w:color w:val="B02A4A"/>
+                <w:sz w:val="19"/>
+                <w:szCs w:val="19"/>
+              </w:rPr>
+              <w:t xml:space="preserve">gcloud secrets versions access ... | gcloud secrets create ... --data-file=-</w:t>
+            </w:r>
+          </w:p>
+        </w:tc>
+      </w:tr>
+      <w:tr>
+        <w:trPr>
+          <w:cantSplit/>
+        </w:trPr>
+        <w:tc>
+          <w:tcPr>
+            <w:tcW w:type="dxa" w:w="3120"/>
+            <w:tcBorders>
+              <w:top w:val="single" w:color="BFBFBF" w:sz="4"/>
+              <w:left w:val="single" w:color="BFBFBF" w:sz="4"/>
+              <w:bottom w:val="single" w:color="BFBFBF" w:sz="4"/>
+              <w:right w:val="single" w:color="BFBFBF" w:sz="4"/>
+            </w:tcBorders>
+            <w:tcMar>
+              <w:top w:type="dxa" w:w="60"/>
+              <w:left w:type="dxa" w:w="100"/>
+              <w:bottom w:type="dxa" w:w="60"/>
+              <w:right w:type="dxa" w:w="100"/>
+            </w:tcMar>
+          </w:tcPr>
+          <w:p>
+            <w:pPr>
+              <w:spacing w:after="0" w:line="264"/>
+            </w:pPr>
+            <w:r>
+              <w:rPr>
+                <w:rFonts w:ascii="맑은 고딕" w:cs="맑은 고딕" w:eastAsia="맑은 고딕" w:hAnsi="맑은 고딕"/>
+                <w:b w:val="false"/>
+                <w:bCs w:val="false"/>
+                <w:color w:val="222222"/>
+                <w:sz w:val="19"/>
+                <w:szCs w:val="19"/>
+              </w:rPr>
+              <w:t xml:space="preserve">머지 커밋을 </w:t>
+            </w:r>
+            <w:r>
+              <w:rPr>
+                <w:rFonts w:ascii="Consolas" w:cs="Consolas" w:eastAsia="Consolas" w:hAnsi="Consolas"/>
+                <w:b w:val="false"/>
+                <w:bCs w:val="false"/>
+                <w:color w:val="B02A4A"/>
+                <w:sz w:val="19"/>
+                <w:szCs w:val="19"/>
+              </w:rPr>
+              <w:t xml:space="preserve">git revert</w:t>
+            </w:r>
+            <w:r>
+              <w:rPr>
+                <w:rFonts w:ascii="맑은 고딕" w:cs="맑은 고딕" w:eastAsia="맑은 고딕" w:hAnsi="맑은 고딕"/>
+                <w:b w:val="false"/>
+                <w:bCs w:val="false"/>
+                <w:color w:val="222222"/>
+                <w:sz w:val="19"/>
+                <w:szCs w:val="19"/>
+              </w:rPr>
+              <w:t xml:space="preserve">했더니 오류(mainline 지정 필요)</w:t>
+            </w:r>
+          </w:p>
+        </w:tc>
+        <w:tc>
+          <w:tcPr>
+            <w:tcW w:type="dxa" w:w="3120"/>
+            <w:tcBorders>
+              <w:top w:val="single" w:color="BFBFBF" w:sz="4"/>
+              <w:left w:val="single" w:color="BFBFBF" w:sz="4"/>
+              <w:bottom w:val="single" w:color="BFBFBF" w:sz="4"/>
+              <w:right w:val="single" w:color="BFBFBF" w:sz="4"/>
+            </w:tcBorders>
+            <w:tcMar>
+              <w:top w:type="dxa" w:w="60"/>
+              <w:left w:type="dxa" w:w="100"/>
+              <w:bottom w:type="dxa" w:w="60"/>
+              <w:right w:type="dxa" w:w="100"/>
+            </w:tcMar>
+          </w:tcPr>
+          <w:p>
+            <w:pPr>
+              <w:spacing w:after="0" w:line="264"/>
+            </w:pPr>
+            <w:r>
+              <w:rPr>
+                <w:rFonts w:ascii="맑은 고딕" w:cs="맑은 고딕" w:eastAsia="맑은 고딕" w:hAnsi="맑은 고딕"/>
+                <w:b w:val="false"/>
+                <w:bCs w:val="false"/>
+                <w:color w:val="222222"/>
+                <w:sz w:val="19"/>
+                <w:szCs w:val="19"/>
+              </w:rPr>
+              <w:t xml:space="preserve">머지 커밋은 부모가 둘이라 어느 쪽을 기준으로 되돌릴지 모름</w:t>
+            </w:r>
+          </w:p>
+        </w:tc>
+        <w:tc>
+          <w:tcPr>
+            <w:tcW w:type="dxa" w:w="3120"/>
+            <w:tcBorders>
+              <w:top w:val="single" w:color="BFBFBF" w:sz="4"/>
+              <w:left w:val="single" w:color="BFBFBF" w:sz="4"/>
+              <w:bottom w:val="single" w:color="BFBFBF" w:sz="4"/>
+              <w:right w:val="single" w:color="BFBFBF" w:sz="4"/>
+            </w:tcBorders>
+            <w:tcMar>
+              <w:top w:type="dxa" w:w="60"/>
+              <w:left w:type="dxa" w:w="100"/>
+              <w:bottom w:type="dxa" w:w="60"/>
+              <w:right w:type="dxa" w:w="100"/>
+            </w:tcMar>
+          </w:tcPr>
+          <w:p>
+            <w:pPr>
+              <w:spacing w:after="0" w:line="264"/>
+            </w:pPr>
+            <w:r>
+              <w:rPr>
+                <w:rFonts w:ascii="Consolas" w:cs="Consolas" w:eastAsia="Consolas" w:hAnsi="Consolas"/>
+                <w:b w:val="false"/>
+                <w:bCs w:val="false"/>
+                <w:color w:val="B02A4A"/>
+                <w:sz w:val="19"/>
+                <w:szCs w:val="19"/>
+              </w:rPr>
+              <w:t xml:space="preserve">git revert -m 1 &lt;머지 커밋&gt;</w:t>
+            </w:r>
+          </w:p>
+        </w:tc>
+      </w:tr>
+      <w:tr>
+        <w:trPr>
+          <w:cantSplit/>
+        </w:trPr>
+        <w:tc>
+          <w:tcPr>
+            <w:tcW w:type="dxa" w:w="3120"/>
+            <w:tcBorders>
+              <w:top w:val="single" w:color="BFBFBF" w:sz="4"/>
+              <w:left w:val="single" w:color="BFBFBF" w:sz="4"/>
+              <w:bottom w:val="single" w:color="BFBFBF" w:sz="4"/>
+              <w:right w:val="single" w:color="BFBFBF" w:sz="4"/>
+            </w:tcBorders>
+            <w:shd w:fill="F2F5FA" w:color="auto" w:val="clear"/>
+            <w:tcMar>
+              <w:top w:type="dxa" w:w="60"/>
+              <w:left w:type="dxa" w:w="100"/>
+              <w:bottom w:type="dxa" w:w="60"/>
+              <w:right w:type="dxa" w:w="100"/>
+            </w:tcMar>
+          </w:tcPr>
+          <w:p>
+            <w:pPr>
+              <w:spacing w:after="0" w:line="264"/>
+            </w:pPr>
+            <w:r>
+              <w:rPr>
+                <w:rFonts w:ascii="맑은 고딕" w:cs="맑은 고딕" w:eastAsia="맑은 고딕" w:hAnsi="맑은 고딕"/>
+                <w:b w:val="false"/>
+                <w:bCs w:val="false"/>
+                <w:color w:val="222222"/>
+                <w:sz w:val="19"/>
+                <w:szCs w:val="19"/>
+              </w:rPr>
+              <w:t xml:space="preserve">거절된 직접 push 뒤 로컬 </w:t>
+            </w:r>
+            <w:r>
+              <w:rPr>
+                <w:rFonts w:ascii="Consolas" w:cs="Consolas" w:eastAsia="Consolas" w:hAnsi="Consolas"/>
+                <w:b w:val="false"/>
+                <w:bCs w:val="false"/>
+                <w:color w:val="B02A4A"/>
+                <w:sz w:val="19"/>
+                <w:szCs w:val="19"/>
+              </w:rPr>
+              <w:t xml:space="preserve">main</w:t>
+            </w:r>
+            <w:r>
+              <w:rPr>
+                <w:rFonts w:ascii="맑은 고딕" w:cs="맑은 고딕" w:eastAsia="맑은 고딕" w:hAnsi="맑은 고딕"/>
+                <w:b w:val="false"/>
+                <w:bCs w:val="false"/>
+                <w:color w:val="222222"/>
+                <w:sz w:val="19"/>
+                <w:szCs w:val="19"/>
+              </w:rPr>
+              <w:t xml:space="preserve">에 커밋이 남음 / </w:t>
+            </w:r>
+            <w:r>
+              <w:rPr>
+                <w:rFonts w:ascii="Consolas" w:cs="Consolas" w:eastAsia="Consolas" w:hAnsi="Consolas"/>
+                <w:b w:val="false"/>
+                <w:bCs w:val="false"/>
+                <w:color w:val="B02A4A"/>
+                <w:sz w:val="19"/>
+                <w:szCs w:val="19"/>
+              </w:rPr>
+              <w:t xml:space="preserve">git reset --hard</w:t>
+            </w:r>
+            <w:r>
+              <w:rPr>
+                <w:rFonts w:ascii="맑은 고딕" w:cs="맑은 고딕" w:eastAsia="맑은 고딕" w:hAnsi="맑은 고딕"/>
+                <w:b w:val="false"/>
+                <w:bCs w:val="false"/>
+                <w:color w:val="222222"/>
+                <w:sz w:val="19"/>
+                <w:szCs w:val="19"/>
+              </w:rPr>
+              <w:t xml:space="preserve">가 안전 검사에 막힘</w:t>
+            </w:r>
+          </w:p>
+        </w:tc>
+        <w:tc>
+          <w:tcPr>
+            <w:tcW w:type="dxa" w:w="3120"/>
+            <w:tcBorders>
+              <w:top w:val="single" w:color="BFBFBF" w:sz="4"/>
+              <w:left w:val="single" w:color="BFBFBF" w:sz="4"/>
+              <w:bottom w:val="single" w:color="BFBFBF" w:sz="4"/>
+              <w:right w:val="single" w:color="BFBFBF" w:sz="4"/>
+            </w:tcBorders>
+            <w:shd w:fill="F2F5FA" w:color="auto" w:val="clear"/>
+            <w:tcMar>
+              <w:top w:type="dxa" w:w="60"/>
+              <w:left w:type="dxa" w:w="100"/>
+              <w:bottom w:type="dxa" w:w="60"/>
+              <w:right w:type="dxa" w:w="100"/>
+            </w:tcMar>
+          </w:tcPr>
+          <w:p>
+            <w:pPr>
+              <w:spacing w:after="0" w:line="264"/>
+            </w:pPr>
+            <w:r>
+              <w:rPr>
+                <w:rFonts w:ascii="맑은 고딕" w:cs="맑은 고딕" w:eastAsia="맑은 고딕" w:hAnsi="맑은 고딕"/>
+                <w:b w:val="false"/>
+                <w:bCs w:val="false"/>
+                <w:color w:val="222222"/>
+                <w:sz w:val="19"/>
+                <w:szCs w:val="19"/>
+              </w:rPr>
+              <w:t xml:space="preserve">원격은 거절돼도 로컬 커밋은 남고, AI 도우미 환경은 로컬 삭제 명령을 막을 수 있음</w:t>
+            </w:r>
+          </w:p>
+        </w:tc>
+        <w:tc>
+          <w:tcPr>
+            <w:tcW w:type="dxa" w:w="3120"/>
+            <w:tcBorders>
+              <w:top w:val="single" w:color="BFBFBF" w:sz="4"/>
+              <w:left w:val="single" w:color="BFBFBF" w:sz="4"/>
+              <w:bottom w:val="single" w:color="BFBFBF" w:sz="4"/>
+              <w:right w:val="single" w:color="BFBFBF" w:sz="4"/>
+            </w:tcBorders>
+            <w:shd w:fill="F2F5FA" w:color="auto" w:val="clear"/>
+            <w:tcMar>
+              <w:top w:type="dxa" w:w="60"/>
+              <w:left w:type="dxa" w:w="100"/>
+              <w:bottom w:type="dxa" w:w="60"/>
+              <w:right w:type="dxa" w:w="100"/>
+            </w:tcMar>
+          </w:tcPr>
+          <w:p>
+            <w:pPr>
+              <w:spacing w:after="0" w:line="264"/>
+            </w:pPr>
+            <w:r>
+              <w:rPr>
+                <w:rFonts w:ascii="Consolas" w:cs="Consolas" w:eastAsia="Consolas" w:hAnsi="Consolas"/>
+                <w:b w:val="false"/>
+                <w:bCs w:val="false"/>
+                <w:color w:val="B02A4A"/>
+                <w:sz w:val="19"/>
+                <w:szCs w:val="19"/>
+              </w:rPr>
+              <w:t xml:space="preserve">main</w:t>
+            </w:r>
+            <w:r>
+              <w:rPr>
+                <w:rFonts w:ascii="맑은 고딕" w:cs="맑은 고딕" w:eastAsia="맑은 고딕" w:hAnsi="맑은 고딕"/>
+                <w:b w:val="false"/>
+                <w:bCs w:val="false"/>
+                <w:color w:val="222222"/>
+                <w:sz w:val="19"/>
+                <w:szCs w:val="19"/>
+              </w:rPr>
+              <w:t xml:space="preserve"> 브랜치인지·지울 커밋이 하나뿐인지 확인한 뒤 터미널에서 직접 </w:t>
+            </w:r>
+            <w:r>
+              <w:rPr>
+                <w:rFonts w:ascii="Consolas" w:cs="Consolas" w:eastAsia="Consolas" w:hAnsi="Consolas"/>
+                <w:b w:val="false"/>
+                <w:bCs w:val="false"/>
+                <w:color w:val="B02A4A"/>
+                <w:sz w:val="19"/>
+                <w:szCs w:val="19"/>
+              </w:rPr>
+              <w:t xml:space="preserve">git reset --hard origin/main</w:t>
+            </w:r>
+          </w:p>
+        </w:tc>
+      </w:tr>
+      <w:tr>
+        <w:trPr>
+          <w:cantSplit/>
+        </w:trPr>
+        <w:tc>
+          <w:tcPr>
+            <w:tcW w:type="dxa" w:w="3120"/>
+            <w:tcBorders>
+              <w:top w:val="single" w:color="BFBFBF" w:sz="4"/>
+              <w:left w:val="single" w:color="BFBFBF" w:sz="4"/>
+              <w:bottom w:val="single" w:color="BFBFBF" w:sz="4"/>
+              <w:right w:val="single" w:color="BFBFBF" w:sz="4"/>
+            </w:tcBorders>
+            <w:tcMar>
+              <w:top w:type="dxa" w:w="60"/>
+              <w:left w:type="dxa" w:w="100"/>
+              <w:bottom w:type="dxa" w:w="60"/>
+              <w:right w:type="dxa" w:w="100"/>
+            </w:tcMar>
+          </w:tcPr>
+          <w:p>
+            <w:pPr>
+              <w:spacing w:after="0" w:line="264"/>
+            </w:pPr>
+            <w:r>
+              <w:rPr>
+                <w:rFonts w:ascii="맑은 고딕" w:cs="맑은 고딕" w:eastAsia="맑은 고딕" w:hAnsi="맑은 고딕"/>
+                <w:b w:val="false"/>
+                <w:bCs w:val="false"/>
+                <w:color w:val="222222"/>
+                <w:sz w:val="19"/>
+                <w:szCs w:val="19"/>
+              </w:rPr>
+              <w:t xml:space="preserve">시크릿 복사 후 staging 키·한도를 분리하지 못함</w:t>
+            </w:r>
+          </w:p>
+        </w:tc>
+        <w:tc>
+          <w:tcPr>
+            <w:tcW w:type="dxa" w:w="3120"/>
+            <w:tcBorders>
+              <w:top w:val="single" w:color="BFBFBF" w:sz="4"/>
+              <w:left w:val="single" w:color="BFBFBF" w:sz="4"/>
+              <w:bottom w:val="single" w:color="BFBFBF" w:sz="4"/>
+              <w:right w:val="single" w:color="BFBFBF" w:sz="4"/>
+            </w:tcBorders>
+            <w:tcMar>
+              <w:top w:type="dxa" w:w="60"/>
+              <w:left w:type="dxa" w:w="100"/>
+              <w:bottom w:type="dxa" w:w="60"/>
+              <w:right w:type="dxa" w:w="100"/>
+            </w:tcMar>
+          </w:tcPr>
+          <w:p>
+            <w:pPr>
+              <w:spacing w:after="0" w:line="264"/>
+            </w:pPr>
+            <w:r>
+              <w:rPr>
+                <w:rFonts w:ascii="맑은 고딕" w:cs="맑은 고딕" w:eastAsia="맑은 고딕" w:hAnsi="맑은 고딕"/>
+                <w:b w:val="false"/>
+                <w:bCs w:val="false"/>
+                <w:color w:val="222222"/>
+                <w:sz w:val="19"/>
+                <w:szCs w:val="19"/>
+              </w:rPr>
+              <w:t xml:space="preserve">수업에서 받은 키는 내 계정에서 새 키·한도를 만들 수 없음</w:t>
+            </w:r>
+          </w:p>
+        </w:tc>
+        <w:tc>
+          <w:tcPr>
+            <w:tcW w:type="dxa" w:w="3120"/>
+            <w:tcBorders>
+              <w:top w:val="single" w:color="BFBFBF" w:sz="4"/>
+              <w:left w:val="single" w:color="BFBFBF" w:sz="4"/>
+              <w:bottom w:val="single" w:color="BFBFBF" w:sz="4"/>
+              <w:right w:val="single" w:color="BFBFBF" w:sz="4"/>
+            </w:tcBorders>
+            <w:tcMar>
+              <w:top w:type="dxa" w:w="60"/>
+              <w:left w:type="dxa" w:w="100"/>
+              <w:bottom w:type="dxa" w:w="60"/>
+              <w:right w:type="dxa" w:w="100"/>
+            </w:tcMar>
+          </w:tcPr>
+          <w:p>
+            <w:pPr>
+              <w:spacing w:after="0" w:line="264"/>
+            </w:pPr>
+            <w:r>
+              <w:rPr>
+                <w:rFonts w:ascii="맑은 고딕" w:cs="맑은 고딕" w:eastAsia="맑은 고딕" w:hAnsi="맑은 고딕"/>
+                <w:b w:val="false"/>
+                <w:bCs w:val="false"/>
+                <w:color w:val="222222"/>
+                <w:sz w:val="19"/>
+                <w:szCs w:val="19"/>
+              </w:rPr>
+              <w:t xml:space="preserve">시크릿 이름·권한만 환경별로 분리하고 한계를 기록. 필요하면 내 계정에 소액 충전해 키를 따로 발급</w:t>
+            </w:r>
+          </w:p>
+        </w:tc>
+      </w:tr>
+      <w:tr>
+        <w:trPr>
+          <w:cantSplit/>
+        </w:trPr>
+        <w:tc>
+          <w:tcPr>
+            <w:tcW w:type="dxa" w:w="3120"/>
+            <w:tcBorders>
+              <w:top w:val="single" w:color="BFBFBF" w:sz="4"/>
+              <w:left w:val="single" w:color="BFBFBF" w:sz="4"/>
+              <w:bottom w:val="single" w:color="BFBFBF" w:sz="4"/>
+              <w:right w:val="single" w:color="BFBFBF" w:sz="4"/>
+            </w:tcBorders>
+            <w:shd w:fill="F2F5FA" w:color="auto" w:val="clear"/>
+            <w:tcMar>
+              <w:top w:type="dxa" w:w="60"/>
+              <w:left w:type="dxa" w:w="100"/>
+              <w:bottom w:type="dxa" w:w="60"/>
+              <w:right w:type="dxa" w:w="100"/>
+            </w:tcMar>
+          </w:tcPr>
+          <w:p>
+            <w:pPr>
+              <w:spacing w:after="0" w:line="264"/>
+            </w:pPr>
+            <w:r>
+              <w:rPr>
+                <w:rFonts w:ascii="맑은 고딕" w:cs="맑은 고딕" w:eastAsia="맑은 고딕" w:hAnsi="맑은 고딕"/>
+                <w:b w:val="false"/>
+                <w:bCs w:val="false"/>
+                <w:color w:val="222222"/>
+                <w:sz w:val="19"/>
+                <w:szCs w:val="19"/>
+              </w:rPr>
+              <w:t xml:space="preserve">저장소 변수 </w:t>
+            </w:r>
+            <w:r>
+              <w:rPr>
+                <w:rFonts w:ascii="Consolas" w:cs="Consolas" w:eastAsia="Consolas" w:hAnsi="Consolas"/>
+                <w:b w:val="false"/>
+                <w:bCs w:val="false"/>
+                <w:color w:val="B02A4A"/>
+                <w:sz w:val="19"/>
+                <w:szCs w:val="19"/>
+              </w:rPr>
+              <w:t xml:space="preserve">BUILD_SA</w:t>
+            </w:r>
+            <w:r>
+              <w:rPr>
+                <w:rFonts w:ascii="맑은 고딕" w:cs="맑은 고딕" w:eastAsia="맑은 고딕" w:hAnsi="맑은 고딕"/>
+                <w:b w:val="false"/>
+                <w:bCs w:val="false"/>
+                <w:color w:val="222222"/>
+                <w:sz w:val="19"/>
+                <w:szCs w:val="19"/>
+              </w:rPr>
+              <w:t xml:space="preserve">가 없다고 느껴짐</w:t>
+            </w:r>
+          </w:p>
+        </w:tc>
+        <w:tc>
+          <w:tcPr>
+            <w:tcW w:type="dxa" w:w="3120"/>
+            <w:tcBorders>
+              <w:top w:val="single" w:color="BFBFBF" w:sz="4"/>
+              <w:left w:val="single" w:color="BFBFBF" w:sz="4"/>
+              <w:bottom w:val="single" w:color="BFBFBF" w:sz="4"/>
+              <w:right w:val="single" w:color="BFBFBF" w:sz="4"/>
+            </w:tcBorders>
+            <w:shd w:fill="F2F5FA" w:color="auto" w:val="clear"/>
+            <w:tcMar>
+              <w:top w:type="dxa" w:w="60"/>
+              <w:left w:type="dxa" w:w="100"/>
+              <w:bottom w:type="dxa" w:w="60"/>
+              <w:right w:type="dxa" w:w="100"/>
+            </w:tcMar>
+          </w:tcPr>
+          <w:p>
+            <w:pPr>
+              <w:spacing w:after="0" w:line="264"/>
+            </w:pPr>
+            <w:r>
+              <w:rPr>
+                <w:rFonts w:ascii="맑은 고딕" w:cs="맑은 고딕" w:eastAsia="맑은 고딕" w:hAnsi="맑은 고딕"/>
+                <w:b w:val="false"/>
+                <w:bCs w:val="false"/>
+                <w:color w:val="222222"/>
+                <w:sz w:val="19"/>
+                <w:szCs w:val="19"/>
+              </w:rPr>
+              <w:t xml:space="preserve">교재는 변수 5개라 하지만 이 템플릿은 쓰지 않음</w:t>
+            </w:r>
+          </w:p>
+        </w:tc>
+        <w:tc>
+          <w:tcPr>
+            <w:tcW w:type="dxa" w:w="3120"/>
+            <w:tcBorders>
+              <w:top w:val="single" w:color="BFBFBF" w:sz="4"/>
+              <w:left w:val="single" w:color="BFBFBF" w:sz="4"/>
+              <w:bottom w:val="single" w:color="BFBFBF" w:sz="4"/>
+              <w:right w:val="single" w:color="BFBFBF" w:sz="4"/>
+            </w:tcBorders>
+            <w:shd w:fill="F2F5FA" w:color="auto" w:val="clear"/>
+            <w:tcMar>
+              <w:top w:type="dxa" w:w="60"/>
+              <w:left w:type="dxa" w:w="100"/>
+              <w:bottom w:type="dxa" w:w="60"/>
+              <w:right w:type="dxa" w:w="100"/>
+            </w:tcMar>
+          </w:tcPr>
+          <w:p>
+            <w:pPr>
+              <w:spacing w:after="0" w:line="264"/>
+            </w:pPr>
+            <w:r>
+              <w:rPr>
+                <w:rFonts w:ascii="맑은 고딕" w:cs="맑은 고딕" w:eastAsia="맑은 고딕" w:hAnsi="맑은 고딕"/>
+                <w:b w:val="false"/>
+                <w:bCs w:val="false"/>
+                <w:color w:val="222222"/>
+                <w:sz w:val="19"/>
+                <w:szCs w:val="19"/>
+              </w:rPr>
+              <w:t xml:space="preserve">템플릿 </w:t>
+            </w:r>
+            <w:r>
+              <w:rPr>
+                <w:rFonts w:ascii="Consolas" w:cs="Consolas" w:eastAsia="Consolas" w:hAnsi="Consolas"/>
+                <w:b w:val="false"/>
+                <w:bCs w:val="false"/>
+                <w:color w:val="B02A4A"/>
+                <w:sz w:val="19"/>
+                <w:szCs w:val="19"/>
+              </w:rPr>
+              <w:t xml:space="preserve">deploy-envs.yml</w:t>
+            </w:r>
+            <w:r>
+              <w:rPr>
+                <w:rFonts w:ascii="맑은 고딕" w:cs="맑은 고딕" w:eastAsia="맑은 고딕" w:hAnsi="맑은 고딕"/>
+                <w:b w:val="false"/>
+                <w:bCs w:val="false"/>
+                <w:color w:val="222222"/>
+                <w:sz w:val="19"/>
+                <w:szCs w:val="19"/>
+              </w:rPr>
+              <w:t xml:space="preserve">에 </w:t>
+            </w:r>
+            <w:r>
+              <w:rPr>
+                <w:rFonts w:ascii="Consolas" w:cs="Consolas" w:eastAsia="Consolas" w:hAnsi="Consolas"/>
+                <w:b w:val="false"/>
+                <w:bCs w:val="false"/>
+                <w:color w:val="B02A4A"/>
+                <w:sz w:val="19"/>
+                <w:szCs w:val="19"/>
+              </w:rPr>
+              <w:t xml:space="preserve">BUILD_SA</w:t>
+            </w:r>
+            <w:r>
+              <w:rPr>
+                <w:rFonts w:ascii="맑은 고딕" w:cs="맑은 고딕" w:eastAsia="맑은 고딕" w:hAnsi="맑은 고딕"/>
+                <w:b w:val="false"/>
+                <w:bCs w:val="false"/>
+                <w:color w:val="222222"/>
+                <w:sz w:val="19"/>
+                <w:szCs w:val="19"/>
+              </w:rPr>
+              <w:t xml:space="preserve">가 없으면 그대로 진행</w:t>
+            </w:r>
+          </w:p>
+        </w:tc>
+      </w:tr>
     </w:tbl>
     <w:p>
       <w:pPr>
@@ -31834,7 +36598,7 @@
                 <w:sz w:val="19"/>
                 <w:szCs w:val="19"/>
               </w:rPr>
-              <w:t xml:space="preserve">필수 상태 체크(`test`)</w:t>
+              <w:t xml:space="preserve">필수 상태 체크(test)</w:t>
             </w:r>
           </w:p>
         </w:tc>
@@ -33344,6 +38108,71 @@
     </w:p>
     <w:p>
       <w:pPr>
+        <w:pStyle w:val="ListParagraph"/>
+        <w:numPr>
+          <w:ilvl w:val="0"/>
+          <w:numId w:val="2"/>
+        </w:numPr>
+        <w:spacing w:after="60" w:line="288"/>
+      </w:pPr>
+      <w:r>
+        <w:rPr>
+          <w:rFonts w:ascii="맑은 고딕" w:cs="맑은 고딕" w:eastAsia="맑은 고딕" w:hAnsi="맑은 고딕"/>
+          <w:b w:val="false"/>
+          <w:bCs w:val="false"/>
+          <w:color w:val="222222"/>
+          <w:sz w:val="21"/>
+          <w:szCs w:val="21"/>
+        </w:rPr>
+        <w:t xml:space="preserve">교안 명령을 그대로 재현해서 템플릿·교재의 차이(</w:t>
+      </w:r>
+      <w:r>
+        <w:rPr>
+          <w:rFonts w:ascii="Consolas" w:cs="Consolas" w:eastAsia="Consolas" w:hAnsi="Consolas"/>
+          <w:b w:val="false"/>
+          <w:bCs w:val="false"/>
+          <w:color w:val="B02A4A"/>
+          <w:sz w:val="21"/>
+          <w:szCs w:val="21"/>
+        </w:rPr>
+        <w:t xml:space="preserve">pytest.ini</w:t>
+      </w:r>
+      <w:r>
+        <w:rPr>
+          <w:rFonts w:ascii="맑은 고딕" w:cs="맑은 고딕" w:eastAsia="맑은 고딕" w:hAnsi="맑은 고딕"/>
+          <w:b w:val="false"/>
+          <w:bCs w:val="false"/>
+          <w:color w:val="222222"/>
+          <w:sz w:val="21"/>
+          <w:szCs w:val="21"/>
+        </w:rPr>
+        <w:t xml:space="preserve">, </w:t>
+      </w:r>
+      <w:r>
+        <w:rPr>
+          <w:rFonts w:ascii="Consolas" w:cs="Consolas" w:eastAsia="Consolas" w:hAnsi="Consolas"/>
+          <w:b w:val="false"/>
+          <w:bCs w:val="false"/>
+          <w:color w:val="B02A4A"/>
+          <w:sz w:val="21"/>
+          <w:szCs w:val="21"/>
+        </w:rPr>
+        <w:t xml:space="preserve">BUILD_SA</w:t>
+      </w:r>
+      <w:r>
+        <w:rPr>
+          <w:rFonts w:ascii="맑은 고딕" w:cs="맑은 고딕" w:eastAsia="맑은 고딕" w:hAnsi="맑은 고딕"/>
+          <w:b w:val="false"/>
+          <w:bCs w:val="false"/>
+          <w:color w:val="222222"/>
+          <w:sz w:val="21"/>
+          <w:szCs w:val="21"/>
+        </w:rPr>
+        <w:t xml:space="preserve">, 비공개 저장소의 유료 기능)를 직접 찾아낼 수 있다.</w:t>
+      </w:r>
+    </w:p>
+    <w:p>
+      <w:pPr>
         <w:pStyle w:val="Heading2"/>
         <w:spacing w:after="120" w:before="260"/>
       </w:pPr>
@@ -33942,7 +38771,29 @@
           <w:sz w:val="21"/>
           <w:szCs w:val="21"/>
         </w:rPr>
-        <w:t xml:space="preserve">Q2. 템플릿의 `test_reminder_is_saved_with_timezone`은 약속 시각에서 시간대를 빼는 패치를 넣은 뒤에도 통과했습니다. 이 테스트를 버그를 잡는 테스트로 바꾸려면 무엇을 확인하게 해야 할까요?</w:t>
+        <w:t xml:space="preserve">Q2. 템플릿의 </w:t>
+      </w:r>
+      <w:r>
+        <w:rPr>
+          <w:rFonts w:ascii="Consolas" w:cs="Consolas" w:eastAsia="Consolas" w:hAnsi="Consolas"/>
+          <w:b/>
+          <w:bCs/>
+          <w:color w:val="B02A4A"/>
+          <w:sz w:val="21"/>
+          <w:szCs w:val="21"/>
+        </w:rPr>
+        <w:t xml:space="preserve">test_reminder_is_saved_with_timezone</w:t>
+      </w:r>
+      <w:r>
+        <w:rPr>
+          <w:rFonts w:ascii="맑은 고딕" w:cs="맑은 고딕" w:eastAsia="맑은 고딕" w:hAnsi="맑은 고딕"/>
+          <w:b/>
+          <w:bCs/>
+          <w:color w:val="222222"/>
+          <w:sz w:val="21"/>
+          <w:szCs w:val="21"/>
+        </w:rPr>
+        <w:t xml:space="preserve">은 약속 시각에서 시간대를 빼는 패치를 넣은 뒤에도 통과했습니다. 이 테스트를 버그를 잡는 테스트로 바꾸려면 무엇을 확인하게 해야 할까요?</w:t>
       </w:r>
     </w:p>
     <w:p>
@@ -34017,7 +38868,73 @@
           <w:sz w:val="21"/>
           <w:szCs w:val="21"/>
         </w:rPr>
-        <w:t xml:space="preserve">Q3. `staging` 브랜치에 머지한 변경이 `friend-agent-staging`에만 배포되고 `friend-agent`에는 배포되지 않은 이유로 가장 알맞은 것은?</w:t>
+        <w:t xml:space="preserve">Q3. </w:t>
+      </w:r>
+      <w:r>
+        <w:rPr>
+          <w:rFonts w:ascii="Consolas" w:cs="Consolas" w:eastAsia="Consolas" w:hAnsi="Consolas"/>
+          <w:b/>
+          <w:bCs/>
+          <w:color w:val="B02A4A"/>
+          <w:sz w:val="21"/>
+          <w:szCs w:val="21"/>
+        </w:rPr>
+        <w:t xml:space="preserve">staging</w:t>
+      </w:r>
+      <w:r>
+        <w:rPr>
+          <w:rFonts w:ascii="맑은 고딕" w:cs="맑은 고딕" w:eastAsia="맑은 고딕" w:hAnsi="맑은 고딕"/>
+          <w:b/>
+          <w:bCs/>
+          <w:color w:val="222222"/>
+          <w:sz w:val="21"/>
+          <w:szCs w:val="21"/>
+        </w:rPr>
+        <w:t xml:space="preserve"> 브랜치에 머지한 변경이 </w:t>
+      </w:r>
+      <w:r>
+        <w:rPr>
+          <w:rFonts w:ascii="Consolas" w:cs="Consolas" w:eastAsia="Consolas" w:hAnsi="Consolas"/>
+          <w:b/>
+          <w:bCs/>
+          <w:color w:val="B02A4A"/>
+          <w:sz w:val="21"/>
+          <w:szCs w:val="21"/>
+        </w:rPr>
+        <w:t xml:space="preserve">friend-agent-staging</w:t>
+      </w:r>
+      <w:r>
+        <w:rPr>
+          <w:rFonts w:ascii="맑은 고딕" w:cs="맑은 고딕" w:eastAsia="맑은 고딕" w:hAnsi="맑은 고딕"/>
+          <w:b/>
+          <w:bCs/>
+          <w:color w:val="222222"/>
+          <w:sz w:val="21"/>
+          <w:szCs w:val="21"/>
+        </w:rPr>
+        <w:t xml:space="preserve">에만 배포되고 </w:t>
+      </w:r>
+      <w:r>
+        <w:rPr>
+          <w:rFonts w:ascii="Consolas" w:cs="Consolas" w:eastAsia="Consolas" w:hAnsi="Consolas"/>
+          <w:b/>
+          <w:bCs/>
+          <w:color w:val="B02A4A"/>
+          <w:sz w:val="21"/>
+          <w:szCs w:val="21"/>
+        </w:rPr>
+        <w:t xml:space="preserve">friend-agent</w:t>
+      </w:r>
+      <w:r>
+        <w:rPr>
+          <w:rFonts w:ascii="맑은 고딕" w:cs="맑은 고딕" w:eastAsia="맑은 고딕" w:hAnsi="맑은 고딕"/>
+          <w:b/>
+          <w:bCs/>
+          <w:color w:val="222222"/>
+          <w:sz w:val="21"/>
+          <w:szCs w:val="21"/>
+        </w:rPr>
+        <w:t xml:space="preserve">에는 배포되지 않은 이유로 가장 알맞은 것은?</w:t>
       </w:r>
     </w:p>
     <w:p>
@@ -34114,7 +39031,29 @@
           <w:sz w:val="21"/>
           <w:szCs w:val="21"/>
         </w:rPr>
-        <w:t xml:space="preserve">Q4. 로컬에서 그냥 `pytest`를 돌리면 통과하던 시간대 변경이 CI에서는 실패했습니다. 가장 알맞은 이유는?</w:t>
+        <w:t xml:space="preserve">Q4. 로컬에서 그냥 </w:t>
+      </w:r>
+      <w:r>
+        <w:rPr>
+          <w:rFonts w:ascii="Consolas" w:cs="Consolas" w:eastAsia="Consolas" w:hAnsi="Consolas"/>
+          <w:b/>
+          <w:bCs/>
+          <w:color w:val="B02A4A"/>
+          <w:sz w:val="21"/>
+          <w:szCs w:val="21"/>
+        </w:rPr>
+        <w:t xml:space="preserve">pytest</w:t>
+      </w:r>
+      <w:r>
+        <w:rPr>
+          <w:rFonts w:ascii="맑은 고딕" w:cs="맑은 고딕" w:eastAsia="맑은 고딕" w:hAnsi="맑은 고딕"/>
+          <w:b/>
+          <w:bCs/>
+          <w:color w:val="222222"/>
+          <w:sz w:val="21"/>
+          <w:szCs w:val="21"/>
+        </w:rPr>
+        <w:t xml:space="preserve">를 돌리면 통과하던 시간대 변경이 CI에서는 실패했습니다. 가장 알맞은 이유는?</w:t>
       </w:r>
     </w:p>
     <w:p>
@@ -34383,7 +39322,29 @@
           <w:sz w:val="21"/>
           <w:szCs w:val="21"/>
         </w:rPr>
-        <w:t xml:space="preserve">staging의 `/version` 커밋</w:t>
+        <w:t xml:space="preserve">staging의 </w:t>
+      </w:r>
+      <w:r>
+        <w:rPr>
+          <w:rFonts w:ascii="Consolas" w:cs="Consolas" w:eastAsia="Consolas" w:hAnsi="Consolas"/>
+          <w:b/>
+          <w:bCs/>
+          <w:color w:val="B02A4A"/>
+          <w:sz w:val="21"/>
+          <w:szCs w:val="21"/>
+        </w:rPr>
+        <w:t xml:space="preserve">/version</w:t>
+      </w:r>
+      <w:r>
+        <w:rPr>
+          <w:rFonts w:ascii="맑은 고딕" w:cs="맑은 고딕" w:eastAsia="맑은 고딕" w:hAnsi="맑은 고딕"/>
+          <w:b/>
+          <w:bCs/>
+          <w:color w:val="222222"/>
+          <w:sz w:val="21"/>
+          <w:szCs w:val="21"/>
+        </w:rPr>
+        <w:t xml:space="preserve"> 커밋</w:t>
       </w:r>
       <w:r>
         <w:rPr>
@@ -34448,7 +39409,29 @@
           <w:sz w:val="21"/>
           <w:szCs w:val="21"/>
         </w:rPr>
-        <w:t xml:space="preserve">Q8. staging 서비스를 만들 때 `--update-secrets` 값에서 반드시 확인할 것은?</w:t>
+        <w:t xml:space="preserve">Q8. staging 서비스를 만들 때 </w:t>
+      </w:r>
+      <w:r>
+        <w:rPr>
+          <w:rFonts w:ascii="Consolas" w:cs="Consolas" w:eastAsia="Consolas" w:hAnsi="Consolas"/>
+          <w:b/>
+          <w:bCs/>
+          <w:color w:val="B02A4A"/>
+          <w:sz w:val="21"/>
+          <w:szCs w:val="21"/>
+        </w:rPr>
+        <w:t xml:space="preserve">--update-secrets</w:t>
+      </w:r>
+      <w:r>
+        <w:rPr>
+          <w:rFonts w:ascii="맑은 고딕" w:cs="맑은 고딕" w:eastAsia="맑은 고딕" w:hAnsi="맑은 고딕"/>
+          <w:b/>
+          <w:bCs/>
+          <w:color w:val="222222"/>
+          <w:sz w:val="21"/>
+          <w:szCs w:val="21"/>
+        </w:rPr>
+        <w:t xml:space="preserve"> 값에서 반드시 확인할 것은?</w:t>
       </w:r>
     </w:p>
     <w:p>
